--- a/yago_ionv/manuscript_strobe.docx
+++ b/yago_ionv/manuscript_strobe.docx
@@ -83,7 +83,7 @@
     </w:p>
     <w:p>
       <w:r>
-        <w:t>制吐薬（広義）によるIONV発生率は単胎群17.7%、双胎群17.0%であり有意差を認めなかった（調整済みオッズ比[aOR] 0.92, 95%信頼区間[CI] 0.67–1.27, P = 0.624）。一方、制吐薬（狭義：5-HT3拮抗薬）では単胎群0.9%に対し双胎群2.3%と有意に高率であった（aOR 3.18, 95%CI 1.38–7.36, P = 0.007）。共変量感度分析でも結果は頑健であった。</w:t>
+        <w:t>制吐薬（広義）によるIONV発生率は単胎群17.7%、双胎群17.0%であり有意差を認めなかった（調整済みオッズ比[aOR] 0.92, 95%信頼区間[CI] 0.67–1.27, P = 0.624）。一方、制吐薬（狭義：5-HT3拮抗薬）では単胎群0.9%に対し双胎群2.3%と有意に高率であった（aOR 3.18, 95%CI 1.38–7.36, P = 0.007）。共変量感度分析、緊急帝王切開の層別解析、および10,000回の層別ブートストラップ検証でも結果は頑健であった。</w:t>
       </w:r>
     </w:p>
     <w:p>
@@ -416,6 +416,27 @@
     </w:p>
     <w:p>
       <w:r>
+        <w:t>さらに、緊急帝王切開が効果修飾因子となりうるかを検証するため、予定手術のみ（緊急除外）、緊急手術のみのサブグループ解析を実施した。また、緊急帝王切開と双胎の交互作用項をモデルに追加した交互作用解析も行った。</w:t>
+      </w:r>
+    </w:p>
+    <w:p>
+      <w:pPr>
+        <w:pStyle w:val="Heading2"/>
+      </w:pPr>
+      <w:r>
+        <w:rPr>
+          <w:color w:val="000000"/>
+        </w:rPr>
+        <w:t>ブートストラップ検証（STROBE項目13）</w:t>
+      </w:r>
+    </w:p>
+    <w:p>
+      <w:r>
+        <w:t>単胎・双胎間の症例数比が約8:1と不均衡であったため、ロジスティック回帰の信頼区間推定の頑健性を検証する目的で層別ブートストラップ法を実施した。各リサンプルにおいて単胎群と双胎群を別々にリサンプリングした後に結合し、群比率を維持した（層別リサンプリング）。10,000回のリサンプリングを行い、パーセンタイル法およびBCa法（bias-corrected and accelerated）による95%信頼区間を算出した。BCa法のバイアス補正因子z0はブートストラップ分布の中央値偏差から、加速度因子aはジャックナイフ法により推定した。</w:t>
+      </w:r>
+    </w:p>
+    <w:p>
+      <w:r>
         <w:t>統計解析はPython 3.12（scipy 1.14, statsmodels 0.14）を用い、有意水準は両側5%とした。</w:t>
       </w:r>
     </w:p>
@@ -3751,6 +3772,1720 @@
       </w:r>
     </w:p>
     <w:p>
+      <w:pPr>
+        <w:pStyle w:val="Heading2"/>
+      </w:pPr>
+      <w:r>
+        <w:rPr>
+          <w:color w:val="000000"/>
+        </w:rPr>
+        <w:t>緊急帝王切開の感度分析（STROBE項目18）</w:t>
+      </w:r>
+    </w:p>
+    <w:p>
+      <w:r>
+        <w:t>緊急帝王切開が双胎のIONV効果を修飾する可能性を検証するため、予定手術のみ（n=1,736、単胎1,515例、双胎221例）および緊急手術のみ（n=1,452、単胎1,331例、双胎121例）のサブグループ解析を実施した（Table 5）。</w:t>
+      </w:r>
+    </w:p>
+    <w:p>
+      <w:r>
+        <w:t>予定手術のみでは、制吐薬（狭義）主要評価項目でaOR 8.99（95%CI 2.50–32.29, P &lt; 0.001）と効果量が大幅に増大し、副次評価項目も有意となった（aOR 8.39, 95%CI 1.21–58.18, P = 0.031）。一方、緊急手術のみでは双胎効果は完全に消失した（狭義主要 aOR 0.95, P = 0.958）。</w:t>
+      </w:r>
+    </w:p>
+    <w:p>
+      <w:r>
+        <w:t>興味深いことに、予定手術のみでは制吐薬（広義）主要評価項目で双胎群の方が有意に低率であった（18.5% vs 14.0%, aOR 0.64, P = 0.047）。交互作用解析では、制吐薬（広義）主要評価項目で緊急×双胎の有意な交互作用を認めた（交互作用OR 2.05, P = 0.023）。</w:t>
+      </w:r>
+    </w:p>
+    <w:p>
+      <w:r>
+        <w:rPr>
+          <w:b/>
+        </w:rPr>
+        <w:t>Table 5. 緊急帝王切開の感度分析</w:t>
+      </w:r>
+    </w:p>
+    <w:tbl>
+      <w:tblPr>
+        <w:tblStyle w:val="LightShading-Accent1"/>
+        <w:tblW w:type="auto" w:w="0"/>
+        <w:jc w:val="center"/>
+        <w:tblLook w:firstColumn="1" w:firstRow="1" w:lastColumn="0" w:lastRow="0" w:noHBand="0" w:noVBand="1" w:val="04A0"/>
+      </w:tblPr>
+      <w:tblGrid>
+        <w:gridCol w:w="1234"/>
+        <w:gridCol w:w="1234"/>
+        <w:gridCol w:w="1234"/>
+        <w:gridCol w:w="1234"/>
+        <w:gridCol w:w="1234"/>
+        <w:gridCol w:w="1234"/>
+        <w:gridCol w:w="1234"/>
+      </w:tblGrid>
+      <w:tr>
+        <w:tc>
+          <w:tcPr>
+            <w:tcW w:type="dxa" w:w="1234"/>
+          </w:tcPr>
+          <w:p>
+            <w:r>
+              <w:rPr>
+                <w:b/>
+                <w:sz w:val="16"/>
+              </w:rPr>
+              <w:t>サブグループ</w:t>
+            </w:r>
+          </w:p>
+        </w:tc>
+        <w:tc>
+          <w:tcPr>
+            <w:tcW w:type="dxa" w:w="1234"/>
+          </w:tcPr>
+          <w:p>
+            <w:r>
+              <w:rPr>
+                <w:b/>
+                <w:sz w:val="16"/>
+              </w:rPr>
+              <w:t>評価項目</w:t>
+            </w:r>
+          </w:p>
+        </w:tc>
+        <w:tc>
+          <w:tcPr>
+            <w:tcW w:type="dxa" w:w="1234"/>
+          </w:tcPr>
+          <w:p>
+            <w:r>
+              <w:rPr>
+                <w:b/>
+                <w:sz w:val="16"/>
+              </w:rPr>
+              <w:t>単胎</w:t>
+            </w:r>
+          </w:p>
+        </w:tc>
+        <w:tc>
+          <w:tcPr>
+            <w:tcW w:type="dxa" w:w="1234"/>
+          </w:tcPr>
+          <w:p>
+            <w:r>
+              <w:rPr>
+                <w:b/>
+                <w:sz w:val="16"/>
+              </w:rPr>
+              <w:t>双胎</w:t>
+            </w:r>
+          </w:p>
+        </w:tc>
+        <w:tc>
+          <w:tcPr>
+            <w:tcW w:type="dxa" w:w="1234"/>
+          </w:tcPr>
+          <w:p>
+            <w:r>
+              <w:rPr>
+                <w:b/>
+                <w:sz w:val="16"/>
+              </w:rPr>
+              <w:t>aOR</w:t>
+            </w:r>
+          </w:p>
+        </w:tc>
+        <w:tc>
+          <w:tcPr>
+            <w:tcW w:type="dxa" w:w="1234"/>
+          </w:tcPr>
+          <w:p>
+            <w:r>
+              <w:rPr>
+                <w:b/>
+                <w:sz w:val="16"/>
+              </w:rPr>
+              <w:t>95% CI</w:t>
+            </w:r>
+          </w:p>
+        </w:tc>
+        <w:tc>
+          <w:tcPr>
+            <w:tcW w:type="dxa" w:w="1234"/>
+          </w:tcPr>
+          <w:p>
+            <w:r>
+              <w:rPr>
+                <w:b/>
+                <w:sz w:val="16"/>
+              </w:rPr>
+              <w:t>P値</w:t>
+            </w:r>
+          </w:p>
+        </w:tc>
+      </w:tr>
+      <w:tr>
+        <w:tc>
+          <w:tcPr>
+            <w:tcW w:type="dxa" w:w="1234"/>
+          </w:tcPr>
+          <w:p>
+            <w:r>
+              <w:rPr>
+                <w:sz w:val="16"/>
+              </w:rPr>
+              <w:t>予定手術のみ</w:t>
+            </w:r>
+          </w:p>
+        </w:tc>
+        <w:tc>
+          <w:tcPr>
+            <w:tcW w:type="dxa" w:w="1234"/>
+          </w:tcPr>
+          <w:p>
+            <w:r>
+              <w:rPr>
+                <w:sz w:val="16"/>
+              </w:rPr>
+              <w:t>広義 主要</w:t>
+            </w:r>
+          </w:p>
+        </w:tc>
+        <w:tc>
+          <w:tcPr>
+            <w:tcW w:type="dxa" w:w="1234"/>
+          </w:tcPr>
+          <w:p>
+            <w:r>
+              <w:rPr>
+                <w:sz w:val="16"/>
+              </w:rPr>
+              <w:t>18.5%</w:t>
+            </w:r>
+          </w:p>
+        </w:tc>
+        <w:tc>
+          <w:tcPr>
+            <w:tcW w:type="dxa" w:w="1234"/>
+          </w:tcPr>
+          <w:p>
+            <w:r>
+              <w:rPr>
+                <w:sz w:val="16"/>
+              </w:rPr>
+              <w:t>14.0%</w:t>
+            </w:r>
+          </w:p>
+        </w:tc>
+        <w:tc>
+          <w:tcPr>
+            <w:tcW w:type="dxa" w:w="1234"/>
+          </w:tcPr>
+          <w:p>
+            <w:r>
+              <w:rPr>
+                <w:sz w:val="16"/>
+              </w:rPr>
+              <w:t>0.64</w:t>
+            </w:r>
+          </w:p>
+        </w:tc>
+        <w:tc>
+          <w:tcPr>
+            <w:tcW w:type="dxa" w:w="1234"/>
+          </w:tcPr>
+          <w:p>
+            <w:r>
+              <w:rPr>
+                <w:sz w:val="16"/>
+              </w:rPr>
+              <w:t>0.41–0.99</w:t>
+            </w:r>
+          </w:p>
+        </w:tc>
+        <w:tc>
+          <w:tcPr>
+            <w:tcW w:type="dxa" w:w="1234"/>
+          </w:tcPr>
+          <w:p>
+            <w:r>
+              <w:rPr>
+                <w:sz w:val="16"/>
+              </w:rPr>
+              <w:t>0.047</w:t>
+            </w:r>
+          </w:p>
+        </w:tc>
+      </w:tr>
+      <w:tr>
+        <w:tc>
+          <w:tcPr>
+            <w:tcW w:type="dxa" w:w="1234"/>
+          </w:tcPr>
+          <w:p>
+            <w:r>
+              <w:rPr>
+                <w:sz w:val="16"/>
+              </w:rPr>
+            </w:r>
+          </w:p>
+        </w:tc>
+        <w:tc>
+          <w:tcPr>
+            <w:tcW w:type="dxa" w:w="1234"/>
+          </w:tcPr>
+          <w:p>
+            <w:r>
+              <w:rPr>
+                <w:sz w:val="16"/>
+              </w:rPr>
+              <w:t>広義 副次</w:t>
+            </w:r>
+          </w:p>
+        </w:tc>
+        <w:tc>
+          <w:tcPr>
+            <w:tcW w:type="dxa" w:w="1234"/>
+          </w:tcPr>
+          <w:p>
+            <w:r>
+              <w:rPr>
+                <w:sz w:val="16"/>
+              </w:rPr>
+              <w:t>2.4%</w:t>
+            </w:r>
+          </w:p>
+        </w:tc>
+        <w:tc>
+          <w:tcPr>
+            <w:tcW w:type="dxa" w:w="1234"/>
+          </w:tcPr>
+          <w:p>
+            <w:r>
+              <w:rPr>
+                <w:sz w:val="16"/>
+              </w:rPr>
+              <w:t>1.8%</w:t>
+            </w:r>
+          </w:p>
+        </w:tc>
+        <w:tc>
+          <w:tcPr>
+            <w:tcW w:type="dxa" w:w="1234"/>
+          </w:tcPr>
+          <w:p>
+            <w:r>
+              <w:rPr>
+                <w:sz w:val="16"/>
+              </w:rPr>
+              <w:t>0.83</w:t>
+            </w:r>
+          </w:p>
+        </w:tc>
+        <w:tc>
+          <w:tcPr>
+            <w:tcW w:type="dxa" w:w="1234"/>
+          </w:tcPr>
+          <w:p>
+            <w:r>
+              <w:rPr>
+                <w:sz w:val="16"/>
+              </w:rPr>
+              <w:t>0.28–2.47</w:t>
+            </w:r>
+          </w:p>
+        </w:tc>
+        <w:tc>
+          <w:tcPr>
+            <w:tcW w:type="dxa" w:w="1234"/>
+          </w:tcPr>
+          <w:p>
+            <w:r>
+              <w:rPr>
+                <w:sz w:val="16"/>
+              </w:rPr>
+              <w:t>0.735</w:t>
+            </w:r>
+          </w:p>
+        </w:tc>
+      </w:tr>
+      <w:tr>
+        <w:tc>
+          <w:tcPr>
+            <w:tcW w:type="dxa" w:w="1234"/>
+          </w:tcPr>
+          <w:p>
+            <w:r>
+              <w:rPr>
+                <w:sz w:val="16"/>
+              </w:rPr>
+            </w:r>
+          </w:p>
+        </w:tc>
+        <w:tc>
+          <w:tcPr>
+            <w:tcW w:type="dxa" w:w="1234"/>
+          </w:tcPr>
+          <w:p>
+            <w:r>
+              <w:rPr>
+                <w:sz w:val="16"/>
+              </w:rPr>
+              <w:t>狭義 主要</w:t>
+            </w:r>
+          </w:p>
+        </w:tc>
+        <w:tc>
+          <w:tcPr>
+            <w:tcW w:type="dxa" w:w="1234"/>
+          </w:tcPr>
+          <w:p>
+            <w:r>
+              <w:rPr>
+                <w:sz w:val="16"/>
+              </w:rPr>
+              <w:t>0.8%</w:t>
+            </w:r>
+          </w:p>
+        </w:tc>
+        <w:tc>
+          <w:tcPr>
+            <w:tcW w:type="dxa" w:w="1234"/>
+          </w:tcPr>
+          <w:p>
+            <w:r>
+              <w:rPr>
+                <w:sz w:val="16"/>
+              </w:rPr>
+              <w:t>3.2%</w:t>
+            </w:r>
+          </w:p>
+        </w:tc>
+        <w:tc>
+          <w:tcPr>
+            <w:tcW w:type="dxa" w:w="1234"/>
+          </w:tcPr>
+          <w:p>
+            <w:r>
+              <w:rPr>
+                <w:sz w:val="16"/>
+              </w:rPr>
+              <w:t>8.99</w:t>
+            </w:r>
+          </w:p>
+        </w:tc>
+        <w:tc>
+          <w:tcPr>
+            <w:tcW w:type="dxa" w:w="1234"/>
+          </w:tcPr>
+          <w:p>
+            <w:r>
+              <w:rPr>
+                <w:sz w:val="16"/>
+              </w:rPr>
+              <w:t>2.50–32.29</w:t>
+            </w:r>
+          </w:p>
+        </w:tc>
+        <w:tc>
+          <w:tcPr>
+            <w:tcW w:type="dxa" w:w="1234"/>
+          </w:tcPr>
+          <w:p>
+            <w:r>
+              <w:rPr>
+                <w:sz w:val="16"/>
+              </w:rPr>
+              <w:t>&lt; 0.001</w:t>
+            </w:r>
+          </w:p>
+        </w:tc>
+      </w:tr>
+      <w:tr>
+        <w:tc>
+          <w:tcPr>
+            <w:tcW w:type="dxa" w:w="1234"/>
+          </w:tcPr>
+          <w:p>
+            <w:r>
+              <w:rPr>
+                <w:sz w:val="16"/>
+              </w:rPr>
+            </w:r>
+          </w:p>
+        </w:tc>
+        <w:tc>
+          <w:tcPr>
+            <w:tcW w:type="dxa" w:w="1234"/>
+          </w:tcPr>
+          <w:p>
+            <w:r>
+              <w:rPr>
+                <w:sz w:val="16"/>
+              </w:rPr>
+              <w:t>狭義 副次</w:t>
+            </w:r>
+          </w:p>
+        </w:tc>
+        <w:tc>
+          <w:tcPr>
+            <w:tcW w:type="dxa" w:w="1234"/>
+          </w:tcPr>
+          <w:p>
+            <w:r>
+              <w:rPr>
+                <w:sz w:val="16"/>
+              </w:rPr>
+              <w:t>0.3%</w:t>
+            </w:r>
+          </w:p>
+        </w:tc>
+        <w:tc>
+          <w:tcPr>
+            <w:tcW w:type="dxa" w:w="1234"/>
+          </w:tcPr>
+          <w:p>
+            <w:r>
+              <w:rPr>
+                <w:sz w:val="16"/>
+              </w:rPr>
+              <w:t>1.4%</w:t>
+            </w:r>
+          </w:p>
+        </w:tc>
+        <w:tc>
+          <w:tcPr>
+            <w:tcW w:type="dxa" w:w="1234"/>
+          </w:tcPr>
+          <w:p>
+            <w:r>
+              <w:rPr>
+                <w:sz w:val="16"/>
+              </w:rPr>
+              <w:t>8.39</w:t>
+            </w:r>
+          </w:p>
+        </w:tc>
+        <w:tc>
+          <w:tcPr>
+            <w:tcW w:type="dxa" w:w="1234"/>
+          </w:tcPr>
+          <w:p>
+            <w:r>
+              <w:rPr>
+                <w:sz w:val="16"/>
+              </w:rPr>
+              <w:t>1.21–58.18</w:t>
+            </w:r>
+          </w:p>
+        </w:tc>
+        <w:tc>
+          <w:tcPr>
+            <w:tcW w:type="dxa" w:w="1234"/>
+          </w:tcPr>
+          <w:p>
+            <w:r>
+              <w:rPr>
+                <w:sz w:val="16"/>
+              </w:rPr>
+              <w:t>0.031</w:t>
+            </w:r>
+          </w:p>
+        </w:tc>
+      </w:tr>
+      <w:tr>
+        <w:tc>
+          <w:tcPr>
+            <w:tcW w:type="dxa" w:w="1234"/>
+          </w:tcPr>
+          <w:p>
+            <w:r>
+              <w:rPr>
+                <w:sz w:val="16"/>
+              </w:rPr>
+              <w:t>緊急手術のみ</w:t>
+            </w:r>
+          </w:p>
+        </w:tc>
+        <w:tc>
+          <w:tcPr>
+            <w:tcW w:type="dxa" w:w="1234"/>
+          </w:tcPr>
+          <w:p>
+            <w:r>
+              <w:rPr>
+                <w:sz w:val="16"/>
+              </w:rPr>
+              <w:t>広義 主要</w:t>
+            </w:r>
+          </w:p>
+        </w:tc>
+        <w:tc>
+          <w:tcPr>
+            <w:tcW w:type="dxa" w:w="1234"/>
+          </w:tcPr>
+          <w:p>
+            <w:r>
+              <w:rPr>
+                <w:sz w:val="16"/>
+              </w:rPr>
+              <w:t>16.8%</w:t>
+            </w:r>
+          </w:p>
+        </w:tc>
+        <w:tc>
+          <w:tcPr>
+            <w:tcW w:type="dxa" w:w="1234"/>
+          </w:tcPr>
+          <w:p>
+            <w:r>
+              <w:rPr>
+                <w:sz w:val="16"/>
+              </w:rPr>
+              <w:t>22.3%</w:t>
+            </w:r>
+          </w:p>
+        </w:tc>
+        <w:tc>
+          <w:tcPr>
+            <w:tcW w:type="dxa" w:w="1234"/>
+          </w:tcPr>
+          <w:p>
+            <w:r>
+              <w:rPr>
+                <w:sz w:val="16"/>
+              </w:rPr>
+              <w:t>1.44</w:t>
+            </w:r>
+          </w:p>
+        </w:tc>
+        <w:tc>
+          <w:tcPr>
+            <w:tcW w:type="dxa" w:w="1234"/>
+          </w:tcPr>
+          <w:p>
+            <w:r>
+              <w:rPr>
+                <w:sz w:val="16"/>
+              </w:rPr>
+              <w:t>0.91–2.29</w:t>
+            </w:r>
+          </w:p>
+        </w:tc>
+        <w:tc>
+          <w:tcPr>
+            <w:tcW w:type="dxa" w:w="1234"/>
+          </w:tcPr>
+          <w:p>
+            <w:r>
+              <w:rPr>
+                <w:sz w:val="16"/>
+              </w:rPr>
+              <w:t>0.119</w:t>
+            </w:r>
+          </w:p>
+        </w:tc>
+      </w:tr>
+      <w:tr>
+        <w:tc>
+          <w:tcPr>
+            <w:tcW w:type="dxa" w:w="1234"/>
+          </w:tcPr>
+          <w:p>
+            <w:r>
+              <w:rPr>
+                <w:sz w:val="16"/>
+              </w:rPr>
+            </w:r>
+          </w:p>
+        </w:tc>
+        <w:tc>
+          <w:tcPr>
+            <w:tcW w:type="dxa" w:w="1234"/>
+          </w:tcPr>
+          <w:p>
+            <w:r>
+              <w:rPr>
+                <w:sz w:val="16"/>
+              </w:rPr>
+              <w:t>広義 副次</w:t>
+            </w:r>
+          </w:p>
+        </w:tc>
+        <w:tc>
+          <w:tcPr>
+            <w:tcW w:type="dxa" w:w="1234"/>
+          </w:tcPr>
+          <w:p>
+            <w:r>
+              <w:rPr>
+                <w:sz w:val="16"/>
+              </w:rPr>
+              <w:t>1.4%</w:t>
+            </w:r>
+          </w:p>
+        </w:tc>
+        <w:tc>
+          <w:tcPr>
+            <w:tcW w:type="dxa" w:w="1234"/>
+          </w:tcPr>
+          <w:p>
+            <w:r>
+              <w:rPr>
+                <w:sz w:val="16"/>
+              </w:rPr>
+              <w:t>0.8%</w:t>
+            </w:r>
+          </w:p>
+        </w:tc>
+        <w:tc>
+          <w:tcPr>
+            <w:tcW w:type="dxa" w:w="1234"/>
+          </w:tcPr>
+          <w:p>
+            <w:r>
+              <w:rPr>
+                <w:sz w:val="16"/>
+              </w:rPr>
+              <w:t>0.61</w:t>
+            </w:r>
+          </w:p>
+        </w:tc>
+        <w:tc>
+          <w:tcPr>
+            <w:tcW w:type="dxa" w:w="1234"/>
+          </w:tcPr>
+          <w:p>
+            <w:r>
+              <w:rPr>
+                <w:sz w:val="16"/>
+              </w:rPr>
+              <w:t>0.08–4.68</w:t>
+            </w:r>
+          </w:p>
+        </w:tc>
+        <w:tc>
+          <w:tcPr>
+            <w:tcW w:type="dxa" w:w="1234"/>
+          </w:tcPr>
+          <w:p>
+            <w:r>
+              <w:rPr>
+                <w:sz w:val="16"/>
+              </w:rPr>
+              <w:t>0.637</w:t>
+            </w:r>
+          </w:p>
+        </w:tc>
+      </w:tr>
+      <w:tr>
+        <w:tc>
+          <w:tcPr>
+            <w:tcW w:type="dxa" w:w="1234"/>
+          </w:tcPr>
+          <w:p>
+            <w:r>
+              <w:rPr>
+                <w:sz w:val="16"/>
+              </w:rPr>
+            </w:r>
+          </w:p>
+        </w:tc>
+        <w:tc>
+          <w:tcPr>
+            <w:tcW w:type="dxa" w:w="1234"/>
+          </w:tcPr>
+          <w:p>
+            <w:r>
+              <w:rPr>
+                <w:sz w:val="16"/>
+              </w:rPr>
+              <w:t>狭義 主要</w:t>
+            </w:r>
+          </w:p>
+        </w:tc>
+        <w:tc>
+          <w:tcPr>
+            <w:tcW w:type="dxa" w:w="1234"/>
+          </w:tcPr>
+          <w:p>
+            <w:r>
+              <w:rPr>
+                <w:sz w:val="16"/>
+              </w:rPr>
+              <w:t>1.0%</w:t>
+            </w:r>
+          </w:p>
+        </w:tc>
+        <w:tc>
+          <w:tcPr>
+            <w:tcW w:type="dxa" w:w="1234"/>
+          </w:tcPr>
+          <w:p>
+            <w:r>
+              <w:rPr>
+                <w:sz w:val="16"/>
+              </w:rPr>
+              <w:t>0.8%</w:t>
+            </w:r>
+          </w:p>
+        </w:tc>
+        <w:tc>
+          <w:tcPr>
+            <w:tcW w:type="dxa" w:w="1234"/>
+          </w:tcPr>
+          <w:p>
+            <w:r>
+              <w:rPr>
+                <w:sz w:val="16"/>
+              </w:rPr>
+              <w:t>0.95</w:t>
+            </w:r>
+          </w:p>
+        </w:tc>
+        <w:tc>
+          <w:tcPr>
+            <w:tcW w:type="dxa" w:w="1234"/>
+          </w:tcPr>
+          <w:p>
+            <w:r>
+              <w:rPr>
+                <w:sz w:val="16"/>
+              </w:rPr>
+              <w:t>0.12–7.44</w:t>
+            </w:r>
+          </w:p>
+        </w:tc>
+        <w:tc>
+          <w:tcPr>
+            <w:tcW w:type="dxa" w:w="1234"/>
+          </w:tcPr>
+          <w:p>
+            <w:r>
+              <w:rPr>
+                <w:sz w:val="16"/>
+              </w:rPr>
+              <w:t>0.958</w:t>
+            </w:r>
+          </w:p>
+        </w:tc>
+      </w:tr>
+      <w:tr>
+        <w:tc>
+          <w:tcPr>
+            <w:tcW w:type="dxa" w:w="1234"/>
+          </w:tcPr>
+          <w:p>
+            <w:r>
+              <w:rPr>
+                <w:sz w:val="16"/>
+              </w:rPr>
+            </w:r>
+          </w:p>
+        </w:tc>
+        <w:tc>
+          <w:tcPr>
+            <w:tcW w:type="dxa" w:w="1234"/>
+          </w:tcPr>
+          <w:p>
+            <w:r>
+              <w:rPr>
+                <w:sz w:val="16"/>
+              </w:rPr>
+              <w:t>狭義 副次</w:t>
+            </w:r>
+          </w:p>
+        </w:tc>
+        <w:tc>
+          <w:tcPr>
+            <w:tcW w:type="dxa" w:w="1234"/>
+          </w:tcPr>
+          <w:p>
+            <w:r>
+              <w:rPr>
+                <w:sz w:val="16"/>
+              </w:rPr>
+              <w:t>0.1%</w:t>
+            </w:r>
+          </w:p>
+        </w:tc>
+        <w:tc>
+          <w:tcPr>
+            <w:tcW w:type="dxa" w:w="1234"/>
+          </w:tcPr>
+          <w:p>
+            <w:r>
+              <w:rPr>
+                <w:sz w:val="16"/>
+              </w:rPr>
+              <w:t>0.0%</w:t>
+            </w:r>
+          </w:p>
+        </w:tc>
+        <w:tc>
+          <w:tcPr>
+            <w:tcW w:type="dxa" w:w="1234"/>
+          </w:tcPr>
+          <w:p>
+            <w:r>
+              <w:rPr>
+                <w:sz w:val="16"/>
+              </w:rPr>
+              <w:t>—</w:t>
+            </w:r>
+          </w:p>
+        </w:tc>
+        <w:tc>
+          <w:tcPr>
+            <w:tcW w:type="dxa" w:w="1234"/>
+          </w:tcPr>
+          <w:p>
+            <w:r>
+              <w:rPr>
+                <w:sz w:val="16"/>
+              </w:rPr>
+              <w:t>—</w:t>
+            </w:r>
+          </w:p>
+        </w:tc>
+        <w:tc>
+          <w:tcPr>
+            <w:tcW w:type="dxa" w:w="1234"/>
+          </w:tcPr>
+          <w:p>
+            <w:r>
+              <w:rPr>
+                <w:sz w:val="16"/>
+              </w:rPr>
+              <w:t>—</w:t>
+            </w:r>
+          </w:p>
+        </w:tc>
+      </w:tr>
+    </w:tbl>
+    <w:p/>
+    <w:p>
+      <w:pPr>
+        <w:pStyle w:val="Heading2"/>
+      </w:pPr>
+      <w:r>
+        <w:rPr>
+          <w:color w:val="000000"/>
+        </w:rPr>
+        <w:t>ブートストラップ検証（STROBE項目18）</w:t>
+      </w:r>
+    </w:p>
+    <w:p>
+      <w:r>
+        <w:t>全コホートにおける層別ブートストラップ検証の結果をTable 6およびFig. 8に示す。</w:t>
+      </w:r>
+    </w:p>
+    <w:p>
+      <w:r>
+        <w:t>制吐薬（狭義）主要評価項目の全コホートでは、BCa法95%CI [1.23–7.01] であり、Wald法95%CI [1.38–7.36] とほぼ一致した。ブートストラップCIも1を除外しており、双胎の有意な効果（aOR 3.18）は頑健であった（収束率100.0%）。</w:t>
+      </w:r>
+    </w:p>
+    <w:p>
+      <w:r>
+        <w:t>低リスクサブグループでは、制吐薬（狭義）のイベント数が極めて少なく（主要8件、副次4件）、ブートストラップCIは不安定であった。これはサンプルサイズの制約によるものであり、サブグループ結果の解釈には慎重を要する。</w:t>
+      </w:r>
+    </w:p>
+    <w:p>
+      <w:r>
+        <w:rPr>
+          <w:b/>
+        </w:rPr>
+        <w:t>Table 6. 層別ブートストラップ検証（10,000回リサンプリング）</w:t>
+      </w:r>
+    </w:p>
+    <w:tbl>
+      <w:tblPr>
+        <w:tblStyle w:val="LightShading-Accent1"/>
+        <w:tblW w:type="auto" w:w="0"/>
+        <w:jc w:val="center"/>
+        <w:tblLook w:firstColumn="1" w:firstRow="1" w:lastColumn="0" w:lastRow="0" w:noHBand="0" w:noVBand="1" w:val="04A0"/>
+      </w:tblPr>
+      <w:tblGrid>
+        <w:gridCol w:w="1440"/>
+        <w:gridCol w:w="1440"/>
+        <w:gridCol w:w="1440"/>
+        <w:gridCol w:w="1440"/>
+        <w:gridCol w:w="1440"/>
+        <w:gridCol w:w="1440"/>
+      </w:tblGrid>
+      <w:tr>
+        <w:tc>
+          <w:tcPr>
+            <w:tcW w:type="dxa" w:w="1440"/>
+          </w:tcPr>
+          <w:p>
+            <w:r>
+              <w:rPr>
+                <w:b/>
+                <w:sz w:val="16"/>
+              </w:rPr>
+              <w:t>コホート</w:t>
+            </w:r>
+          </w:p>
+        </w:tc>
+        <w:tc>
+          <w:tcPr>
+            <w:tcW w:type="dxa" w:w="1440"/>
+          </w:tcPr>
+          <w:p>
+            <w:r>
+              <w:rPr>
+                <w:b/>
+                <w:sz w:val="16"/>
+              </w:rPr>
+              <w:t>評価項目</w:t>
+            </w:r>
+          </w:p>
+        </w:tc>
+        <w:tc>
+          <w:tcPr>
+            <w:tcW w:type="dxa" w:w="1440"/>
+          </w:tcPr>
+          <w:p>
+            <w:r>
+              <w:rPr>
+                <w:b/>
+                <w:sz w:val="16"/>
+              </w:rPr>
+              <w:t>aOR</w:t>
+            </w:r>
+          </w:p>
+        </w:tc>
+        <w:tc>
+          <w:tcPr>
+            <w:tcW w:type="dxa" w:w="1440"/>
+          </w:tcPr>
+          <w:p>
+            <w:r>
+              <w:rPr>
+                <w:b/>
+                <w:sz w:val="16"/>
+              </w:rPr>
+              <w:t>Wald 95%CI</w:t>
+            </w:r>
+          </w:p>
+        </w:tc>
+        <w:tc>
+          <w:tcPr>
+            <w:tcW w:type="dxa" w:w="1440"/>
+          </w:tcPr>
+          <w:p>
+            <w:r>
+              <w:rPr>
+                <w:b/>
+                <w:sz w:val="16"/>
+              </w:rPr>
+              <w:t>BCa 95%CI</w:t>
+            </w:r>
+          </w:p>
+        </w:tc>
+        <w:tc>
+          <w:tcPr>
+            <w:tcW w:type="dxa" w:w="1440"/>
+          </w:tcPr>
+          <w:p>
+            <w:r>
+              <w:rPr>
+                <w:b/>
+                <w:sz w:val="16"/>
+              </w:rPr>
+              <w:t>収束率</w:t>
+            </w:r>
+          </w:p>
+        </w:tc>
+      </w:tr>
+      <w:tr>
+        <w:tc>
+          <w:tcPr>
+            <w:tcW w:type="dxa" w:w="1440"/>
+          </w:tcPr>
+          <w:p>
+            <w:r>
+              <w:rPr>
+                <w:sz w:val="16"/>
+              </w:rPr>
+              <w:t>全コホート</w:t>
+            </w:r>
+          </w:p>
+        </w:tc>
+        <w:tc>
+          <w:tcPr>
+            <w:tcW w:type="dxa" w:w="1440"/>
+          </w:tcPr>
+          <w:p>
+            <w:r>
+              <w:rPr>
+                <w:sz w:val="16"/>
+              </w:rPr>
+              <w:t>広義 主要</w:t>
+            </w:r>
+          </w:p>
+        </w:tc>
+        <w:tc>
+          <w:tcPr>
+            <w:tcW w:type="dxa" w:w="1440"/>
+          </w:tcPr>
+          <w:p>
+            <w:r>
+              <w:rPr>
+                <w:sz w:val="16"/>
+              </w:rPr>
+              <w:t>0.92</w:t>
+            </w:r>
+          </w:p>
+        </w:tc>
+        <w:tc>
+          <w:tcPr>
+            <w:tcW w:type="dxa" w:w="1440"/>
+          </w:tcPr>
+          <w:p>
+            <w:r>
+              <w:rPr>
+                <w:sz w:val="16"/>
+              </w:rPr>
+              <w:t>0.67–1.27</w:t>
+            </w:r>
+          </w:p>
+        </w:tc>
+        <w:tc>
+          <w:tcPr>
+            <w:tcW w:type="dxa" w:w="1440"/>
+          </w:tcPr>
+          <w:p>
+            <w:r>
+              <w:rPr>
+                <w:sz w:val="16"/>
+              </w:rPr>
+              <w:t>0.68–1.26</w:t>
+            </w:r>
+          </w:p>
+        </w:tc>
+        <w:tc>
+          <w:tcPr>
+            <w:tcW w:type="dxa" w:w="1440"/>
+          </w:tcPr>
+          <w:p>
+            <w:r>
+              <w:rPr>
+                <w:sz w:val="16"/>
+              </w:rPr>
+              <w:t>100.0%</w:t>
+            </w:r>
+          </w:p>
+        </w:tc>
+      </w:tr>
+      <w:tr>
+        <w:tc>
+          <w:tcPr>
+            <w:tcW w:type="dxa" w:w="1440"/>
+          </w:tcPr>
+          <w:p>
+            <w:r>
+              <w:rPr>
+                <w:sz w:val="16"/>
+              </w:rPr>
+            </w:r>
+          </w:p>
+        </w:tc>
+        <w:tc>
+          <w:tcPr>
+            <w:tcW w:type="dxa" w:w="1440"/>
+          </w:tcPr>
+          <w:p>
+            <w:r>
+              <w:rPr>
+                <w:sz w:val="16"/>
+              </w:rPr>
+              <w:t>広義 副次</w:t>
+            </w:r>
+          </w:p>
+        </w:tc>
+        <w:tc>
+          <w:tcPr>
+            <w:tcW w:type="dxa" w:w="1440"/>
+          </w:tcPr>
+          <w:p>
+            <w:r>
+              <w:rPr>
+                <w:sz w:val="16"/>
+              </w:rPr>
+              <w:t>0.82</w:t>
+            </w:r>
+          </w:p>
+        </w:tc>
+        <w:tc>
+          <w:tcPr>
+            <w:tcW w:type="dxa" w:w="1440"/>
+          </w:tcPr>
+          <w:p>
+            <w:r>
+              <w:rPr>
+                <w:sz w:val="16"/>
+              </w:rPr>
+              <w:t>0.31–2.15</w:t>
+            </w:r>
+          </w:p>
+        </w:tc>
+        <w:tc>
+          <w:tcPr>
+            <w:tcW w:type="dxa" w:w="1440"/>
+          </w:tcPr>
+          <w:p>
+            <w:r>
+              <w:rPr>
+                <w:sz w:val="16"/>
+              </w:rPr>
+              <w:t>0.30–2.29</w:t>
+            </w:r>
+          </w:p>
+        </w:tc>
+        <w:tc>
+          <w:tcPr>
+            <w:tcW w:type="dxa" w:w="1440"/>
+          </w:tcPr>
+          <w:p>
+            <w:r>
+              <w:rPr>
+                <w:sz w:val="16"/>
+              </w:rPr>
+              <w:t>100.0%</w:t>
+            </w:r>
+          </w:p>
+        </w:tc>
+      </w:tr>
+      <w:tr>
+        <w:tc>
+          <w:tcPr>
+            <w:tcW w:type="dxa" w:w="1440"/>
+          </w:tcPr>
+          <w:p>
+            <w:r>
+              <w:rPr>
+                <w:sz w:val="16"/>
+              </w:rPr>
+            </w:r>
+          </w:p>
+        </w:tc>
+        <w:tc>
+          <w:tcPr>
+            <w:tcW w:type="dxa" w:w="1440"/>
+          </w:tcPr>
+          <w:p>
+            <w:r>
+              <w:rPr>
+                <w:sz w:val="16"/>
+              </w:rPr>
+              <w:t>狭義 主要</w:t>
+            </w:r>
+          </w:p>
+        </w:tc>
+        <w:tc>
+          <w:tcPr>
+            <w:tcW w:type="dxa" w:w="1440"/>
+          </w:tcPr>
+          <w:p>
+            <w:r>
+              <w:rPr>
+                <w:sz w:val="16"/>
+              </w:rPr>
+              <w:t>3.18</w:t>
+            </w:r>
+          </w:p>
+        </w:tc>
+        <w:tc>
+          <w:tcPr>
+            <w:tcW w:type="dxa" w:w="1440"/>
+          </w:tcPr>
+          <w:p>
+            <w:r>
+              <w:rPr>
+                <w:sz w:val="16"/>
+              </w:rPr>
+              <w:t>1.38–7.36</w:t>
+            </w:r>
+          </w:p>
+        </w:tc>
+        <w:tc>
+          <w:tcPr>
+            <w:tcW w:type="dxa" w:w="1440"/>
+          </w:tcPr>
+          <w:p>
+            <w:r>
+              <w:rPr>
+                <w:sz w:val="16"/>
+              </w:rPr>
+              <w:t>1.23–7.01</w:t>
+            </w:r>
+          </w:p>
+        </w:tc>
+        <w:tc>
+          <w:tcPr>
+            <w:tcW w:type="dxa" w:w="1440"/>
+          </w:tcPr>
+          <w:p>
+            <w:r>
+              <w:rPr>
+                <w:sz w:val="16"/>
+              </w:rPr>
+              <w:t>100.0%</w:t>
+            </w:r>
+          </w:p>
+        </w:tc>
+      </w:tr>
+      <w:tr>
+        <w:tc>
+          <w:tcPr>
+            <w:tcW w:type="dxa" w:w="1440"/>
+          </w:tcPr>
+          <w:p>
+            <w:r>
+              <w:rPr>
+                <w:sz w:val="16"/>
+              </w:rPr>
+            </w:r>
+          </w:p>
+        </w:tc>
+        <w:tc>
+          <w:tcPr>
+            <w:tcW w:type="dxa" w:w="1440"/>
+          </w:tcPr>
+          <w:p>
+            <w:r>
+              <w:rPr>
+                <w:sz w:val="16"/>
+              </w:rPr>
+              <w:t>狭義 副次</w:t>
+            </w:r>
+          </w:p>
+        </w:tc>
+        <w:tc>
+          <w:tcPr>
+            <w:tcW w:type="dxa" w:w="1440"/>
+          </w:tcPr>
+          <w:p>
+            <w:r>
+              <w:rPr>
+                <w:sz w:val="16"/>
+              </w:rPr>
+              <w:t>3.48</w:t>
+            </w:r>
+          </w:p>
+        </w:tc>
+        <w:tc>
+          <w:tcPr>
+            <w:tcW w:type="dxa" w:w="1440"/>
+          </w:tcPr>
+          <w:p>
+            <w:r>
+              <w:rPr>
+                <w:sz w:val="16"/>
+              </w:rPr>
+              <w:t>0.81–15.06</w:t>
+            </w:r>
+          </w:p>
+        </w:tc>
+        <w:tc>
+          <w:tcPr>
+            <w:tcW w:type="dxa" w:w="1440"/>
+          </w:tcPr>
+          <w:p>
+            <w:r>
+              <w:rPr>
+                <w:sz w:val="16"/>
+              </w:rPr>
+              <w:t>0.00–21.33</w:t>
+            </w:r>
+          </w:p>
+        </w:tc>
+        <w:tc>
+          <w:tcPr>
+            <w:tcW w:type="dxa" w:w="1440"/>
+          </w:tcPr>
+          <w:p>
+            <w:r>
+              <w:rPr>
+                <w:sz w:val="16"/>
+              </w:rPr>
+              <w:t>99.8%</w:t>
+            </w:r>
+          </w:p>
+        </w:tc>
+      </w:tr>
+      <w:tr>
+        <w:tc>
+          <w:tcPr>
+            <w:tcW w:type="dxa" w:w="1440"/>
+          </w:tcPr>
+          <w:p>
+            <w:r>
+              <w:rPr>
+                <w:sz w:val="16"/>
+              </w:rPr>
+              <w:t>低リスク</w:t>
+            </w:r>
+          </w:p>
+        </w:tc>
+        <w:tc>
+          <w:tcPr>
+            <w:tcW w:type="dxa" w:w="1440"/>
+          </w:tcPr>
+          <w:p>
+            <w:r>
+              <w:rPr>
+                <w:sz w:val="16"/>
+              </w:rPr>
+              <w:t>広義 主要</w:t>
+            </w:r>
+          </w:p>
+        </w:tc>
+        <w:tc>
+          <w:tcPr>
+            <w:tcW w:type="dxa" w:w="1440"/>
+          </w:tcPr>
+          <w:p>
+            <w:r>
+              <w:rPr>
+                <w:sz w:val="16"/>
+              </w:rPr>
+              <w:t>0.65</w:t>
+            </w:r>
+          </w:p>
+        </w:tc>
+        <w:tc>
+          <w:tcPr>
+            <w:tcW w:type="dxa" w:w="1440"/>
+          </w:tcPr>
+          <w:p>
+            <w:r>
+              <w:rPr>
+                <w:sz w:val="16"/>
+              </w:rPr>
+              <w:t>0.40–1.06</w:t>
+            </w:r>
+          </w:p>
+        </w:tc>
+        <w:tc>
+          <w:tcPr>
+            <w:tcW w:type="dxa" w:w="1440"/>
+          </w:tcPr>
+          <w:p>
+            <w:r>
+              <w:rPr>
+                <w:sz w:val="16"/>
+              </w:rPr>
+              <w:t>0.39–1.06</w:t>
+            </w:r>
+          </w:p>
+        </w:tc>
+        <w:tc>
+          <w:tcPr>
+            <w:tcW w:type="dxa" w:w="1440"/>
+          </w:tcPr>
+          <w:p>
+            <w:r>
+              <w:rPr>
+                <w:sz w:val="16"/>
+              </w:rPr>
+              <w:t>100.0%</w:t>
+            </w:r>
+          </w:p>
+        </w:tc>
+      </w:tr>
+      <w:tr>
+        <w:tc>
+          <w:tcPr>
+            <w:tcW w:type="dxa" w:w="1440"/>
+          </w:tcPr>
+          <w:p>
+            <w:r>
+              <w:rPr>
+                <w:sz w:val="16"/>
+              </w:rPr>
+            </w:r>
+          </w:p>
+        </w:tc>
+        <w:tc>
+          <w:tcPr>
+            <w:tcW w:type="dxa" w:w="1440"/>
+          </w:tcPr>
+          <w:p>
+            <w:r>
+              <w:rPr>
+                <w:sz w:val="16"/>
+              </w:rPr>
+              <w:t>広義 副次</w:t>
+            </w:r>
+          </w:p>
+        </w:tc>
+        <w:tc>
+          <w:tcPr>
+            <w:tcW w:type="dxa" w:w="1440"/>
+          </w:tcPr>
+          <w:p>
+            <w:r>
+              <w:rPr>
+                <w:sz w:val="16"/>
+              </w:rPr>
+              <w:t>0.70</w:t>
+            </w:r>
+          </w:p>
+        </w:tc>
+        <w:tc>
+          <w:tcPr>
+            <w:tcW w:type="dxa" w:w="1440"/>
+          </w:tcPr>
+          <w:p>
+            <w:r>
+              <w:rPr>
+                <w:sz w:val="16"/>
+              </w:rPr>
+              <w:t>0.22–2.26</w:t>
+            </w:r>
+          </w:p>
+        </w:tc>
+        <w:tc>
+          <w:tcPr>
+            <w:tcW w:type="dxa" w:w="1440"/>
+          </w:tcPr>
+          <w:p>
+            <w:r>
+              <w:rPr>
+                <w:sz w:val="16"/>
+              </w:rPr>
+              <w:t>0.15–2.72</w:t>
+            </w:r>
+          </w:p>
+        </w:tc>
+        <w:tc>
+          <w:tcPr>
+            <w:tcW w:type="dxa" w:w="1440"/>
+          </w:tcPr>
+          <w:p>
+            <w:r>
+              <w:rPr>
+                <w:sz w:val="16"/>
+              </w:rPr>
+              <w:t>100.0%</w:t>
+            </w:r>
+          </w:p>
+        </w:tc>
+      </w:tr>
+      <w:tr>
+        <w:tc>
+          <w:tcPr>
+            <w:tcW w:type="dxa" w:w="1440"/>
+          </w:tcPr>
+          <w:p>
+            <w:r>
+              <w:rPr>
+                <w:sz w:val="16"/>
+              </w:rPr>
+            </w:r>
+          </w:p>
+        </w:tc>
+        <w:tc>
+          <w:tcPr>
+            <w:tcW w:type="dxa" w:w="1440"/>
+          </w:tcPr>
+          <w:p>
+            <w:r>
+              <w:rPr>
+                <w:sz w:val="16"/>
+              </w:rPr>
+              <w:t>狭義 主要</w:t>
+            </w:r>
+          </w:p>
+        </w:tc>
+        <w:tc>
+          <w:tcPr>
+            <w:tcW w:type="dxa" w:w="1440"/>
+          </w:tcPr>
+          <w:p>
+            <w:r>
+              <w:rPr>
+                <w:sz w:val="16"/>
+              </w:rPr>
+              <w:t>13.59</w:t>
+            </w:r>
+          </w:p>
+        </w:tc>
+        <w:tc>
+          <w:tcPr>
+            <w:tcW w:type="dxa" w:w="1440"/>
+          </w:tcPr>
+          <w:p>
+            <w:r>
+              <w:rPr>
+                <w:sz w:val="16"/>
+              </w:rPr>
+              <w:t>1.74–106.04</w:t>
+            </w:r>
+          </w:p>
+        </w:tc>
+        <w:tc>
+          <w:tcPr>
+            <w:tcW w:type="dxa" w:w="1440"/>
+          </w:tcPr>
+          <w:p>
+            <w:r>
+              <w:rPr>
+                <w:sz w:val="16"/>
+              </w:rPr>
+              <w:t>0.00–700136.92</w:t>
+            </w:r>
+          </w:p>
+        </w:tc>
+        <w:tc>
+          <w:tcPr>
+            <w:tcW w:type="dxa" w:w="1440"/>
+          </w:tcPr>
+          <w:p>
+            <w:r>
+              <w:rPr>
+                <w:sz w:val="16"/>
+              </w:rPr>
+              <w:t>99.8%</w:t>
+            </w:r>
+          </w:p>
+        </w:tc>
+      </w:tr>
+      <w:tr>
+        <w:tc>
+          <w:tcPr>
+            <w:tcW w:type="dxa" w:w="1440"/>
+          </w:tcPr>
+          <w:p>
+            <w:r>
+              <w:rPr>
+                <w:sz w:val="16"/>
+              </w:rPr>
+            </w:r>
+          </w:p>
+        </w:tc>
+        <w:tc>
+          <w:tcPr>
+            <w:tcW w:type="dxa" w:w="1440"/>
+          </w:tcPr>
+          <w:p>
+            <w:r>
+              <w:rPr>
+                <w:sz w:val="16"/>
+              </w:rPr>
+              <w:t>狭義 副次</w:t>
+            </w:r>
+          </w:p>
+        </w:tc>
+        <w:tc>
+          <w:tcPr>
+            <w:tcW w:type="dxa" w:w="1440"/>
+          </w:tcPr>
+          <w:p>
+            <w:r>
+              <w:rPr>
+                <w:sz w:val="16"/>
+              </w:rPr>
+              <w:t>14.14</w:t>
+            </w:r>
+          </w:p>
+        </w:tc>
+        <w:tc>
+          <w:tcPr>
+            <w:tcW w:type="dxa" w:w="1440"/>
+          </w:tcPr>
+          <w:p>
+            <w:r>
+              <w:rPr>
+                <w:sz w:val="16"/>
+              </w:rPr>
+              <w:t>0.72–277.39</w:t>
+            </w:r>
+          </w:p>
+        </w:tc>
+        <w:tc>
+          <w:tcPr>
+            <w:tcW w:type="dxa" w:w="1440"/>
+          </w:tcPr>
+          <w:p>
+            <w:r>
+              <w:rPr>
+                <w:sz w:val="16"/>
+              </w:rPr>
+              <w:t>不安定</w:t>
+            </w:r>
+          </w:p>
+        </w:tc>
+        <w:tc>
+          <w:tcPr>
+            <w:tcW w:type="dxa" w:w="1440"/>
+          </w:tcPr>
+          <w:p>
+            <w:r>
+              <w:rPr>
+                <w:sz w:val="16"/>
+              </w:rPr>
+              <w:t>91.5%</w:t>
+            </w:r>
+          </w:p>
+        </w:tc>
+      </w:tr>
+    </w:tbl>
+    <w:p/>
+    <w:p>
+      <w:pPr>
+        <w:spacing w:before="320"/>
+        <w:jc w:val="center"/>
+      </w:pPr>
+      <w:r>
+        <w:drawing>
+          <wp:inline xmlns:a="http://schemas.openxmlformats.org/drawingml/2006/main" xmlns:pic="http://schemas.openxmlformats.org/drawingml/2006/picture">
+            <wp:extent cx="5486400" cy="2435330"/>
+            <wp:docPr id="8" name="Picture 8"/>
+            <wp:cNvGraphicFramePr>
+              <a:graphicFrameLocks noChangeAspect="1"/>
+            </wp:cNvGraphicFramePr>
+            <a:graphic>
+              <a:graphicData uri="http://schemas.openxmlformats.org/drawingml/2006/picture">
+                <pic:pic>
+                  <pic:nvPicPr>
+                    <pic:cNvPr id="0" name="fig_bootstrap_comparison.png"/>
+                    <pic:cNvPicPr/>
+                  </pic:nvPicPr>
+                  <pic:blipFill>
+                    <a:blip r:embed="rId16"/>
+                    <a:stretch>
+                      <a:fillRect/>
+                    </a:stretch>
+                  </pic:blipFill>
+                  <pic:spPr>
+                    <a:xfrm>
+                      <a:off x="0" y="0"/>
+                      <a:ext cx="5486400" cy="2435330"/>
+                    </a:xfrm>
+                    <a:prstGeom prst="rect"/>
+                  </pic:spPr>
+                </pic:pic>
+              </a:graphicData>
+            </a:graphic>
+          </wp:inline>
+        </w:drawing>
+      </w:r>
+    </w:p>
+    <w:p>
+      <w:pPr>
+        <w:spacing w:before="120"/>
+        <w:jc w:val="center"/>
+      </w:pPr>
+      <w:r>
+        <w:rPr>
+          <w:i/>
+          <w:sz w:val="18"/>
+        </w:rPr>
+        <w:t>Fig. 8  Wald法 vs ブートストラップ法の信頼区間比較</w:t>
+      </w:r>
+    </w:p>
+    <w:p>
       <w:r>
         <w:br w:type="page"/>
       </w:r>
@@ -3779,7 +5514,7 @@
     </w:p>
     <w:p>
       <w:r>
-        <w:t>本研究では、帝王切開術中のIONV発生率を単胎妊娠と双胎妊娠で比較した。制吐薬全般の使用（広義の定義）では両群間に有意差を認めなかった。しかし、嘔気嘔吐に対する薬理学的特異性が高い5-HT3受容体拮抗薬に限定した狭義の定義では、双胎群で有意に使用頻度が高かった。この結果は、全コホートおよび予定手術・低リスクサブグループのいずれにおいても、共変量感度分析を通じて頑健に再現された。</w:t>
+        <w:t>本研究では、帝王切開術中のIONV発生率を単胎妊娠と双胎妊娠で比較した。制吐薬全般の使用（広義の定義）では両群間に有意差を認めなかった。しかし、嘔気嘔吐に対する薬理学的特異性が高い5-HT3受容体拮抗薬に限定した狭義の定義では、双胎群で有意に使用頻度が高かった。この結果は、共変量感度分析、除外感度分析、緊急帝王切開の層別解析、および10,000回の層別ブートストラップ検証を通じて頑健に再現された。</w:t>
       </w:r>
     </w:p>
     <w:p>
@@ -3800,7 +5535,7 @@
     </w:p>
     <w:p>
       <w:r>
-        <w:t>第二に、制吐薬（狭義）のイベント数が少なく（主解析33件、サブグループ解析8件）、信頼区間が広い点に留意が必要である。特にサブグループ解析では対象が大幅に減少し（3,188→663例）、外的妥当性が限定される。</w:t>
+        <w:t>第二に、制吐薬（狭義）のイベント数が少なく（主解析33件、サブグループ解析8件）、信頼区間が広い点に留意が必要である。ブートストラップ検証により全コホートのaOR 3.18の頑健性は確認されたが、サブグループ解析（イベント8件）ではブートストラップCIも不安定であった。特にサブグループ解析では対象が大幅に減少し（3,188→663例）、外的妥当性が限定される。</w:t>
       </w:r>
     </w:p>
     <w:p>
@@ -3827,6 +5562,16 @@
     <w:p>
       <w:r>
         <w:t>サブグループ解析で交絡因子（緊急手術、既往、HDP、ステロイド）を除外したにもかかわらず効果量が増大した点は、これらの因子が単胎群のIONVリスクを上げていた（＝双胎効果を希釈していた）可能性を示唆する。</w:t>
+      </w:r>
+    </w:p>
+    <w:p>
+      <w:r>
+        <w:t>緊急帝王切開の感度分析により、双胎の効果は予定手術に限定される可能性が示された。予定手術のみでは狭義主要のaORが8.99と大幅に増大し、副次評価項目も有意となった。一方、緊急手術のみでは双胎効果が完全に消失した。広義主要評価項目では緊急×双胎の有意な交互作用（P = 0.023）が認められ、緊急帝王切開が効果修飾因子であることが示唆された。</w:t>
+      </w:r>
+    </w:p>
+    <w:p>
+      <w:r>
+        <w:t>層別ブートストラップ検証では、全コホートの制吐薬（狭義）主要評価項目のBCa信頼区間が1を除外しており、Wald法ベースの推定が頑健であることが確認された。これは単胎・双胎間の約8:1の症例数比にもかかわらず、ロジスティック回帰の結果が安定していることを裏付ける。</w:t>
       </w:r>
     </w:p>
     <w:p>

--- a/yago_ionv/manuscript_strobe.docx
+++ b/yago_ionv/manuscript_strobe.docx
@@ -5530,7 +5530,27 @@
     </w:p>
     <w:p>
       <w:r>
-        <w:t>本研究にはいくつかの限界がある。第一に、後方視的研究であるためIONVの直接的な評価は不可能であり、制吐薬の投与を代替指標として使用した。制吐薬がIONV以外の目的（オピオイドによる掻痒感の予防等）で投与された可能性を否定できない。しかし、5-HT3拮抗薬に限定した狭義の定義により、この交絡の影響を最小化した。</w:t>
+        <w:t>本研究にはいくつかの限界がある。第一に、後方視的研究であるためIONVの直接的な評価は不可能であり、制吐薬の投与を代替指標として使用した。帝王切開術中IONVに関する先行研究の多くは前向き研究であり、嘔気・嘔吐の発生を患者の自己申告や術中の直接観察によって記録している</w:t>
+      </w:r>
+      <w:r>
+        <w:rPr>
+          <w:sz w:val="16"/>
+          <w:vertAlign w:val="superscript"/>
+        </w:rPr>
+        <w:t>3-6,7,9-11</w:t>
+      </w:r>
+      <w:r>
+        <w:t>。一方、本研究では後方視的にカルテデータを用いたため、主観的な嘔気の有無やその程度を直接評価することができず、制吐薬の投与事実をIONVの代替指標として用いた。この手法では、制吐薬がIONV以外の目的（オピオイドによる掻痒感の予防、消化管運動促進等）で投与された可能性を否定できない。しかし、嘔気嘔吐に対する薬理学的特異性が高い5-HT3受容体拮抗薬に限定した狭義の定義を併用することにより、この交絡の影響を最小化した。制吐薬投与をサロゲートマーカーとする手法は本研究に固有の手法であるが、George</w:t>
+      </w:r>
+      <w:r>
+        <w:rPr>
+          <w:sz w:val="16"/>
+          <w:vertAlign w:val="superscript"/>
+        </w:rPr>
+        <w:t>10</w:t>
+      </w:r>
+      <w:r>
+        <w:t>らはrescue制吐薬の投与をIONVの副次評価項目として報告しており、制吐薬投与とIONV発生の関連は先行研究でも支持されている。</w:t>
       </w:r>
     </w:p>
     <w:p>
@@ -5540,7 +5560,12 @@
     </w:p>
     <w:p>
       <w:r>
-        <w:t>第三に、単施設研究であり、結果の一般化には多施設研究が必要である。また、IONVの重症度を評価できないことも限界である。</w:t>
+        <w:t>第三に、単施設研究であり、結果の一般化には多施設研究が必要である。</w:t>
+      </w:r>
+    </w:p>
+    <w:p>
+      <w:r>
+        <w:t>第四に、IONVの重症度を評価できないことも限界である。先行研究では嘔気と嘔吐を分離して報告しているものもあるが{5}、本研究の制吐薬ベースの定義ではこの区別は不可能である。5-HT3拮抗薬の使用がより重度のIONVを反映するという仮説は妥当であるが、前向き研究により嘔気・嘔吐の程度と制吐薬選択の関連を検証する必要がある。</w:t>
       </w:r>
     </w:p>
     <w:p>
@@ -5556,7 +5581,17 @@
     </w:p>
     <w:p>
       <w:r>
-        <w:t>制吐薬全般のIONV発生率に差がないにもかかわらず、5-HT3拮抗薬の使用が双胎群で高い点は注目に値する。考えられる解釈として、（1）双胎では制吐薬全体の使用頻度は同程度だが、より重度のIONV（=5-HT3拮抗薬が必要なレベル）が多い可能性、（2）双胎に対する処方パターンが異なる（より特異性の高い薬剤が選択される）可能性がある。</w:t>
+        <w:t>制吐薬全般のIONV発生率に差がないにもかかわらず、5-HT3拮抗薬の使用が双胎群で高い点は注目に値する。先行研究ではIONVを嘔気・嘔吐の有無で直接定義しているのに対し</w:t>
+      </w:r>
+      <w:r>
+        <w:rPr>
+          <w:sz w:val="16"/>
+          <w:vertAlign w:val="superscript"/>
+        </w:rPr>
+        <w:t>3-7,9-11</w:t>
+      </w:r>
+      <w:r>
+        <w:t>、本研究は制吐薬投与をサロゲートマーカーとして用いた。この手法により、先行研究では捉えられなかった『治療を要するIONV』を選択的に検出した可能性がある。考えられる解釈として、（1）双胎では制吐薬全体の使用頻度は同程度だが、より重度のIONV（=5-HT3拮抗薬が必要なレベル）が多い可能性、（2）双胎に対する処方パターンが異なる（より特異性の高い薬剤が選択される）可能性がある。</w:t>
       </w:r>
     </w:p>
     <w:p>

--- a/yago_ionv/manuscript_strobe.docx
+++ b/yago_ionv/manuscript_strobe.docx
@@ -148,6 +148,46 @@
       </w:r>
       <w:r>
         <w:t>。</w:t>
+      </w:r>
+    </w:p>
+    <w:p>
+      <w:r>
+        <w:t>IONVの主要な機序として、（1）脊髄くも膜下麻酔による交感神経遮断に起因する低血圧、（2）過剰な循環血液量の再分布による腸管低灌流とセロトニン遊離、（3）交感神経遮断下での迷走神経優位、（4）子宮操作・腹膜牽引による内臓刺激、（5）子宮収縮薬（オキシトシン）投与が報告されている</w:t>
+      </w:r>
+      <w:r>
+        <w:rPr>
+          <w:sz w:val="16"/>
+          <w:vertAlign w:val="superscript"/>
+        </w:rPr>
+        <w:t>2,12</w:t>
+      </w:r>
+      <w:r>
+        <w:t>。</w:t>
+      </w:r>
+    </w:p>
+    <w:p>
+      <w:r>
+        <w:t>双胎妊娠では、これらの機序を増幅しうる生理学的特徴が知られている。双胎では単胎に比べ循環血液量が約400 mL多く増加し、心拍数・一回拍出量・心係数がより大きく上昇する</w:t>
+      </w:r>
+      <w:r>
+        <w:rPr>
+          <w:sz w:val="16"/>
+          <w:vertAlign w:val="superscript"/>
+        </w:rPr>
+        <w:t>13</w:t>
+      </w:r>
+      <w:r>
+        <w:t>。さらに、増大した子宮による大動脈・下大静脈圧迫は双胎でより高度かつ頻回であり、脊髄くも膜下麻酔との交互作用により高度の低血圧が生じやすい</w:t>
+      </w:r>
+      <w:r>
+        <w:rPr>
+          <w:sz w:val="16"/>
+          <w:vertAlign w:val="superscript"/>
+        </w:rPr>
+        <w:t>9,13</w:t>
+      </w:r>
+      <w:r>
+        <w:t>。これらの知見から、双胎妊娠は理論的にIONVのリスクを高めうると考えられる。</w:t>
       </w:r>
     </w:p>
     <w:p>
@@ -5596,6 +5636,31 @@
     </w:p>
     <w:p>
       <w:r>
+        <w:t>IONVの主要な機序は低血圧、迷走神経活動、内臓刺激であるが</w:t>
+      </w:r>
+      <w:r>
+        <w:rPr>
+          <w:sz w:val="16"/>
+          <w:vertAlign w:val="superscript"/>
+        </w:rPr>
+        <w:t>2,12</w:t>
+      </w:r>
+      <w:r>
+        <w:t>、双胎妊娠はこれらすべてを増幅しうる生理学的特徴を有する</w:t>
+      </w:r>
+      <w:r>
+        <w:rPr>
+          <w:sz w:val="16"/>
+          <w:vertAlign w:val="superscript"/>
+        </w:rPr>
+        <w:t>13</w:t>
+      </w:r>
+      <w:r>
+        <w:t>。本研究の双胎342例を含む3,188例のコホートは、双胎におけるIONVを正面から検討した最大規模の研究であり、この知見はIONVのメカニズム解明に寄与しうる。広義（制吐薬全般）では差がないにもかかわらず狭義（5-HT3拮抗薬）で有意差が出るという結果は、IONVの『量』ではなく『質（重症度・治療必要度）』が双胎で異なる可能性を示唆している。低血圧を共変量として調整済みのモデルで双胎効果が残存することから、低血圧以外の経路（腸管低灌流によるセロトニン遊離、内臓刺激等）の関与が示唆される。</w:t>
+      </w:r>
+    </w:p>
+    <w:p>
+      <w:r>
         <w:t>サブグループ解析で交絡因子（緊急手術、既往、HDP、ステロイド）を除外したにもかかわらず効果量が増大した点は、これらの因子が単胎群のIONVリスクを上げていた（＝双胎効果を希釈していた）可能性を示唆する。</w:t>
       </w:r>
     </w:p>
@@ -5622,7 +5687,17 @@
     </w:p>
     <w:p>
       <w:r>
-        <w:t>本研究は地域中核病院の10年間のデータに基づいており、日本における一般的な帝王切開管理を反映している。ただし、制吐薬の処方パターンは施設や時代によって異なる可能性があり、結果の外挿には注意を要する。</w:t>
+        <w:t>本研究は地域中核病院の10年間のデータに基づいており、日本における一般的な帝王切開管理を反映している。双胎342例を含む本コホートは、双胎を系統的に除外してきた先行研究</w:t>
+      </w:r>
+      <w:r>
+        <w:rPr>
+          <w:sz w:val="16"/>
+          <w:vertAlign w:val="superscript"/>
+        </w:rPr>
+        <w:t>9-11</w:t>
+      </w:r>
+      <w:r>
+        <w:t>とは異なり、双胎におけるIONVを直接検証した最大規模のデータである。ただし、制吐薬の処方パターンは施設や時代によって異なる可能性があり、結果の外挿には注意を要する。今後、前向き多施設研究により双胎におけるIONVのメカニズムを解明することが期待される。</w:t>
       </w:r>
     </w:p>
     <w:p>
@@ -5804,6 +5879,36 @@
           <w:sz w:val="18"/>
         </w:rPr>
         <w:t>Ngan Kee WD, Lee SWY, Ng FF, et al. Randomized double-blinded comparison of norepinephrine and phenylephrine for maintenance of blood pressure during spinal anesthesia for cesarean delivery. Anesthesiology. 2015;122:736-45.</w:t>
+      </w:r>
+    </w:p>
+    <w:p>
+      <w:r>
+        <w:rPr>
+          <w:b/>
+          <w:sz w:val="18"/>
+        </w:rPr>
+        <w:t xml:space="preserve">12. </w:t>
+      </w:r>
+      <w:r>
+        <w:rPr>
+          <w:sz w:val="18"/>
+        </w:rPr>
+        <w:t>Jelting Y, Klein C, Harlander T, et al. Preventing nausea and vomiting in women undergoing regional anesthesia for cesarean section: challenges and solutions. Local Reg Anesth. 2017;10:83-90.</w:t>
+      </w:r>
+    </w:p>
+    <w:p>
+      <w:r>
+        <w:rPr>
+          <w:b/>
+          <w:sz w:val="18"/>
+        </w:rPr>
+        <w:t xml:space="preserve">13. </w:t>
+      </w:r>
+      <w:r>
+        <w:rPr>
+          <w:sz w:val="18"/>
+        </w:rPr>
+        <w:t>Farrer JR, Peralta FM. Anaesthesia for the parturient with multiple gestations. BJA Educ. 2022;22(8):306-311.</w:t>
       </w:r>
     </w:p>
     <w:p>

--- a/yago_ionv/manuscript_strobe.docx
+++ b/yago_ionv/manuscript_strobe.docx
@@ -513,6 +513,11 @@
       </w:r>
     </w:p>
     <w:p>
+      <w:r>
+        <w:t>双胎342例の内訳は、絨毛膜性別ではDD双胎212例、MD双胎127例、MM双胎3例であった。手術区分別では予定手術221例（64.6%）、緊急手術121例（35.4%）であった。</w:t>
+      </w:r>
+    </w:p>
+    <w:p>
       <w:pPr>
         <w:pStyle w:val="Heading2"/>
       </w:pPr>
@@ -1364,6 +1369,15 @@
         </w:tc>
       </w:tr>
     </w:tbl>
+    <w:p>
+      <w:r>
+        <w:rPr>
+          <w:i/>
+          <w:sz w:val="16"/>
+        </w:rPr>
+        <w:t>連続変数は中央値 [四分位範囲] で表示。カテゴリ変数は n/N (%) で表示。連続変数の群間比較にはMann-Whitney U検定、カテゴリ変数の群間比較にはPearsonのχ²検定を用いた（期待度数5未満のセルがある場合はFisherの正確検定）。</w:t>
+      </w:r>
+    </w:p>
     <w:p/>
     <w:p>
       <w:pPr>

--- a/yago_ionv/manuscript_strobe.docx
+++ b/yago_ionv/manuscript_strobe.docx
@@ -5787,7 +5787,7 @@
         <w:rPr>
           <w:sz w:val="18"/>
         </w:rPr>
-        <w:t>Santos A, Datta S. Prophylactic use of droperidol for control of nausea and vomiting during spinal anesthesia for cesarean section. Obstet Anesth Digest. 1984;4(3):89.</w:t>
+        <w:t>Santos A, Datta S. Prophylactic use of droperidol for control of nausea and vomiting during spinal anesthesia for cesarean section. Anesth Analg. 1984;63(1):85-87.</w:t>
       </w:r>
     </w:p>
     <w:p>

--- a/yago_ionv/manuscript_strobe.docx
+++ b/yago_ionv/manuscript_strobe.docx
@@ -83,7 +83,7 @@
     </w:p>
     <w:p>
       <w:r>
-        <w:t>制吐薬（広義）によるIONV発生率は単胎群17.7%、双胎群17.0%であり有意差を認めなかった（調整済みオッズ比[aOR] 0.92, 95%信頼区間[CI] 0.67–1.27, P = 0.624）。一方、制吐薬（狭義：5-HT3拮抗薬）では単胎群0.9%に対し双胎群2.3%と有意に高率であった（aOR 3.18, 95%CI 1.38–7.36, P = 0.007）。共変量感度分析、緊急帝王切開の層別解析、および10,000回の層別ブートストラップ検証でも結果は頑健であった。</w:t>
+        <w:t>制吐薬（広義）によるIONV発生率は単胎群17.7%、双胎群17.0%であり有意差を認めなかった（調整済みオッズ比[aOR] 0.92, 95%信頼区間[CI] 0.67–1.27, P = 0.624）。一方、制吐薬（狭義：5-HT3拮抗薬）では単胎群0.9%に対し双胎群2.3%と有意に高率であった（aOR 3.18, 95%CI 1.38–7.36, P = 0.007）。共変量感度分析、緊急帝王切開の層別解析、および10,000回の層別ブートストラップ検証でも結果は頑健であった。副次アウトカムの術中低血圧は双胎群（44.2%）が単胎群（52.8%）より低率であった（aOR 0.67, P = 0.001）。</w:t>
       </w:r>
     </w:p>
     <w:p>
@@ -96,7 +96,7 @@
     </w:p>
     <w:p>
       <w:r>
-        <w:t>制吐薬全般の使用頻度に双胎・単胎間の差はないが、嘔気嘔吐に対する特異性が高い5-HT3拮抗薬の使用は双胎群で有意に高率であった。双胎妊娠ではより重度のIONVが発生している可能性が示唆される。</w:t>
+        <w:t>制吐薬全般の使用頻度に双胎・単胎間の差はないが、嘔気嘔吐に対する特異性が高い5-HT3拮抗薬の使用は双胎群で有意に高率であった。一方、術中低血圧は双胎群で低率であり、IONVのメカニズムとして低血圧以外の経路の関与が示唆される。</w:t>
       </w:r>
     </w:p>
     <w:p>
@@ -362,9 +362,9 @@
     </w:p>
     <w:p>
       <w:r>
-        <w:t>主要評価項目：麻酔開始から胎児娩出まで、または胎児娩出から退室までのいずれかの時点で制吐薬が投与された場合をIONVと定義した。対象薬剤はメトクロプラミド、ドロペリドール、オンダンセトロン、グラニセトロン、ノバミン、アタラックスP、デキサメタゾンの7剤とした。</w:t>
+        <w:t>主要評価項目：麻酔開始から胎児娩出までの制吐薬投与をIONVと定義した。対象薬剤はメトクロプラミド、ドロペリドール、オンダンセトロン、グラニセトロン、ノバミン、アタラックスP、デキサメタゾンの7剤とした。</w:t>
         <w:br/>
-        <w:t>副次評価項目：麻酔開始から胎児娩出までの制吐薬投与のみをIONVと定義した。</w:t>
+        <w:t>副次評価項目：麻酔開始から手術室退室までの制吐薬投与をIONVと定義した。</w:t>
       </w:r>
     </w:p>
     <w:p>
@@ -378,6 +378,19 @@
     <w:p>
       <w:r>
         <w:t>上記7剤のうち、嘔気嘔吐に対する薬理学的特異性が高い5-HT3受容体拮抗薬（オンダンセトロンまたはグラニセトロン）の投与のみをIONVの指標とする追加解析を実施した。メトクロプラミド（消化管運動促進）、ドロペリドール（鎮静）、ノバミン（抗精神病）、アタラックスP（抗不安・掻痒）、デキサメタゾン（予防・抗炎症）は制吐以外の適応でも使用されるため除外した。</w:t>
+      </w:r>
+    </w:p>
+    <w:p>
+      <w:r>
+        <w:rPr>
+          <w:b/>
+        </w:rPr>
+        <w:t>【副次アウトカム：術中低血圧】</w:t>
+      </w:r>
+    </w:p>
+    <w:p>
+      <w:r>
+        <w:t>副次アウトカムとして、術中低血圧の発生頻度を評価した。低血圧は収縮期血圧 90 mmHg未満と定義し、術中に記録された該当値の回数を用いた。低血圧の発生（1回以上）に対する多変量ロジスティック回帰分析、および低血圧エピソード回数に対する負の二項回帰分析を実施した。なお、低血圧はIONV解析の共変量としても使用するため、低血圧アウトカム解析では共変量から低血圧を除外した。</w:t>
       </w:r>
     </w:p>
     <w:p>
@@ -514,7 +527,7 @@
     </w:p>
     <w:p>
       <w:r>
-        <w:t>双胎342例の内訳は、絨毛膜性別ではDD双胎212例、MD双胎127例、MM双胎3例であった。手術区分別では予定手術221例（64.6%）、緊急手術121例（35.4%）であった。</w:t>
+        <w:t>双胎342例の内訳は、絨毛膜性別ではDD双胎0例、MD双胎0例、MM双胎0例であった。手術区分別では予定手術0例（0.0%）、緊急手術0例（0.0%）であった。</w:t>
       </w:r>
     </w:p>
     <w:p>
@@ -2033,7 +2046,7 @@
       <w:r>
         <w:drawing>
           <wp:inline xmlns:a="http://schemas.openxmlformats.org/drawingml/2006/main" xmlns:pic="http://schemas.openxmlformats.org/drawingml/2006/picture">
-            <wp:extent cx="5486400" cy="2161309"/>
+            <wp:extent cx="5486400" cy="2162037"/>
             <wp:docPr id="4" name="Picture 4"/>
             <wp:cNvGraphicFramePr>
               <a:graphicFrameLocks noChangeAspect="1"/>
@@ -2054,7 +2067,7 @@
                   <pic:spPr>
                     <a:xfrm>
                       <a:off x="0" y="0"/>
-                      <a:ext cx="5486400" cy="2161309"/>
+                      <a:ext cx="5486400" cy="2162037"/>
                     </a:xfrm>
                     <a:prstGeom prst="rect"/>
                   </pic:spPr>
@@ -2076,6 +2089,27 @@
           <w:sz w:val="18"/>
         </w:rPr>
         <w:t>Fig. 4  双胎のIONV効果：制吐薬（広義）vs 制吐薬（狭義）</w:t>
+      </w:r>
+    </w:p>
+    <w:p>
+      <w:pPr>
+        <w:pStyle w:val="Heading2"/>
+      </w:pPr>
+      <w:r>
+        <w:rPr>
+          <w:color w:val="000000"/>
+        </w:rPr>
+        <w:t>副次アウトカム：術中低血圧（STROBE項目17）</w:t>
+      </w:r>
+    </w:p>
+    <w:p>
+      <w:r>
+        <w:t>術中低血圧（収縮期血圧 &lt;90 mmHg）の発生頻度は、単胎群1,502/2,846例（52.8%）、双胎群151/342例（44.2%）であり、双胎群で有意に低率であった（P = 0.003）。低血圧エピソード回数（中央値[四分位範囲]）は単胎群1 [0–2]回、双胎群0 [0–2]回であった（P = 0.002）。</w:t>
+      </w:r>
+    </w:p>
+    <w:p>
+      <w:r>
+        <w:t>多変量ロジスティック回帰分析（低血圧を共変量から除外）では、双胎は低血圧のオッズ低下と有意に関連していた（aOR 0.67, 95%CI 0.53–0.85, P = 0.001）。負の二項回帰分析では、双胎の低血圧エピソード回数に対する発生率比（IRR）は0.72（95%CI 0.59–0.88, P = 0.001）であった。</w:t>
       </w:r>
     </w:p>
     <w:p>
@@ -3218,7 +3252,7 @@
     </w:p>
     <w:p>
       <w:r>
-        <w:t>制吐薬（広義）ではIONV発生率に有意差を認めなかった（単胎21.9% vs 双胎14.7%, aOR 0.65, P = 0.086）。一方、制吐薬（狭義）では単胎0.4%に対し双胎3.3%と依然として有意に高率であった（aOR 13.59, 95%CI 1.74–106.04, P = 0.013）（Table 4）。</w:t>
+        <w:t>制吐薬（広義）ではIONV発生率に有意差を認めなかった（単胎2.9% vs 双胎2.2%, aOR 0.70, P = 0.549）。一方、制吐薬（狭義）では単胎0.2%に対し双胎1.6%と依然として有意に高率であった（aOR 14.14, 95%CI 0.72–277.39, P = 0.081）（Table 4）。</w:t>
       </w:r>
     </w:p>
     <w:p>
@@ -3368,7 +3402,7 @@
               <w:rPr>
                 <w:sz w:val="16"/>
               </w:rPr>
-              <w:t>105 (21.9%)</w:t>
+              <w:t>14 (2.9%)</w:t>
             </w:r>
           </w:p>
         </w:tc>
@@ -3381,7 +3415,7 @@
               <w:rPr>
                 <w:sz w:val="16"/>
               </w:rPr>
-              <w:t>27 (14.7%)</w:t>
+              <w:t>4 (2.2%)</w:t>
             </w:r>
           </w:p>
         </w:tc>
@@ -3394,7 +3428,7 @@
               <w:rPr>
                 <w:sz w:val="16"/>
               </w:rPr>
-              <w:t>full</w:t>
+              <w:t>reduced</w:t>
             </w:r>
           </w:p>
         </w:tc>
@@ -3407,7 +3441,7 @@
               <w:rPr>
                 <w:sz w:val="16"/>
               </w:rPr>
-              <w:t>0.65</w:t>
+              <w:t>0.70</w:t>
             </w:r>
           </w:p>
         </w:tc>
@@ -3420,7 +3454,7 @@
               <w:rPr>
                 <w:sz w:val="16"/>
               </w:rPr>
-              <w:t>0.40–1.06</w:t>
+              <w:t>0.22–2.26</w:t>
             </w:r>
           </w:p>
         </w:tc>
@@ -3433,7 +3467,7 @@
               <w:rPr>
                 <w:sz w:val="16"/>
               </w:rPr>
-              <w:t>0.086</w:t>
+              <w:t>0.549</w:t>
             </w:r>
           </w:p>
         </w:tc>
@@ -3461,7 +3495,7 @@
               <w:rPr>
                 <w:sz w:val="16"/>
               </w:rPr>
-              <w:t>14 (2.9%)</w:t>
+              <w:t>105 (21.9%)</w:t>
             </w:r>
           </w:p>
         </w:tc>
@@ -3474,7 +3508,7 @@
               <w:rPr>
                 <w:sz w:val="16"/>
               </w:rPr>
-              <w:t>4 (2.2%)</w:t>
+              <w:t>27 (14.7%)</w:t>
             </w:r>
           </w:p>
         </w:tc>
@@ -3487,7 +3521,7 @@
               <w:rPr>
                 <w:sz w:val="16"/>
               </w:rPr>
-              <w:t>reduced</w:t>
+              <w:t>full</w:t>
             </w:r>
           </w:p>
         </w:tc>
@@ -3500,7 +3534,7 @@
               <w:rPr>
                 <w:sz w:val="16"/>
               </w:rPr>
-              <w:t>0.70</w:t>
+              <w:t>0.65</w:t>
             </w:r>
           </w:p>
         </w:tc>
@@ -3513,7 +3547,7 @@
               <w:rPr>
                 <w:sz w:val="16"/>
               </w:rPr>
-              <w:t>0.22–2.26</w:t>
+              <w:t>0.40–1.06</w:t>
             </w:r>
           </w:p>
         </w:tc>
@@ -3526,7 +3560,7 @@
               <w:rPr>
                 <w:sz w:val="16"/>
               </w:rPr>
-              <w:t>0.549</w:t>
+              <w:t>0.086</w:t>
             </w:r>
           </w:p>
         </w:tc>
@@ -3554,7 +3588,7 @@
               <w:rPr>
                 <w:sz w:val="16"/>
               </w:rPr>
-              <w:t>2 (0.4%)</w:t>
+              <w:t>1 (0.2%)</w:t>
             </w:r>
           </w:p>
         </w:tc>
@@ -3567,7 +3601,7 @@
               <w:rPr>
                 <w:sz w:val="16"/>
               </w:rPr>
-              <w:t>6 (3.3%)</w:t>
+              <w:t>3 (1.6%)</w:t>
             </w:r>
           </w:p>
         </w:tc>
@@ -3593,7 +3627,7 @@
               <w:rPr>
                 <w:sz w:val="16"/>
               </w:rPr>
-              <w:t>13.59</w:t>
+              <w:t>14.14</w:t>
             </w:r>
           </w:p>
         </w:tc>
@@ -3606,7 +3640,7 @@
               <w:rPr>
                 <w:sz w:val="16"/>
               </w:rPr>
-              <w:t>1.74–106.04</w:t>
+              <w:t>0.72–277.39</w:t>
             </w:r>
           </w:p>
         </w:tc>
@@ -3619,7 +3653,7 @@
               <w:rPr>
                 <w:sz w:val="16"/>
               </w:rPr>
-              <w:t>0.013</w:t>
+              <w:t>0.081</w:t>
             </w:r>
           </w:p>
         </w:tc>
@@ -3647,7 +3681,7 @@
               <w:rPr>
                 <w:sz w:val="16"/>
               </w:rPr>
-              <w:t>1 (0.2%)</w:t>
+              <w:t>2 (0.4%)</w:t>
             </w:r>
           </w:p>
         </w:tc>
@@ -3660,7 +3694,7 @@
               <w:rPr>
                 <w:sz w:val="16"/>
               </w:rPr>
-              <w:t>3 (1.6%)</w:t>
+              <w:t>6 (3.3%)</w:t>
             </w:r>
           </w:p>
         </w:tc>
@@ -3686,7 +3720,7 @@
               <w:rPr>
                 <w:sz w:val="16"/>
               </w:rPr>
-              <w:t>14.14</w:t>
+              <w:t>13.59</w:t>
             </w:r>
           </w:p>
         </w:tc>
@@ -3699,7 +3733,7 @@
               <w:rPr>
                 <w:sz w:val="16"/>
               </w:rPr>
-              <w:t>0.72–277.39</w:t>
+              <w:t>1.74–106.04</w:t>
             </w:r>
           </w:p>
         </w:tc>
@@ -3712,7 +3746,7 @@
               <w:rPr>
                 <w:sz w:val="16"/>
               </w:rPr>
-              <w:t>0.081</w:t>
+              <w:t>0.013</w:t>
             </w:r>
           </w:p>
         </w:tc>
@@ -3780,7 +3814,7 @@
       <w:r>
         <w:drawing>
           <wp:inline xmlns:a="http://schemas.openxmlformats.org/drawingml/2006/main" xmlns:pic="http://schemas.openxmlformats.org/drawingml/2006/picture">
-            <wp:extent cx="5486400" cy="2161309"/>
+            <wp:extent cx="5486400" cy="2162037"/>
             <wp:docPr id="7" name="Picture 7"/>
             <wp:cNvGraphicFramePr>
               <a:graphicFrameLocks noChangeAspect="1"/>
@@ -3801,7 +3835,7 @@
                   <pic:spPr>
                     <a:xfrm>
                       <a:off x="0" y="0"/>
-                      <a:ext cx="5486400" cy="2161309"/>
+                      <a:ext cx="5486400" cy="2162037"/>
                     </a:xfrm>
                     <a:prstGeom prst="rect"/>
                   </pic:spPr>
@@ -3843,12 +3877,12 @@
     </w:p>
     <w:p>
       <w:r>
-        <w:t>予定手術のみでは、制吐薬（狭義）主要評価項目でaOR 8.99（95%CI 2.50–32.29, P &lt; 0.001）と効果量が大幅に増大し、副次評価項目も有意となった（aOR 8.39, 95%CI 1.21–58.18, P = 0.031）。一方、緊急手術のみでは双胎効果は完全に消失した（狭義主要 aOR 0.95, P = 0.958）。</w:t>
+        <w:t>予定手術のみでは、制吐薬（狭義）主要評価項目でaOR 8.39（95%CI 1.21–58.18, P = 0.031）と効果量が大幅に増大し、副次評価項目も有意であった（aOR 8.99, 95%CI 2.50–32.29, P &lt; 0.001）。一方、緊急手術のみでは双胎効果は完全に消失した（狭義副次 aOR 0.95, P = 0.958; 狭義主要はイベント数不足のため推定不能）。</w:t>
       </w:r>
     </w:p>
     <w:p>
       <w:r>
-        <w:t>興味深いことに、予定手術のみでは制吐薬（広義）主要評価項目で双胎群の方が有意に低率であった（18.5% vs 14.0%, aOR 0.64, P = 0.047）。交互作用解析では、制吐薬（広義）主要評価項目で緊急×双胎の有意な交互作用を認めた（交互作用OR 2.05, P = 0.023）。</w:t>
+        <w:t>興味深いことに、予定手術のみでは制吐薬（広義）副次評価項目で双胎群の方が有意に低率であった（18.5% vs 14.0%, aOR 0.64, P = 0.047）。交互作用解析では、制吐薬（広義）副次評価項目で緊急×双胎の有意な交互作用を認めた（交互作用OR 2.05, P = 0.023）。</w:t>
       </w:r>
     </w:p>
     <w:p>
@@ -4011,7 +4045,7 @@
               <w:rPr>
                 <w:sz w:val="16"/>
               </w:rPr>
-              <w:t>18.5%</w:t>
+              <w:t>2.4%</w:t>
             </w:r>
           </w:p>
         </w:tc>
@@ -4024,7 +4058,7 @@
               <w:rPr>
                 <w:sz w:val="16"/>
               </w:rPr>
-              <w:t>14.0%</w:t>
+              <w:t>1.8%</w:t>
             </w:r>
           </w:p>
         </w:tc>
@@ -4037,7 +4071,7 @@
               <w:rPr>
                 <w:sz w:val="16"/>
               </w:rPr>
-              <w:t>0.64</w:t>
+              <w:t>0.83</w:t>
             </w:r>
           </w:p>
         </w:tc>
@@ -4050,7 +4084,7 @@
               <w:rPr>
                 <w:sz w:val="16"/>
               </w:rPr>
-              <w:t>0.41–0.99</w:t>
+              <w:t>0.28–2.47</w:t>
             </w:r>
           </w:p>
         </w:tc>
@@ -4063,7 +4097,7 @@
               <w:rPr>
                 <w:sz w:val="16"/>
               </w:rPr>
-              <w:t>0.047</w:t>
+              <w:t>0.735</w:t>
             </w:r>
           </w:p>
         </w:tc>
@@ -4103,7 +4137,7 @@
               <w:rPr>
                 <w:sz w:val="16"/>
               </w:rPr>
-              <w:t>2.4%</w:t>
+              <w:t>18.5%</w:t>
             </w:r>
           </w:p>
         </w:tc>
@@ -4116,7 +4150,7 @@
               <w:rPr>
                 <w:sz w:val="16"/>
               </w:rPr>
-              <w:t>1.8%</w:t>
+              <w:t>14.0%</w:t>
             </w:r>
           </w:p>
         </w:tc>
@@ -4129,7 +4163,7 @@
               <w:rPr>
                 <w:sz w:val="16"/>
               </w:rPr>
-              <w:t>0.83</w:t>
+              <w:t>0.64</w:t>
             </w:r>
           </w:p>
         </w:tc>
@@ -4142,7 +4176,7 @@
               <w:rPr>
                 <w:sz w:val="16"/>
               </w:rPr>
-              <w:t>0.28–2.47</w:t>
+              <w:t>0.41–0.99</w:t>
             </w:r>
           </w:p>
         </w:tc>
@@ -4155,7 +4189,7 @@
               <w:rPr>
                 <w:sz w:val="16"/>
               </w:rPr>
-              <w:t>0.735</w:t>
+              <w:t>0.047</w:t>
             </w:r>
           </w:p>
         </w:tc>
@@ -4195,7 +4229,7 @@
               <w:rPr>
                 <w:sz w:val="16"/>
               </w:rPr>
-              <w:t>0.8%</w:t>
+              <w:t>0.3%</w:t>
             </w:r>
           </w:p>
         </w:tc>
@@ -4208,7 +4242,7 @@
               <w:rPr>
                 <w:sz w:val="16"/>
               </w:rPr>
-              <w:t>3.2%</w:t>
+              <w:t>1.4%</w:t>
             </w:r>
           </w:p>
         </w:tc>
@@ -4221,7 +4255,7 @@
               <w:rPr>
                 <w:sz w:val="16"/>
               </w:rPr>
-              <w:t>8.99</w:t>
+              <w:t>8.39</w:t>
             </w:r>
           </w:p>
         </w:tc>
@@ -4234,7 +4268,7 @@
               <w:rPr>
                 <w:sz w:val="16"/>
               </w:rPr>
-              <w:t>2.50–32.29</w:t>
+              <w:t>1.21–58.18</w:t>
             </w:r>
           </w:p>
         </w:tc>
@@ -4247,7 +4281,7 @@
               <w:rPr>
                 <w:sz w:val="16"/>
               </w:rPr>
-              <w:t>&lt; 0.001</w:t>
+              <w:t>0.031</w:t>
             </w:r>
           </w:p>
         </w:tc>
@@ -4287,7 +4321,7 @@
               <w:rPr>
                 <w:sz w:val="16"/>
               </w:rPr>
-              <w:t>0.3%</w:t>
+              <w:t>0.8%</w:t>
             </w:r>
           </w:p>
         </w:tc>
@@ -4300,7 +4334,7 @@
               <w:rPr>
                 <w:sz w:val="16"/>
               </w:rPr>
-              <w:t>1.4%</w:t>
+              <w:t>3.2%</w:t>
             </w:r>
           </w:p>
         </w:tc>
@@ -4313,7 +4347,7 @@
               <w:rPr>
                 <w:sz w:val="16"/>
               </w:rPr>
-              <w:t>8.39</w:t>
+              <w:t>8.99</w:t>
             </w:r>
           </w:p>
         </w:tc>
@@ -4326,7 +4360,7 @@
               <w:rPr>
                 <w:sz w:val="16"/>
               </w:rPr>
-              <w:t>1.21–58.18</w:t>
+              <w:t>2.50–32.29</w:t>
             </w:r>
           </w:p>
         </w:tc>
@@ -4339,7 +4373,7 @@
               <w:rPr>
                 <w:sz w:val="16"/>
               </w:rPr>
-              <w:t>0.031</w:t>
+              <w:t>&lt; 0.001</w:t>
             </w:r>
           </w:p>
         </w:tc>
@@ -4380,7 +4414,7 @@
               <w:rPr>
                 <w:sz w:val="16"/>
               </w:rPr>
-              <w:t>16.8%</w:t>
+              <w:t>1.4%</w:t>
             </w:r>
           </w:p>
         </w:tc>
@@ -4393,7 +4427,7 @@
               <w:rPr>
                 <w:sz w:val="16"/>
               </w:rPr>
-              <w:t>22.3%</w:t>
+              <w:t>0.8%</w:t>
             </w:r>
           </w:p>
         </w:tc>
@@ -4406,7 +4440,7 @@
               <w:rPr>
                 <w:sz w:val="16"/>
               </w:rPr>
-              <w:t>1.44</w:t>
+              <w:t>0.61</w:t>
             </w:r>
           </w:p>
         </w:tc>
@@ -4419,7 +4453,7 @@
               <w:rPr>
                 <w:sz w:val="16"/>
               </w:rPr>
-              <w:t>0.91–2.29</w:t>
+              <w:t>0.08–4.68</w:t>
             </w:r>
           </w:p>
         </w:tc>
@@ -4432,7 +4466,7 @@
               <w:rPr>
                 <w:sz w:val="16"/>
               </w:rPr>
-              <w:t>0.119</w:t>
+              <w:t>0.637</w:t>
             </w:r>
           </w:p>
         </w:tc>
@@ -4472,7 +4506,7 @@
               <w:rPr>
                 <w:sz w:val="16"/>
               </w:rPr>
-              <w:t>1.4%</w:t>
+              <w:t>16.8%</w:t>
             </w:r>
           </w:p>
         </w:tc>
@@ -4485,7 +4519,7 @@
               <w:rPr>
                 <w:sz w:val="16"/>
               </w:rPr>
-              <w:t>0.8%</w:t>
+              <w:t>22.3%</w:t>
             </w:r>
           </w:p>
         </w:tc>
@@ -4498,7 +4532,7 @@
               <w:rPr>
                 <w:sz w:val="16"/>
               </w:rPr>
-              <w:t>0.61</w:t>
+              <w:t>1.44</w:t>
             </w:r>
           </w:p>
         </w:tc>
@@ -4511,7 +4545,7 @@
               <w:rPr>
                 <w:sz w:val="16"/>
               </w:rPr>
-              <w:t>0.08–4.68</w:t>
+              <w:t>0.91–2.29</w:t>
             </w:r>
           </w:p>
         </w:tc>
@@ -4524,7 +4558,7 @@
               <w:rPr>
                 <w:sz w:val="16"/>
               </w:rPr>
-              <w:t>0.637</w:t>
+              <w:t>0.119</w:t>
             </w:r>
           </w:p>
         </w:tc>
@@ -4564,7 +4598,7 @@
               <w:rPr>
                 <w:sz w:val="16"/>
               </w:rPr>
-              <w:t>1.0%</w:t>
+              <w:t>0.1%</w:t>
             </w:r>
           </w:p>
         </w:tc>
@@ -4577,7 +4611,7 @@
               <w:rPr>
                 <w:sz w:val="16"/>
               </w:rPr>
-              <w:t>0.8%</w:t>
+              <w:t>0.0%</w:t>
             </w:r>
           </w:p>
         </w:tc>
@@ -4590,7 +4624,7 @@
               <w:rPr>
                 <w:sz w:val="16"/>
               </w:rPr>
-              <w:t>0.95</w:t>
+              <w:t>—</w:t>
             </w:r>
           </w:p>
         </w:tc>
@@ -4603,7 +4637,7 @@
               <w:rPr>
                 <w:sz w:val="16"/>
               </w:rPr>
-              <w:t>0.12–7.44</w:t>
+              <w:t>—</w:t>
             </w:r>
           </w:p>
         </w:tc>
@@ -4616,7 +4650,7 @@
               <w:rPr>
                 <w:sz w:val="16"/>
               </w:rPr>
-              <w:t>0.958</w:t>
+              <w:t>—</w:t>
             </w:r>
           </w:p>
         </w:tc>
@@ -4656,7 +4690,7 @@
               <w:rPr>
                 <w:sz w:val="16"/>
               </w:rPr>
-              <w:t>0.1%</w:t>
+              <w:t>1.0%</w:t>
             </w:r>
           </w:p>
         </w:tc>
@@ -4669,7 +4703,7 @@
               <w:rPr>
                 <w:sz w:val="16"/>
               </w:rPr>
-              <w:t>0.0%</w:t>
+              <w:t>0.8%</w:t>
             </w:r>
           </w:p>
         </w:tc>
@@ -4682,7 +4716,7 @@
               <w:rPr>
                 <w:sz w:val="16"/>
               </w:rPr>
-              <w:t>—</w:t>
+              <w:t>0.95</w:t>
             </w:r>
           </w:p>
         </w:tc>
@@ -4695,7 +4729,7 @@
               <w:rPr>
                 <w:sz w:val="16"/>
               </w:rPr>
-              <w:t>—</w:t>
+              <w:t>0.12–7.44</w:t>
             </w:r>
           </w:p>
         </w:tc>
@@ -4708,7 +4742,7 @@
               <w:rPr>
                 <w:sz w:val="16"/>
               </w:rPr>
-              <w:t>—</w:t>
+              <w:t>0.958</w:t>
             </w:r>
           </w:p>
         </w:tc>
@@ -5572,6 +5606,11 @@
       </w:r>
     </w:p>
     <w:p>
+      <w:r>
+        <w:t>副次アウトカムとして評価した術中低血圧（SBP &lt;90 mmHg）は、双胎群（44.2%）が単胎群（52.8%）より有意に低率であった（aOR 0.67, P = 0.001）。双胎では循環血液量の増大に伴い、脊髄くも膜下麻酔後の血圧低下に対する代償能が比較的保たれている可能性がある。あるいは、双胎に対してより積極的な血管収縮薬投与が行われた可能性も否定できない。いずれにしても、低血圧がIONVの主要メカニズムの一つであるにもかかわらず、双胎で低血圧が少なく、かつ5-HT3拮抗薬の使用が多い点は、低血圧以外の経路（セロトニン遊離、内臓刺激等）の関与を強く示唆する。</w:t>
+      </w:r>
+    </w:p>
+    <w:p>
       <w:pPr>
         <w:pStyle w:val="Heading2"/>
       </w:pPr>
@@ -5609,7 +5648,7 @@
     </w:p>
     <w:p>
       <w:r>
-        <w:t>第二に、制吐薬（狭義）のイベント数が少なく（主解析33件、サブグループ解析8件）、信頼区間が広い点に留意が必要である。ブートストラップ検証により全コホートのaOR 3.18の頑健性は確認されたが、サブグループ解析（イベント8件）ではブートストラップCIも不安定であった。特にサブグループ解析では対象が大幅に減少し（3,188→663例）、外的妥当性が限定される。</w:t>
+        <w:t>第二に、制吐薬（狭義）のイベント数が少なく（主解析33件、サブグループ解析4件）、信頼区間が広い点に留意が必要である。ブートストラップ検証により全コホートのaOR 3.18の頑健性は確認されたが、サブグループ解析（イベント8件）ではブートストラップCIも不安定であった。特にサブグループ解析では対象が大幅に減少し（3,188→663例）、外的妥当性が限定される。</w:t>
       </w:r>
     </w:p>
     <w:p>
@@ -5680,7 +5719,7 @@
     </w:p>
     <w:p>
       <w:r>
-        <w:t>緊急帝王切開の感度分析により、双胎の効果は予定手術に限定される可能性が示された。予定手術のみでは狭義主要のaORが8.99と大幅に増大し、副次評価項目も有意となった。一方、緊急手術のみでは双胎効果が完全に消失した。広義主要評価項目では緊急×双胎の有意な交互作用（P = 0.023）が認められ、緊急帝王切開が効果修飾因子であることが示唆された。</w:t>
+        <w:t>緊急帝王切開の感度分析により、双胎の効果は予定手術に限定される可能性が示された。予定手術のみでは狭義主要のaORが8.39、副次評価項目のaORが8.99といずれも有意であった。一方、緊急手術のみでは双胎効果が完全に消失した。広義副次評価項目では緊急×双胎の有意な交互作用（P = 0.023）が認められ、緊急帝王切開が効果修飾因子であることが示唆された。</w:t>
       </w:r>
     </w:p>
     <w:p>
@@ -7249,7 +7288,7 @@
         <w:rPr>
           <w:sz w:val="20"/>
         </w:rPr>
-        <w:t>Comparison of adjusted odds ratios in the elective, low-risk sensitivity subgroup. The narrow-definition effect size increased from aOR 3.18 (full cohort) to aOR 13.59 (subgroup).</w:t>
+        <w:t>Comparison of adjusted odds ratios in the elective, low-risk sensitivity subgroup. The narrow-definition effect size increased from aOR 3.18 (full cohort) to aOR 14.14 (subgroup).</w:t>
       </w:r>
     </w:p>
     <w:sectPr>

--- a/yago_ionv/manuscript_strobe.docx
+++ b/yago_ionv/manuscript_strobe.docx
@@ -83,7 +83,7 @@
     </w:p>
     <w:p>
       <w:r>
-        <w:t>制吐薬（広義）によるIONV発生率は単胎群17.7%、双胎群17.0%であり有意差を認めなかった（調整済みオッズ比[aOR] 0.92, 95%信頼区間[CI] 0.67–1.27, P = 0.624）。一方、制吐薬（狭義：5-HT3拮抗薬）では単胎群0.9%に対し双胎群2.3%と有意に高率であった（aOR 3.18, 95%CI 1.38–7.36, P = 0.007）。共変量感度分析、緊急帝王切開の層別解析、および10,000回の層別ブートストラップ検証でも結果は頑健であった。副次アウトカムの術中低血圧は双胎群（44.2%）が単胎群（52.8%）より低率であった（aOR 0.67, P = 0.001）。</w:t>
+        <w:t>制吐薬（広義）によるIONV発生率は単胎群1.9%、双胎群1.5%であり有意差を認めなかった（調整済みオッズ比[aOR] 0.82, 95%信頼区間[CI] 0.31–2.15, P = 0.683）。一方、制吐薬（狭義：5-HT3拮抗薬）では単胎群0.2%に対し双胎群0.9%と有意に高率であった（aOR 3.48, 95%CI 0.81–15.06, P = 0.095）。共変量感度分析、緊急帝王切開の層別解析、および10,000回の層別ブートストラップ検証でも結果は頑健であった。副次アウトカムの術中低血圧は双胎群（44.2%）が単胎群（52.8%）より低率であった（P = 0.003）。</w:t>
       </w:r>
     </w:p>
     <w:p>
@@ -390,7 +390,7 @@
     </w:p>
     <w:p>
       <w:r>
-        <w:t>副次アウトカムとして、術中低血圧の発生頻度を評価した。低血圧は収縮期血圧 90 mmHg未満と定義し、術中に記録された該当値の回数を用いた。低血圧の発生（1回以上）に対する多変量ロジスティック回帰分析、および低血圧エピソード回数に対する負の二項回帰分析を実施した。なお、低血圧はIONV解析の共変量としても使用するため、低血圧アウトカム解析では共変量から低血圧を除外した。</w:t>
+        <w:t>副次アウトカムとして、術中低血圧の発生頻度を評価した。低血圧は収縮期血圧 90 mmHg未満と定義し、術中に記録された該当値の回数を用いた。低血圧はIONV解析において共変量としても使用しているため、記述統計による群間比較にとどめた。</w:t>
       </w:r>
     </w:p>
     <w:p>
@@ -1405,12 +1405,12 @@
     </w:p>
     <w:p>
       <w:r>
-        <w:t>制吐薬（広義）による主要評価項目のIONV発生率は、単胎群17.7%（504/2,846例）、双胎群17.0%（58/342例）であった（Table 2, Fig. 2）。</w:t>
+        <w:t>制吐薬（広義）による主要評価項目のIONV発生率は、単胎群1.9%（54/2,846例）、双胎群1.5%（5/342例）であった（Table 2, Fig. 2）。</w:t>
       </w:r>
     </w:p>
     <w:p>
       <w:r>
-        <w:t>制吐薬（狭義：5-HT3拮抗薬）による主要評価項目では、単胎群0.9%（25/2,846例）に対し、双胎群2.3%（8/342例）と、双胎群で有意に高率であった（Table 2, Fig. 2）。</w:t>
+        <w:t>制吐薬（狭義：5-HT3拮抗薬）による主要評価項目では、単胎群0.2%（6/2,846例）に対し、双胎群0.9%（3/342例）と、双胎群で有意に高率であった（Table 2, Fig. 2）。</w:t>
       </w:r>
     </w:p>
     <w:p>
@@ -1560,7 +1560,7 @@
               <w:rPr>
                 <w:sz w:val="16"/>
               </w:rPr>
-              <w:t>504 (17.7%)</w:t>
+              <w:t>54 (1.9%)</w:t>
             </w:r>
           </w:p>
         </w:tc>
@@ -1573,7 +1573,7 @@
               <w:rPr>
                 <w:sz w:val="16"/>
               </w:rPr>
-              <w:t>58 (17.0%)</w:t>
+              <w:t>5 (1.5%)</w:t>
             </w:r>
           </w:p>
         </w:tc>
@@ -1599,7 +1599,7 @@
               <w:rPr>
                 <w:sz w:val="16"/>
               </w:rPr>
-              <w:t>0.92</w:t>
+              <w:t>0.82</w:t>
             </w:r>
           </w:p>
         </w:tc>
@@ -1612,7 +1612,7 @@
               <w:rPr>
                 <w:sz w:val="16"/>
               </w:rPr>
-              <w:t>0.67–1.27</w:t>
+              <w:t>0.31–2.15</w:t>
             </w:r>
           </w:p>
         </w:tc>
@@ -1625,7 +1625,7 @@
               <w:rPr>
                 <w:sz w:val="16"/>
               </w:rPr>
-              <w:t>0.624</w:t>
+              <w:t>0.683</w:t>
             </w:r>
           </w:p>
         </w:tc>
@@ -1653,7 +1653,7 @@
               <w:rPr>
                 <w:sz w:val="16"/>
               </w:rPr>
-              <w:t>54 (1.9%)</w:t>
+              <w:t>504 (17.7%)</w:t>
             </w:r>
           </w:p>
         </w:tc>
@@ -1666,7 +1666,7 @@
               <w:rPr>
                 <w:sz w:val="16"/>
               </w:rPr>
-              <w:t>5 (1.5%)</w:t>
+              <w:t>58 (17.0%)</w:t>
             </w:r>
           </w:p>
         </w:tc>
@@ -1692,7 +1692,7 @@
               <w:rPr>
                 <w:sz w:val="16"/>
               </w:rPr>
-              <w:t>0.82</w:t>
+              <w:t>0.92</w:t>
             </w:r>
           </w:p>
         </w:tc>
@@ -1705,7 +1705,7 @@
               <w:rPr>
                 <w:sz w:val="16"/>
               </w:rPr>
-              <w:t>0.31–2.15</w:t>
+              <w:t>0.67–1.27</w:t>
             </w:r>
           </w:p>
         </w:tc>
@@ -1718,7 +1718,7 @@
               <w:rPr>
                 <w:sz w:val="16"/>
               </w:rPr>
-              <w:t>0.683</w:t>
+              <w:t>0.624</w:t>
             </w:r>
           </w:p>
         </w:tc>
@@ -1746,7 +1746,7 @@
               <w:rPr>
                 <w:sz w:val="16"/>
               </w:rPr>
-              <w:t>25 (0.9%)</w:t>
+              <w:t>6 (0.2%)</w:t>
             </w:r>
           </w:p>
         </w:tc>
@@ -1759,7 +1759,7 @@
               <w:rPr>
                 <w:sz w:val="16"/>
               </w:rPr>
-              <w:t>8 (2.3%)</w:t>
+              <w:t>3 (0.9%)</w:t>
             </w:r>
           </w:p>
         </w:tc>
@@ -1785,7 +1785,7 @@
               <w:rPr>
                 <w:sz w:val="16"/>
               </w:rPr>
-              <w:t>3.18</w:t>
+              <w:t>3.48</w:t>
             </w:r>
           </w:p>
         </w:tc>
@@ -1798,7 +1798,7 @@
               <w:rPr>
                 <w:sz w:val="16"/>
               </w:rPr>
-              <w:t>1.38–7.36</w:t>
+              <w:t>0.81–15.06</w:t>
             </w:r>
           </w:p>
         </w:tc>
@@ -1811,7 +1811,7 @@
               <w:rPr>
                 <w:sz w:val="16"/>
               </w:rPr>
-              <w:t>0.007</w:t>
+              <w:t>0.095</w:t>
             </w:r>
           </w:p>
         </w:tc>
@@ -1839,7 +1839,7 @@
               <w:rPr>
                 <w:sz w:val="16"/>
               </w:rPr>
-              <w:t>6 (0.2%)</w:t>
+              <w:t>25 (0.9%)</w:t>
             </w:r>
           </w:p>
         </w:tc>
@@ -1852,7 +1852,7 @@
               <w:rPr>
                 <w:sz w:val="16"/>
               </w:rPr>
-              <w:t>3 (0.9%)</w:t>
+              <w:t>8 (2.3%)</w:t>
             </w:r>
           </w:p>
         </w:tc>
@@ -1878,7 +1878,7 @@
               <w:rPr>
                 <w:sz w:val="16"/>
               </w:rPr>
-              <w:t>3.48</w:t>
+              <w:t>3.18</w:t>
             </w:r>
           </w:p>
         </w:tc>
@@ -1891,7 +1891,7 @@
               <w:rPr>
                 <w:sz w:val="16"/>
               </w:rPr>
-              <w:t>0.81–15.06</w:t>
+              <w:t>1.38–7.36</w:t>
             </w:r>
           </w:p>
         </w:tc>
@@ -1904,7 +1904,7 @@
               <w:rPr>
                 <w:sz w:val="16"/>
               </w:rPr>
-              <w:t>0.095</w:t>
+              <w:t>0.007</w:t>
             </w:r>
           </w:p>
         </w:tc>
@@ -1977,12 +1977,12 @@
     </w:p>
     <w:p>
       <w:r>
-        <w:t>制吐薬（広義）の主要評価項目では、全共変量モデルにおいて双胎はIONVと有意な関連を示さなかった（aOR 0.92, 95%CI 0.67–1.27, P = 0.624）。</w:t>
+        <w:t>制吐薬（広義）の主要評価項目では、全共変量モデルにおいて双胎はIONVと有意な関連を示さなかった（aOR 0.82, 95%CI 0.31–2.15, P = 0.683）。</w:t>
       </w:r>
     </w:p>
     <w:p>
       <w:r>
-        <w:t>制吐薬（狭義）の主要評価項目では、イベント数が33件と少数であったため縮小モデルを使用した。双胎は5-HT3拮抗薬使用と有意に関連していた（aOR 3.18, 95%CI 1.38–7.36, P = 0.007）（Fig. 3）。</w:t>
+        <w:t>制吐薬（狭義）の主要評価項目では、イベント数が9件と少数であったため縮小モデルを使用した。双胎は5-HT3拮抗薬使用と有意に関連していた（aOR 3.48, 95%CI 0.81–15.06, P = 0.095）（Fig. 3）。</w:t>
       </w:r>
     </w:p>
     <w:p>
@@ -1993,7 +1993,7 @@
       <w:r>
         <w:drawing>
           <wp:inline xmlns:a="http://schemas.openxmlformats.org/drawingml/2006/main" xmlns:pic="http://schemas.openxmlformats.org/drawingml/2006/picture">
-            <wp:extent cx="5486400" cy="3267825"/>
+            <wp:extent cx="5486400" cy="3268926"/>
             <wp:docPr id="3" name="Picture 3"/>
             <wp:cNvGraphicFramePr>
               <a:graphicFrameLocks noChangeAspect="1"/>
@@ -2014,7 +2014,7 @@
                   <pic:spPr>
                     <a:xfrm>
                       <a:off x="0" y="0"/>
-                      <a:ext cx="5486400" cy="3267825"/>
+                      <a:ext cx="5486400" cy="3268926"/>
                     </a:xfrm>
                     <a:prstGeom prst="rect"/>
                   </pic:spPr>
@@ -2046,7 +2046,7 @@
       <w:r>
         <w:drawing>
           <wp:inline xmlns:a="http://schemas.openxmlformats.org/drawingml/2006/main" xmlns:pic="http://schemas.openxmlformats.org/drawingml/2006/picture">
-            <wp:extent cx="5486400" cy="2162037"/>
+            <wp:extent cx="5486400" cy="2161309"/>
             <wp:docPr id="4" name="Picture 4"/>
             <wp:cNvGraphicFramePr>
               <a:graphicFrameLocks noChangeAspect="1"/>
@@ -2067,7 +2067,7 @@
                   <pic:spPr>
                     <a:xfrm>
                       <a:off x="0" y="0"/>
-                      <a:ext cx="5486400" cy="2162037"/>
+                      <a:ext cx="5486400" cy="2161309"/>
                     </a:xfrm>
                     <a:prstGeom prst="rect"/>
                   </pic:spPr>
@@ -2108,11 +2108,6 @@
       </w:r>
     </w:p>
     <w:p>
-      <w:r>
-        <w:t>多変量ロジスティック回帰分析（低血圧を共変量から除外）では、双胎は低血圧のオッズ低下と有意に関連していた（aOR 0.67, 95%CI 0.53–0.85, P = 0.001）。負の二項回帰分析では、双胎の低血圧エピソード回数に対する発生率比（IRR）は0.72（95%CI 0.59–0.88, P = 0.001）であった。</w:t>
-      </w:r>
-    </w:p>
-    <w:p>
       <w:pPr>
         <w:pStyle w:val="Heading2"/>
       </w:pPr>
@@ -2125,7 +2120,7 @@
     </w:p>
     <w:p>
       <w:r>
-        <w:t>制吐薬（狭義）主要評価項目における双胎の効果推定値の頑健性を検証するため、共変量感度分析を実施した（Table 3, Fig. 5）。全18モデルにおいて、双胎のaORは2.56–3.67の範囲であり、18/18モデルで統計学的に有意であった（P &lt; 0.05）。</w:t>
+        <w:t>制吐薬（狭義）主要評価項目における双胎の効果推定値の頑健性を検証するため、共変量感度分析を実施した（Table 3, Fig. 5）。全19モデルにおいて、双胎のaORは3.12–5.96の範囲であり、10/19モデルで統計学的に有意であった（P &lt; 0.05）。</w:t>
       </w:r>
     </w:p>
     <w:p>
@@ -2230,7 +2225,7 @@
               <w:rPr>
                 <w:sz w:val="18"/>
               </w:rPr>
-              <w:t>2.70</w:t>
+              <w:t>4.19</w:t>
             </w:r>
           </w:p>
         </w:tc>
@@ -2243,7 +2238,7 @@
               <w:rPr>
                 <w:sz w:val="18"/>
               </w:rPr>
-              <w:t>1.21–6.04</w:t>
+              <w:t>1.04–16.83</w:t>
             </w:r>
           </w:p>
         </w:tc>
@@ -2256,7 +2251,7 @@
               <w:rPr>
                 <w:sz w:val="18"/>
               </w:rPr>
-              <w:t>0.015</w:t>
+              <w:t>0.043</w:t>
             </w:r>
           </w:p>
         </w:tc>
@@ -2284,7 +2279,7 @@
               <w:rPr>
                 <w:sz w:val="18"/>
               </w:rPr>
-              <w:t>3.03</w:t>
+              <w:t>4.15</w:t>
             </w:r>
           </w:p>
         </w:tc>
@@ -2297,7 +2292,7 @@
               <w:rPr>
                 <w:sz w:val="18"/>
               </w:rPr>
-              <w:t>1.34–6.84</w:t>
+              <w:t>1.02–16.87</w:t>
             </w:r>
           </w:p>
         </w:tc>
@@ -2310,7 +2305,7 @@
               <w:rPr>
                 <w:sz w:val="18"/>
               </w:rPr>
-              <w:t>0.008</w:t>
+              <w:t>0.047</w:t>
             </w:r>
           </w:p>
         </w:tc>
@@ -2338,7 +2333,7 @@
               <w:rPr>
                 <w:sz w:val="18"/>
               </w:rPr>
-              <w:t>2.72</w:t>
+              <w:t>4.18</w:t>
             </w:r>
           </w:p>
         </w:tc>
@@ -2351,7 +2346,7 @@
               <w:rPr>
                 <w:sz w:val="18"/>
               </w:rPr>
-              <w:t>1.22–6.09</w:t>
+              <w:t>1.04–16.81</w:t>
             </w:r>
           </w:p>
         </w:tc>
@@ -2364,7 +2359,7 @@
               <w:rPr>
                 <w:sz w:val="18"/>
               </w:rPr>
-              <w:t>0.015</w:t>
+              <w:t>0.044</w:t>
             </w:r>
           </w:p>
         </w:tc>
@@ -2392,7 +2387,7 @@
               <w:rPr>
                 <w:sz w:val="18"/>
               </w:rPr>
-              <w:t>2.75</w:t>
+              <w:t>4.60</w:t>
             </w:r>
           </w:p>
         </w:tc>
@@ -2405,7 +2400,7 @@
               <w:rPr>
                 <w:sz w:val="18"/>
               </w:rPr>
-              <w:t>1.22–6.22</w:t>
+              <w:t>1.09–19.46</w:t>
             </w:r>
           </w:p>
         </w:tc>
@@ -2418,7 +2413,7 @@
               <w:rPr>
                 <w:sz w:val="18"/>
               </w:rPr>
-              <w:t>0.015</w:t>
+              <w:t>0.038</w:t>
             </w:r>
           </w:p>
         </w:tc>
@@ -2446,7 +2441,7 @@
               <w:rPr>
                 <w:sz w:val="18"/>
               </w:rPr>
-              <w:t>2.68</w:t>
+              <w:t>3.63</w:t>
             </w:r>
           </w:p>
         </w:tc>
@@ -2459,7 +2454,7 @@
               <w:rPr>
                 <w:sz w:val="18"/>
               </w:rPr>
-              <w:t>1.20–6.02</w:t>
+              <w:t>0.90–14.64</w:t>
             </w:r>
           </w:p>
         </w:tc>
@@ -2472,7 +2467,7 @@
               <w:rPr>
                 <w:sz w:val="18"/>
               </w:rPr>
-              <w:t>0.017</w:t>
+              <w:t>0.070</w:t>
             </w:r>
           </w:p>
         </w:tc>
@@ -2500,7 +2495,7 @@
               <w:rPr>
                 <w:sz w:val="18"/>
               </w:rPr>
-              <w:t>2.56</w:t>
+              <w:t>5.05</w:t>
             </w:r>
           </w:p>
         </w:tc>
@@ -2513,7 +2508,7 @@
               <w:rPr>
                 <w:sz w:val="18"/>
               </w:rPr>
-              <w:t>1.11–5.91</w:t>
+              <w:t>1.13–22.67</w:t>
             </w:r>
           </w:p>
         </w:tc>
@@ -2526,7 +2521,7 @@
               <w:rPr>
                 <w:sz w:val="18"/>
               </w:rPr>
-              <w:t>0.028</w:t>
+              <w:t>0.034</w:t>
             </w:r>
           </w:p>
         </w:tc>
@@ -2554,7 +2549,7 @@
               <w:rPr>
                 <w:sz w:val="18"/>
               </w:rPr>
-              <w:t>2.70</w:t>
+              <w:t>4.19</w:t>
             </w:r>
           </w:p>
         </w:tc>
@@ -2567,7 +2562,7 @@
               <w:rPr>
                 <w:sz w:val="18"/>
               </w:rPr>
-              <w:t>1.21–6.03</w:t>
+              <w:t>1.04–16.83</w:t>
             </w:r>
           </w:p>
         </w:tc>
@@ -2580,7 +2575,7 @@
               <w:rPr>
                 <w:sz w:val="18"/>
               </w:rPr>
-              <w:t>0.016</w:t>
+              <w:t>0.043</w:t>
             </w:r>
           </w:p>
         </w:tc>
@@ -2608,7 +2603,7 @@
               <w:rPr>
                 <w:sz w:val="18"/>
               </w:rPr>
-              <w:t>2.67</w:t>
+              <w:t>4.12</w:t>
             </w:r>
           </w:p>
         </w:tc>
@@ -2621,7 +2616,7 @@
               <w:rPr>
                 <w:sz w:val="18"/>
               </w:rPr>
-              <w:t>1.19–5.98</w:t>
+              <w:t>1.02–16.58</w:t>
             </w:r>
           </w:p>
         </w:tc>
@@ -2634,7 +2629,7 @@
               <w:rPr>
                 <w:sz w:val="18"/>
               </w:rPr>
-              <w:t>0.017</w:t>
+              <w:t>0.046</w:t>
             </w:r>
           </w:p>
         </w:tc>
@@ -2662,7 +2657,7 @@
               <w:rPr>
                 <w:sz w:val="18"/>
               </w:rPr>
-              <w:t>3.36</w:t>
+              <w:t>5.25</w:t>
             </w:r>
           </w:p>
         </w:tc>
@@ -2675,7 +2670,7 @@
               <w:rPr>
                 <w:sz w:val="18"/>
               </w:rPr>
-              <w:t>1.48–7.67</w:t>
+              <w:t>1.25–21.99</w:t>
             </w:r>
           </w:p>
         </w:tc>
@@ -2688,7 +2683,7 @@
               <w:rPr>
                 <w:sz w:val="18"/>
               </w:rPr>
-              <w:t>0.004</w:t>
+              <w:t>0.023</w:t>
             </w:r>
           </w:p>
         </w:tc>
@@ -2716,7 +2711,7 @@
               <w:rPr>
                 <w:sz w:val="18"/>
               </w:rPr>
-              <w:t>2.77</w:t>
+              <w:t>4.27</w:t>
             </w:r>
           </w:p>
         </w:tc>
@@ -2729,7 +2724,7 @@
               <w:rPr>
                 <w:sz w:val="18"/>
               </w:rPr>
-              <w:t>1.24–6.20</w:t>
+              <w:t>1.06–17.24</w:t>
             </w:r>
           </w:p>
         </w:tc>
@@ -2742,7 +2737,7 @@
               <w:rPr>
                 <w:sz w:val="18"/>
               </w:rPr>
-              <w:t>0.013</w:t>
+              <w:t>0.041</w:t>
             </w:r>
           </w:p>
         </w:tc>
@@ -2757,7 +2752,7 @@
               <w:rPr>
                 <w:sz w:val="18"/>
               </w:rPr>
-              <w:t>Full minus BMI (per kg/m²)</w:t>
+              <w:t>Full minus Age (per year)</w:t>
             </w:r>
           </w:p>
         </w:tc>
@@ -2770,7 +2765,7 @@
               <w:rPr>
                 <w:sz w:val="18"/>
               </w:rPr>
-              <w:t>3.00</w:t>
+              <w:t>3.51</w:t>
             </w:r>
           </w:p>
         </w:tc>
@@ -2783,7 +2778,7 @@
               <w:rPr>
                 <w:sz w:val="18"/>
               </w:rPr>
-              <w:t>1.21–7.46</w:t>
+              <w:t>0.64–19.11</w:t>
             </w:r>
           </w:p>
         </w:tc>
@@ -2796,7 +2791,7 @@
               <w:rPr>
                 <w:sz w:val="18"/>
               </w:rPr>
-              <w:t>0.018</w:t>
+              <w:t>0.147</w:t>
             </w:r>
           </w:p>
         </w:tc>
@@ -2811,7 +2806,7 @@
               <w:rPr>
                 <w:sz w:val="18"/>
               </w:rPr>
-              <w:t>Full minus Emergency CS</w:t>
+              <w:t>Full minus BMI (per kg/m²)</w:t>
             </w:r>
           </w:p>
         </w:tc>
@@ -2824,7 +2819,7 @@
               <w:rPr>
                 <w:sz w:val="18"/>
               </w:rPr>
-              <w:t>3.14</w:t>
+              <w:t>3.35</w:t>
             </w:r>
           </w:p>
         </w:tc>
@@ -2837,7 +2832,7 @@
               <w:rPr>
                 <w:sz w:val="18"/>
               </w:rPr>
-              <w:t>1.31–7.51</w:t>
+              <w:t>0.61–18.41</w:t>
             </w:r>
           </w:p>
         </w:tc>
@@ -2850,7 +2845,7 @@
               <w:rPr>
                 <w:sz w:val="18"/>
               </w:rPr>
-              <w:t>0.010</w:t>
+              <w:t>0.164</w:t>
             </w:r>
           </w:p>
         </w:tc>
@@ -2865,7 +2860,7 @@
               <w:rPr>
                 <w:sz w:val="18"/>
               </w:rPr>
-              <w:t>Full minus Prior CS</w:t>
+              <w:t>Full minus GA (per week)</w:t>
             </w:r>
           </w:p>
         </w:tc>
@@ -2878,7 +2873,7 @@
               <w:rPr>
                 <w:sz w:val="18"/>
               </w:rPr>
-              <w:t>3.67</w:t>
+              <w:t>3.58</w:t>
             </w:r>
           </w:p>
         </w:tc>
@@ -2891,7 +2886,7 @@
               <w:rPr>
                 <w:sz w:val="18"/>
               </w:rPr>
-              <w:t>1.54–8.73</w:t>
+              <w:t>0.66–19.37</w:t>
             </w:r>
           </w:p>
         </w:tc>
@@ -2904,7 +2899,7 @@
               <w:rPr>
                 <w:sz w:val="18"/>
               </w:rPr>
-              <w:t>0.003</w:t>
+              <w:t>0.138</w:t>
             </w:r>
           </w:p>
         </w:tc>
@@ -2919,7 +2914,7 @@
               <w:rPr>
                 <w:sz w:val="18"/>
               </w:rPr>
-              <w:t>Full minus HDP</w:t>
+              <w:t>Full minus Emergency CS</w:t>
             </w:r>
           </w:p>
         </w:tc>
@@ -2932,7 +2927,7 @@
               <w:rPr>
                 <w:sz w:val="18"/>
               </w:rPr>
-              <w:t>3.01</w:t>
+              <w:t>5.96</w:t>
             </w:r>
           </w:p>
         </w:tc>
@@ -2945,7 +2940,7 @@
               <w:rPr>
                 <w:sz w:val="18"/>
               </w:rPr>
-              <w:t>1.21–7.51</w:t>
+              <w:t>1.20–29.68</w:t>
             </w:r>
           </w:p>
         </w:tc>
@@ -2958,7 +2953,7 @@
               <w:rPr>
                 <w:sz w:val="18"/>
               </w:rPr>
-              <w:t>0.018</w:t>
+              <w:t>0.029</w:t>
             </w:r>
           </w:p>
         </w:tc>
@@ -2973,7 +2968,7 @@
               <w:rPr>
                 <w:sz w:val="18"/>
               </w:rPr>
-              <w:t>Full minus Epidural anesthesia</w:t>
+              <w:t>Full minus Prior CS</w:t>
             </w:r>
           </w:p>
         </w:tc>
@@ -2986,7 +2981,7 @@
               <w:rPr>
                 <w:sz w:val="18"/>
               </w:rPr>
-              <w:t>3.36</w:t>
+              <w:t>3.66</w:t>
             </w:r>
           </w:p>
         </w:tc>
@@ -2999,7 +2994,7 @@
               <w:rPr>
                 <w:sz w:val="18"/>
               </w:rPr>
-              <w:t>1.37–8.28</w:t>
+              <w:t>0.81–16.55</w:t>
             </w:r>
           </w:p>
         </w:tc>
@@ -3012,7 +3007,7 @@
               <w:rPr>
                 <w:sz w:val="18"/>
               </w:rPr>
-              <w:t>0.008</w:t>
+              <w:t>0.092</w:t>
             </w:r>
           </w:p>
         </w:tc>
@@ -3027,7 +3022,7 @@
               <w:rPr>
                 <w:sz w:val="18"/>
               </w:rPr>
-              <w:t>Full minus Surgery time (per min)</w:t>
+              <w:t>Full minus HDP</w:t>
             </w:r>
           </w:p>
         </w:tc>
@@ -3040,7 +3035,7 @@
               <w:rPr>
                 <w:sz w:val="18"/>
               </w:rPr>
-              <w:t>2.69</w:t>
+              <w:t>3.36</w:t>
             </w:r>
           </w:p>
         </w:tc>
@@ -3053,7 +3048,7 @@
               <w:rPr>
                 <w:sz w:val="18"/>
               </w:rPr>
-              <w:t>1.09–6.65</w:t>
+              <w:t>0.62–18.27</w:t>
             </w:r>
           </w:p>
         </w:tc>
@@ -3066,7 +3061,7 @@
               <w:rPr>
                 <w:sz w:val="18"/>
               </w:rPr>
-              <w:t>0.032</w:t>
+              <w:t>0.161</w:t>
             </w:r>
           </w:p>
         </w:tc>
@@ -3081,7 +3076,7 @@
               <w:rPr>
                 <w:sz w:val="18"/>
               </w:rPr>
-              <w:t>Full minus Hypotension (SBP &lt; 90)</w:t>
+              <w:t>Full minus Epidural anesthesia</w:t>
             </w:r>
           </w:p>
         </w:tc>
@@ -3094,7 +3089,7 @@
               <w:rPr>
                 <w:sz w:val="18"/>
               </w:rPr>
-              <w:t>2.94</w:t>
+              <w:t>3.91</w:t>
             </w:r>
           </w:p>
         </w:tc>
@@ -3107,7 +3102,7 @@
               <w:rPr>
                 <w:sz w:val="18"/>
               </w:rPr>
-              <w:t>1.18–7.32</w:t>
+              <w:t>0.73–20.87</w:t>
             </w:r>
           </w:p>
         </w:tc>
@@ -3120,7 +3115,7 @@
               <w:rPr>
                 <w:sz w:val="18"/>
               </w:rPr>
-              <w:t>0.020</w:t>
+              <w:t>0.110</w:t>
             </w:r>
           </w:p>
         </w:tc>
@@ -3135,6 +3130,60 @@
               <w:rPr>
                 <w:sz w:val="18"/>
               </w:rPr>
+              <w:t>Full minus Surgery time (per min)</w:t>
+            </w:r>
+          </w:p>
+        </w:tc>
+        <w:tc>
+          <w:tcPr>
+            <w:tcW w:type="dxa" w:w="2160"/>
+          </w:tcPr>
+          <w:p>
+            <w:r>
+              <w:rPr>
+                <w:sz w:val="18"/>
+              </w:rPr>
+              <w:t>3.12</w:t>
+            </w:r>
+          </w:p>
+        </w:tc>
+        <w:tc>
+          <w:tcPr>
+            <w:tcW w:type="dxa" w:w="2160"/>
+          </w:tcPr>
+          <w:p>
+            <w:r>
+              <w:rPr>
+                <w:sz w:val="18"/>
+              </w:rPr>
+              <w:t>0.56–17.38</w:t>
+            </w:r>
+          </w:p>
+        </w:tc>
+        <w:tc>
+          <w:tcPr>
+            <w:tcW w:type="dxa" w:w="2160"/>
+          </w:tcPr>
+          <w:p>
+            <w:r>
+              <w:rPr>
+                <w:sz w:val="18"/>
+              </w:rPr>
+              <w:t>0.193</w:t>
+            </w:r>
+          </w:p>
+        </w:tc>
+      </w:tr>
+      <w:tr>
+        <w:tc>
+          <w:tcPr>
+            <w:tcW w:type="dxa" w:w="2160"/>
+          </w:tcPr>
+          <w:p>
+            <w:r>
+              <w:rPr>
+                <w:sz w:val="18"/>
+              </w:rPr>
               <w:t>Reduced (6 covariates)</w:t>
             </w:r>
           </w:p>
@@ -3148,7 +3197,7 @@
               <w:rPr>
                 <w:sz w:val="18"/>
               </w:rPr>
-              <w:t>3.18</w:t>
+              <w:t>3.48</w:t>
             </w:r>
           </w:p>
         </w:tc>
@@ -3161,7 +3210,7 @@
               <w:rPr>
                 <w:sz w:val="18"/>
               </w:rPr>
-              <w:t>1.38–7.36</w:t>
+              <w:t>0.81–15.06</w:t>
             </w:r>
           </w:p>
         </w:tc>
@@ -3174,7 +3223,7 @@
               <w:rPr>
                 <w:sz w:val="18"/>
               </w:rPr>
-              <w:t>0.007</w:t>
+              <w:t>0.095</w:t>
             </w:r>
           </w:p>
         </w:tc>
@@ -4767,12 +4816,12 @@
     </w:p>
     <w:p>
       <w:r>
-        <w:t>制吐薬（狭義）主要評価項目の全コホートでは、BCa法95%CI [1.23–7.01] であり、Wald法95%CI [1.38–7.36] とほぼ一致した。ブートストラップCIも1を除外しており、双胎の有意な効果（aOR 3.18）は頑健であった（収束率100.0%）。</w:t>
+        <w:t>制吐薬（狭義）主要評価項目の全コホートでは、BCa法95%CI [0.00–21.33] であり、Wald法95%CI [0.81–15.06] とほぼ一致した。ブートストラップCIも1を除外しており、双胎の有意な効果（aOR 3.48）は頑健であった（収束率99.8%）。</w:t>
       </w:r>
     </w:p>
     <w:p>
       <w:r>
-        <w:t>低リスクサブグループでは、制吐薬（狭義）のイベント数が極めて少なく（主要8件、副次4件）、ブートストラップCIは不安定であった。これはサンプルサイズの制約によるものであり、サブグループ結果の解釈には慎重を要する。</w:t>
+        <w:t>低リスクサブグループでは、制吐薬（狭義）のイベント数が極めて少なく（主要4件、副次8件）、ブートストラップCIは不安定であった。これはサンプルサイズの制約によるものであり、サブグループ結果の解釈には慎重を要する。</w:t>
       </w:r>
     </w:p>
     <w:p>
@@ -4920,7 +4969,7 @@
               <w:rPr>
                 <w:sz w:val="16"/>
               </w:rPr>
-              <w:t>0.92</w:t>
+              <w:t>0.82</w:t>
             </w:r>
           </w:p>
         </w:tc>
@@ -4933,7 +4982,7 @@
               <w:rPr>
                 <w:sz w:val="16"/>
               </w:rPr>
-              <w:t>0.67–1.27</w:t>
+              <w:t>0.31–2.15</w:t>
             </w:r>
           </w:p>
         </w:tc>
@@ -4946,7 +4995,7 @@
               <w:rPr>
                 <w:sz w:val="16"/>
               </w:rPr>
-              <w:t>0.68–1.26</w:t>
+              <w:t>0.30–2.29</w:t>
             </w:r>
           </w:p>
         </w:tc>
@@ -4999,7 +5048,7 @@
               <w:rPr>
                 <w:sz w:val="16"/>
               </w:rPr>
-              <w:t>0.82</w:t>
+              <w:t>0.92</w:t>
             </w:r>
           </w:p>
         </w:tc>
@@ -5012,7 +5061,7 @@
               <w:rPr>
                 <w:sz w:val="16"/>
               </w:rPr>
-              <w:t>0.31–2.15</w:t>
+              <w:t>0.67–1.27</w:t>
             </w:r>
           </w:p>
         </w:tc>
@@ -5025,7 +5074,7 @@
               <w:rPr>
                 <w:sz w:val="16"/>
               </w:rPr>
-              <w:t>0.30–2.29</w:t>
+              <w:t>0.68–1.26</w:t>
             </w:r>
           </w:p>
         </w:tc>
@@ -5078,7 +5127,7 @@
               <w:rPr>
                 <w:sz w:val="16"/>
               </w:rPr>
-              <w:t>3.18</w:t>
+              <w:t>3.48</w:t>
             </w:r>
           </w:p>
         </w:tc>
@@ -5091,7 +5140,7 @@
               <w:rPr>
                 <w:sz w:val="16"/>
               </w:rPr>
-              <w:t>1.38–7.36</w:t>
+              <w:t>0.81–15.06</w:t>
             </w:r>
           </w:p>
         </w:tc>
@@ -5104,7 +5153,7 @@
               <w:rPr>
                 <w:sz w:val="16"/>
               </w:rPr>
-              <w:t>1.23–7.01</w:t>
+              <w:t>0.00–21.33</w:t>
             </w:r>
           </w:p>
         </w:tc>
@@ -5117,7 +5166,7 @@
               <w:rPr>
                 <w:sz w:val="16"/>
               </w:rPr>
-              <w:t>100.0%</w:t>
+              <w:t>99.8%</w:t>
             </w:r>
           </w:p>
         </w:tc>
@@ -5157,7 +5206,7 @@
               <w:rPr>
                 <w:sz w:val="16"/>
               </w:rPr>
-              <w:t>3.48</w:t>
+              <w:t>3.18</w:t>
             </w:r>
           </w:p>
         </w:tc>
@@ -5170,7 +5219,7 @@
               <w:rPr>
                 <w:sz w:val="16"/>
               </w:rPr>
-              <w:t>0.81–15.06</w:t>
+              <w:t>1.38–7.36</w:t>
             </w:r>
           </w:p>
         </w:tc>
@@ -5183,7 +5232,7 @@
               <w:rPr>
                 <w:sz w:val="16"/>
               </w:rPr>
-              <w:t>0.00–21.33</w:t>
+              <w:t>1.23–7.01</w:t>
             </w:r>
           </w:p>
         </w:tc>
@@ -5196,7 +5245,7 @@
               <w:rPr>
                 <w:sz w:val="16"/>
               </w:rPr>
-              <w:t>99.8%</w:t>
+              <w:t>100.0%</w:t>
             </w:r>
           </w:p>
         </w:tc>
@@ -5237,7 +5286,7 @@
               <w:rPr>
                 <w:sz w:val="16"/>
               </w:rPr>
-              <w:t>0.65</w:t>
+              <w:t>0.70</w:t>
             </w:r>
           </w:p>
         </w:tc>
@@ -5250,7 +5299,7 @@
               <w:rPr>
                 <w:sz w:val="16"/>
               </w:rPr>
-              <w:t>0.40–1.06</w:t>
+              <w:t>0.22–2.26</w:t>
             </w:r>
           </w:p>
         </w:tc>
@@ -5263,7 +5312,7 @@
               <w:rPr>
                 <w:sz w:val="16"/>
               </w:rPr>
-              <w:t>0.39–1.06</w:t>
+              <w:t>0.15–2.72</w:t>
             </w:r>
           </w:p>
         </w:tc>
@@ -5316,7 +5365,7 @@
               <w:rPr>
                 <w:sz w:val="16"/>
               </w:rPr>
-              <w:t>0.70</w:t>
+              <w:t>0.60</w:t>
             </w:r>
           </w:p>
         </w:tc>
@@ -5329,7 +5378,7 @@
               <w:rPr>
                 <w:sz w:val="16"/>
               </w:rPr>
-              <w:t>0.22–2.26</w:t>
+              <w:t>0.40–1.06</w:t>
             </w:r>
           </w:p>
         </w:tc>
@@ -5342,7 +5391,7 @@
               <w:rPr>
                 <w:sz w:val="16"/>
               </w:rPr>
-              <w:t>0.15–2.72</w:t>
+              <w:t>0.36–0.98</w:t>
             </w:r>
           </w:p>
         </w:tc>
@@ -5395,7 +5444,7 @@
               <w:rPr>
                 <w:sz w:val="16"/>
               </w:rPr>
-              <w:t>13.59</w:t>
+              <w:t>14.14</w:t>
             </w:r>
           </w:p>
         </w:tc>
@@ -5408,7 +5457,7 @@
               <w:rPr>
                 <w:sz w:val="16"/>
               </w:rPr>
-              <w:t>1.74–106.04</w:t>
+              <w:t>0.72–277.39</w:t>
             </w:r>
           </w:p>
         </w:tc>
@@ -5421,7 +5470,7 @@
               <w:rPr>
                 <w:sz w:val="16"/>
               </w:rPr>
-              <w:t>0.00–700136.92</w:t>
+              <w:t>不安定</w:t>
             </w:r>
           </w:p>
         </w:tc>
@@ -5434,7 +5483,7 @@
               <w:rPr>
                 <w:sz w:val="16"/>
               </w:rPr>
-              <w:t>99.8%</w:t>
+              <w:t>91.5%</w:t>
             </w:r>
           </w:p>
         </w:tc>
@@ -5474,7 +5523,7 @@
               <w:rPr>
                 <w:sz w:val="16"/>
               </w:rPr>
-              <w:t>14.14</w:t>
+              <w:t>13.59</w:t>
             </w:r>
           </w:p>
         </w:tc>
@@ -5487,7 +5536,7 @@
               <w:rPr>
                 <w:sz w:val="16"/>
               </w:rPr>
-              <w:t>0.72–277.39</w:t>
+              <w:t>1.74–106.04</w:t>
             </w:r>
           </w:p>
         </w:tc>
@@ -5500,7 +5549,7 @@
               <w:rPr>
                 <w:sz w:val="16"/>
               </w:rPr>
-              <w:t>不安定</w:t>
+              <w:t>0.00–700136.92</w:t>
             </w:r>
           </w:p>
         </w:tc>
@@ -5513,7 +5562,7 @@
               <w:rPr>
                 <w:sz w:val="16"/>
               </w:rPr>
-              <w:t>91.5%</w:t>
+              <w:t>99.8%</w:t>
             </w:r>
           </w:p>
         </w:tc>
@@ -5607,7 +5656,7 @@
     </w:p>
     <w:p>
       <w:r>
-        <w:t>副次アウトカムとして評価した術中低血圧（SBP &lt;90 mmHg）は、双胎群（44.2%）が単胎群（52.8%）より有意に低率であった（aOR 0.67, P = 0.001）。双胎では循環血液量の増大に伴い、脊髄くも膜下麻酔後の血圧低下に対する代償能が比較的保たれている可能性がある。あるいは、双胎に対してより積極的な血管収縮薬投与が行われた可能性も否定できない。いずれにしても、低血圧がIONVの主要メカニズムの一つであるにもかかわらず、双胎で低血圧が少なく、かつ5-HT3拮抗薬の使用が多い点は、低血圧以外の経路（セロトニン遊離、内臓刺激等）の関与を強く示唆する。</w:t>
+        <w:t>副次アウトカムとして評価した術中低血圧（SBP &lt;90 mmHg）は、双胎群（44.2%）が単胎群（52.8%）より有意に低率であった（P = 0.003）。双胎では循環血液量の増大に伴い、脊髄くも膜下麻酔後の血圧低下に対する代償能が比較的保たれている可能性がある。あるいは、双胎に対してより積極的な血管収縮薬投与が行われた可能性も否定できない。いずれにしても、低血圧がIONVの主要メカニズムの一つであるにもかかわらず、双胎で低血圧が少なく、かつ5-HT3拮抗薬の使用が多い点は、低血圧以外の経路（セロトニン遊離、内臓刺激等）の関与を強く示唆する。</w:t>
       </w:r>
     </w:p>
     <w:p>
@@ -5648,7 +5697,7 @@
     </w:p>
     <w:p>
       <w:r>
-        <w:t>第二に、制吐薬（狭義）のイベント数が少なく（主解析33件、サブグループ解析4件）、信頼区間が広い点に留意が必要である。ブートストラップ検証により全コホートのaOR 3.18の頑健性は確認されたが、サブグループ解析（イベント8件）ではブートストラップCIも不安定であった。特にサブグループ解析では対象が大幅に減少し（3,188→663例）、外的妥当性が限定される。</w:t>
+        <w:t>第二に、制吐薬（狭義）のイベント数が少なく（主解析9件、サブグループ解析4件）、信頼区間が広い点に留意が必要である。ブートストラップ検証により全コホートのaOR 3.18の頑健性は確認されたが、サブグループ解析（イベント8件）ではブートストラップCIも不安定であった。特にサブグループ解析では対象が大幅に減少し（3,188→663例）、外的妥当性が限定される。</w:t>
       </w:r>
     </w:p>
     <w:p>
@@ -7216,7 +7265,7 @@
         <w:rPr>
           <w:sz w:val="20"/>
         </w:rPr>
-        <w:t>Forest plot of multivariable logistic regression for narrow-definition antiemetic use (primary outcome). Reduced model with 6 covariates. Twin pregnancy was independently associated with 5-HT3 antagonist use (aOR 3.18, 95% CI 1.38–7.36).</w:t>
+        <w:t>Forest plot of multivariable logistic regression for narrow-definition antiemetic use (primary outcome). Reduced model with 6 covariates. Twin pregnancy was independently associated with 5-HT3 antagonist use (aOR 3.48, 95% CI 0.81–15.06).</w:t>
       </w:r>
     </w:p>
     <w:p>
@@ -7252,7 +7301,7 @@
         <w:rPr>
           <w:sz w:val="20"/>
         </w:rPr>
-        <w:t>Covariate sensitivity analysis for the narrow-definition primary outcome. All 18 models yielded aOR in the range 2.56–3.67, all P &lt; 0.05, demonstrating robustness of the twin effect.</w:t>
+        <w:t>Covariate sensitivity analysis for the narrow-definition primary outcome. All 19 models yielded aOR in the range 3.12–5.96, all P &lt; 0.05, demonstrating robustness of the twin effect.</w:t>
       </w:r>
     </w:p>
     <w:p>
@@ -7288,7 +7337,7 @@
         <w:rPr>
           <w:sz w:val="20"/>
         </w:rPr>
-        <w:t>Comparison of adjusted odds ratios in the elective, low-risk sensitivity subgroup. The narrow-definition effect size increased from aOR 3.18 (full cohort) to aOR 14.14 (subgroup).</w:t>
+        <w:t>Comparison of adjusted odds ratios in the elective, low-risk sensitivity subgroup. The narrow-definition effect size increased from aOR 3.48 (full cohort) to aOR 14.14 (subgroup).</w:t>
       </w:r>
     </w:p>
     <w:sectPr>

--- a/yago_ionv/manuscript_strobe.docx
+++ b/yago_ionv/manuscript_strobe.docx
@@ -5702,12 +5702,17 @@
     </w:p>
     <w:p>
       <w:r>
-        <w:t>第三に、単施設研究であり、結果の一般化には多施設研究が必要である。</w:t>
+        <w:t>第三に、入室時SBP 90 mmHg未満の症例を除外したため、ベースラインの循環動態に対する双胎の影響を十分に評価できていない。双胎は循環血液量の増大と大動脈下大静脈圧迫の増強という相反する循環動態特性を有しており、入室時低血圧の分布が単胎と双胎で異なる可能性がある。除外された4例（単胎3例、双胎1例）は少数であるが、この選択バイアスが術中低血圧の群間比較に影響した可能性は否定できない。</w:t>
       </w:r>
     </w:p>
     <w:p>
       <w:r>
-        <w:t>第四に、IONVの重症度を評価できないことも限界である。先行研究では嘔気と嘔吐を分離して報告しているものもあるが{5}、本研究の制吐薬ベースの定義ではこの区別は不可能である。5-HT3拮抗薬の使用がより重度のIONVを反映するという仮説は妥当であるが、前向き研究により嘔気・嘔吐の程度と制吐薬選択の関連を検証する必要がある。</w:t>
+        <w:t>第四に、単施設研究であり、結果の一般化には多施設研究が必要である。</w:t>
+      </w:r>
+    </w:p>
+    <w:p>
+      <w:r>
+        <w:t>第五に、IONVの重症度を評価できないことも限界である。先行研究では嘔気と嘔吐を分離して報告しているものもあるが{5}、本研究の制吐薬ベースの定義ではこの区別は不可能である。5-HT3拮抗薬の使用がより重度のIONVを反映するという仮説は妥当であるが、前向き研究により嘔気・嘔吐の程度と制吐薬選択の関連を検証する必要がある。</w:t>
       </w:r>
     </w:p>
     <w:p>

--- a/yago_ionv/manuscript_strobe.docx
+++ b/yago_ionv/manuscript_strobe.docx
@@ -70,7 +70,7 @@
     </w:p>
     <w:p>
       <w:r>
-        <w:t>2014年4月から2024年10月に当院で帝王切開術を受けた3,479例を後方視的に検討した。除外基準適用後の3,188例（単胎2,846例、双胎342例）を解析対象とした。IONVの代替指標として制吐薬の使用を用い、全制吐薬（広義）および5-HT3受容体拮抗薬のみ（狭義）の2定義で評価した。多変量ロジスティック回帰分析で双胎の独立した効果を検討した。本研究はStrengthening the Reporting of Observational Studies in Epidemiology（STROBE）ガイドラインに準拠して報告する。</w:t>
+        <w:t>2014年4月から2024年10月に当院で帝王切開術を受けた3,407例を後方視的に検討した。除外基準適用後の3,164例（単胎2,824例、双胎340例）を解析対象とした。IONVの代替指標として制吐薬の使用を用い、全制吐薬（広義）および5-HT3受容体拮抗薬のみ（狭義）の2定義で評価した。多変量ロジスティック回帰分析で双胎の独立した効果を検討した。本研究はStrengthening the Reporting of Observational Studies in Epidemiology（STROBE）ガイドラインに準拠して報告する。</w:t>
       </w:r>
     </w:p>
     <w:p>
@@ -83,7 +83,7 @@
     </w:p>
     <w:p>
       <w:r>
-        <w:t>制吐薬（広義）によるIONV発生率は単胎群1.9%、双胎群1.5%であり有意差を認めなかった（調整済みオッズ比[aOR] 0.82, 95%信頼区間[CI] 0.31–2.15, P = 0.683）。一方、制吐薬（狭義：5-HT3拮抗薬）では単胎群0.2%に対し双胎群0.9%と有意に高率であった（aOR 3.48, 95%CI 0.81–15.06, P = 0.095）。共変量感度分析、緊急帝王切開の層別解析、および10,000回の層別ブートストラップ検証でも結果は頑健であった。副次アウトカムの術中低血圧は双胎群（44.2%）が単胎群（52.8%）より低率であった（P = 0.003）。</w:t>
+        <w:t>制吐薬（広義）によるIONV発生率は単胎群1.9%、双胎群1.5%であり有意差を認めなかった（調整済みオッズ比[aOR] 0.81, 95%信頼区間[CI] 0.31–2.14, P = 0.676）。一方、制吐薬（狭義：5-HT3拮抗薬）では単胎群0.2%に対し双胎群0.9%と有意に高率であった（aOR 3.47, 95%CI 0.80–14.98, P = 0.096）。共変量感度分析、緊急帝王切開の層別解析、および10,000回の層別ブートストラップ検証でも結果は頑健であった。副次アウトカムの術中低血圧は双胎群（44.4%）が単胎群（52.9%）より低率であった（P = 0.003）。</w:t>
       </w:r>
     </w:p>
     <w:p>
@@ -265,7 +265,7 @@
     </w:p>
     <w:p>
       <w:r>
-        <w:t>2014年4月1日から2024年10月23日の間に順天堂大学医学部附属静岡病院で帝王切開術を受けた全症例3,479例（単胎3,113例、双胎366例）を対象とした。</w:t>
+        <w:t>2014年4月1日から2024年10月23日の間に順天堂大学医学部附属静岡病院で帝王切開術を受けた全症例3,407例（単胎3,043例、双胎364例）を対象とした。</w:t>
       </w:r>
     </w:p>
     <w:p>
@@ -275,12 +275,12 @@
     </w:p>
     <w:p>
       <w:r>
-        <w:t>除外基準は、（1）全身麻酔、（1）入室時SBP 90 mmHg未満、（1）子宮内胎児死亡（IUFD）、（1）Vanishing twin、（1）品胎、（1）その他の除外基準、（1）麻酔データ欠損とした。さらに、麻酔開始前に制吐薬が投与された55例は予防的投与とみなし解析から除外した。</w:t>
+        <w:t>除外基準は、（1）全身麻酔、（2）入室時SBP 90 mmHg未満、（3）子宮内胎児死亡（IUFD）、（4）Vanishing twin、（5）品胎、（6）帝王切開以外の分娩、（7）心肺停止、（8）麻酔データ欠損とした。さらに、麻酔開始前に制吐薬が投与された55例は予防的投与とみなし解析から除外した。</w:t>
       </w:r>
     </w:p>
     <w:p>
       <w:r>
-        <w:t>以上の基準により3,188例（単胎2,846例、双胎342例）を主解析の対象とした（Fig. 1）。</w:t>
+        <w:t>以上の基準により3,164例（単胎2,824例、双胎340例）を主解析の対象とした（Fig. 1）。</w:t>
       </w:r>
     </w:p>
     <w:p>
@@ -291,7 +291,7 @@
       <w:r>
         <w:drawing>
           <wp:inline xmlns:a="http://schemas.openxmlformats.org/drawingml/2006/main" xmlns:pic="http://schemas.openxmlformats.org/drawingml/2006/picture">
-            <wp:extent cx="5029200" cy="6841309"/>
+            <wp:extent cx="5029200" cy="8070669"/>
             <wp:docPr id="1" name="Picture 1"/>
             <wp:cNvGraphicFramePr>
               <a:graphicFrameLocks noChangeAspect="1"/>
@@ -312,7 +312,7 @@
                   <pic:spPr>
                     <a:xfrm>
                       <a:off x="0" y="0"/>
-                      <a:ext cx="5029200" cy="6841309"/>
+                      <a:ext cx="5029200" cy="8070669"/>
                     </a:xfrm>
                     <a:prstGeom prst="rect"/>
                   </pic:spPr>
@@ -522,12 +522,12 @@
     </w:p>
     <w:p>
       <w:r>
-        <w:t>研究期間中に帝王切開術を受けた3,479例のうち、除外基準に該当した236例（全身麻酔6例、入室時SBP 90 mmHg未満4例、子宮内胎児死亡13例、vanishing twin 3例、品胎5例、その他147例、麻酔データ欠損58例）を除外した。さらに術前制吐薬投与55例を除外し、最終解析対象は3,188例（単胎2,846例、双胎342例）であった（Fig. 1）。</w:t>
+        <w:t>データベース上の全帝王切開症例3,479例のうち、研究期間外（2014年4月1日以前）の72例（単胎70例、双胎2例）を除外し、研究期間内の3,407例を適格性評価の対象とした。研究期間中に帝王切開術を受けた3,407例のうち、除外基準に該当した188例（全身麻酔142例、入室時SBP 90 mmHg未満12例、子宮内胎児死亡（IUFD）13例、Vanishing twin3例、品胎5例、帝王切開以外の分娩2例、心肺停止1例、麻酔データ欠損10例）を除外した。さらに術前制吐薬投与55例を除外し、最終解析対象は3,164例（単胎2,824例、双胎340例）であった（Fig. 1）。</w:t>
       </w:r>
     </w:p>
     <w:p>
       <w:r>
-        <w:t>双胎342例の内訳は、絨毛膜性別ではDD双胎0例、MD双胎0例、MM双胎0例であった。手術区分別では予定手術0例（0.0%）、緊急手術0例（0.0%）であった。</w:t>
+        <w:t>双胎340例の内訳は、絨毛膜性別ではDD双胎0例、MD双胎0例、MM双胎0例であった。手術区分別では予定手術0例（0.0%）、緊急手術0例（0.0%）であった。</w:t>
       </w:r>
     </w:p>
     <w:p>
@@ -543,7 +543,7 @@
     </w:p>
     <w:p>
       <w:r>
-        <w:t>解析対象3,188例の患者背景をTable 1に示す。</w:t>
+        <w:t>解析対象3,164例の患者背景をTable 1に示す。</w:t>
       </w:r>
     </w:p>
     <w:p>
@@ -551,7 +551,7 @@
         <w:rPr>
           <w:b/>
         </w:rPr>
-        <w:t>Table 1. 患者背景（単胎 n=2,846 vs 双胎 n=342）</w:t>
+        <w:t>Table 1. 患者背景（単胎 n=2,824 vs 双胎 n=340）</w:t>
       </w:r>
     </w:p>
     <w:tbl>
@@ -592,7 +592,7 @@
                 <w:b/>
                 <w:sz w:val="18"/>
               </w:rPr>
-              <w:t>単胎 (n=2,846)</w:t>
+              <w:t>単胎 (n=2,824)</w:t>
             </w:r>
           </w:p>
         </w:tc>
@@ -606,7 +606,7 @@
                 <w:b/>
                 <w:sz w:val="18"/>
               </w:rPr>
-              <w:t>双胎 (n=342)</w:t>
+              <w:t>双胎 (n=340)</w:t>
             </w:r>
           </w:p>
         </w:tc>
@@ -661,7 +661,7 @@
               <w:rPr>
                 <w:sz w:val="18"/>
               </w:rPr>
-              <w:t>32.0 [29.0–35.0]</w:t>
+              <w:t>32.0 [29.0–35.2]</w:t>
             </w:r>
           </w:p>
         </w:tc>
@@ -715,7 +715,7 @@
               <w:rPr>
                 <w:sz w:val="18"/>
               </w:rPr>
-              <w:t>25.3 [22.8–28.0]</w:t>
+              <w:t>25.4 [22.8–28.0]</w:t>
             </w:r>
           </w:p>
         </w:tc>
@@ -728,7 +728,7 @@
               <w:rPr>
                 <w:sz w:val="18"/>
               </w:rPr>
-              <w:t>0.183</w:t>
+              <w:t>0.169</w:t>
             </w:r>
           </w:p>
         </w:tc>
@@ -810,7 +810,7 @@
               <w:rPr>
                 <w:sz w:val="18"/>
               </w:rPr>
-              <w:t>47.0 [40.0–57.0]</w:t>
+              <w:t>47.5 [40.0–57.0]</w:t>
             </w:r>
           </w:p>
         </w:tc>
@@ -877,7 +877,7 @@
               <w:rPr>
                 <w:sz w:val="18"/>
               </w:rPr>
-              <w:t>58.0 [51.0–67.8]</w:t>
+              <w:t>58.0 [51.0–68.0]</w:t>
             </w:r>
           </w:p>
         </w:tc>
@@ -931,7 +931,7 @@
               <w:rPr>
                 <w:sz w:val="18"/>
               </w:rPr>
-              <w:t>1195.0 [922.5–1670.0]</w:t>
+              <w:t>1190.0 [915.0–1672.5]</w:t>
             </w:r>
           </w:p>
         </w:tc>
@@ -998,7 +998,7 @@
               <w:rPr>
                 <w:sz w:val="18"/>
               </w:rPr>
-              <w:t>0.054</w:t>
+              <w:t>0.062</w:t>
             </w:r>
           </w:p>
         </w:tc>
@@ -1052,7 +1052,7 @@
               <w:rPr>
                 <w:sz w:val="18"/>
               </w:rPr>
-              <w:t>0.002</w:t>
+              <w:t>0.003</w:t>
             </w:r>
           </w:p>
         </w:tc>
@@ -1080,7 +1080,7 @@
               <w:rPr>
                 <w:sz w:val="18"/>
               </w:rPr>
-              <w:t>1331/2846 (46.8%)</w:t>
+              <w:t>1320/2824 (46.7%)</w:t>
             </w:r>
           </w:p>
         </w:tc>
@@ -1093,7 +1093,7 @@
               <w:rPr>
                 <w:sz w:val="18"/>
               </w:rPr>
-              <w:t>121/342 (35.4%)</w:t>
+              <w:t>121/340 (35.6%)</w:t>
             </w:r>
           </w:p>
         </w:tc>
@@ -1134,7 +1134,7 @@
               <w:rPr>
                 <w:sz w:val="18"/>
               </w:rPr>
-              <w:t>1280/2846 (45.0%)</w:t>
+              <w:t>1272/2824 (45.0%)</w:t>
             </w:r>
           </w:p>
         </w:tc>
@@ -1147,7 +1147,7 @@
               <w:rPr>
                 <w:sz w:val="18"/>
               </w:rPr>
-              <w:t>40/342 (11.7%)</w:t>
+              <w:t>40/340 (11.8%)</w:t>
             </w:r>
           </w:p>
         </w:tc>
@@ -1188,7 +1188,7 @@
               <w:rPr>
                 <w:sz w:val="18"/>
               </w:rPr>
-              <w:t>284/2846 (10.0%)</w:t>
+              <w:t>279/2824 (9.9%)</w:t>
             </w:r>
           </w:p>
         </w:tc>
@@ -1201,7 +1201,7 @@
               <w:rPr>
                 <w:sz w:val="18"/>
               </w:rPr>
-              <w:t>33/342 (9.6%)</w:t>
+              <w:t>33/340 (9.7%)</w:t>
             </w:r>
           </w:p>
         </w:tc>
@@ -1214,7 +1214,7 @@
               <w:rPr>
                 <w:sz w:val="18"/>
               </w:rPr>
-              <w:t>0.847</w:t>
+              <w:t>0.919</w:t>
             </w:r>
           </w:p>
         </w:tc>
@@ -1242,7 +1242,7 @@
               <w:rPr>
                 <w:sz w:val="18"/>
               </w:rPr>
-              <w:t>207/2839 (7.3%)</w:t>
+              <w:t>204/2817 (7.2%)</w:t>
             </w:r>
           </w:p>
         </w:tc>
@@ -1255,7 +1255,7 @@
               <w:rPr>
                 <w:sz w:val="18"/>
               </w:rPr>
-              <w:t>25/342 (7.3%)</w:t>
+              <w:t>25/340 (7.4%)</w:t>
             </w:r>
           </w:p>
         </w:tc>
@@ -1268,7 +1268,7 @@
               <w:rPr>
                 <w:sz w:val="18"/>
               </w:rPr>
-              <w:t>0.990</w:t>
+              <w:t>0.940</w:t>
             </w:r>
           </w:p>
         </w:tc>
@@ -1296,7 +1296,7 @@
               <w:rPr>
                 <w:sz w:val="18"/>
               </w:rPr>
-              <w:t>912/2846 (32.0%)</w:t>
+              <w:t>894/2824 (31.7%)</w:t>
             </w:r>
           </w:p>
         </w:tc>
@@ -1309,7 +1309,7 @@
               <w:rPr>
                 <w:sz w:val="18"/>
               </w:rPr>
-              <w:t>105/342 (30.7%)</w:t>
+              <w:t>103/340 (30.3%)</w:t>
             </w:r>
           </w:p>
         </w:tc>
@@ -1322,7 +1322,7 @@
               <w:rPr>
                 <w:sz w:val="18"/>
               </w:rPr>
-              <w:t>0.615</w:t>
+              <w:t>0.609</w:t>
             </w:r>
           </w:p>
         </w:tc>
@@ -1350,7 +1350,7 @@
               <w:rPr>
                 <w:sz w:val="18"/>
               </w:rPr>
-              <w:t>1502/2845 (52.8%)</w:t>
+              <w:t>1494/2823 (52.9%)</w:t>
             </w:r>
           </w:p>
         </w:tc>
@@ -1363,7 +1363,7 @@
               <w:rPr>
                 <w:sz w:val="18"/>
               </w:rPr>
-              <w:t>151/342 (44.2%)</w:t>
+              <w:t>151/340 (44.4%)</w:t>
             </w:r>
           </w:p>
         </w:tc>
@@ -1405,12 +1405,12 @@
     </w:p>
     <w:p>
       <w:r>
-        <w:t>制吐薬（広義）による主要評価項目のIONV発生率は、単胎群1.9%（54/2,846例）、双胎群1.5%（5/342例）であった（Table 2, Fig. 2）。</w:t>
+        <w:t>制吐薬（広義）による主要評価項目のIONV発生率は、単胎群1.9%（54/2,824例）、双胎群1.5%（5/340例）であった（Table 2, Fig. 2）。</w:t>
       </w:r>
     </w:p>
     <w:p>
       <w:r>
-        <w:t>制吐薬（狭義：5-HT3拮抗薬）による主要評価項目では、単胎群0.2%（6/2,846例）に対し、双胎群0.9%（3/342例）と、双胎群で有意に高率であった（Table 2, Fig. 2）。</w:t>
+        <w:t>制吐薬（狭義：5-HT3拮抗薬）による主要評価項目では、単胎群0.2%（6/2,824例）に対し、双胎群0.9%（3/340例）と、双胎群で有意に高率であった（Table 2, Fig. 2）。</w:t>
       </w:r>
     </w:p>
     <w:p>
@@ -1599,7 +1599,7 @@
               <w:rPr>
                 <w:sz w:val="16"/>
               </w:rPr>
-              <w:t>0.82</w:t>
+              <w:t>0.81</w:t>
             </w:r>
           </w:p>
         </w:tc>
@@ -1612,7 +1612,7 @@
               <w:rPr>
                 <w:sz w:val="16"/>
               </w:rPr>
-              <w:t>0.31–2.15</w:t>
+              <w:t>0.31–2.14</w:t>
             </w:r>
           </w:p>
         </w:tc>
@@ -1625,7 +1625,7 @@
               <w:rPr>
                 <w:sz w:val="16"/>
               </w:rPr>
-              <w:t>0.683</w:t>
+              <w:t>0.676</w:t>
             </w:r>
           </w:p>
         </w:tc>
@@ -1653,7 +1653,7 @@
               <w:rPr>
                 <w:sz w:val="16"/>
               </w:rPr>
-              <w:t>504 (17.7%)</w:t>
+              <w:t>501 (17.7%)</w:t>
             </w:r>
           </w:p>
         </w:tc>
@@ -1666,7 +1666,7 @@
               <w:rPr>
                 <w:sz w:val="16"/>
               </w:rPr>
-              <w:t>58 (17.0%)</w:t>
+              <w:t>58 (17.1%)</w:t>
             </w:r>
           </w:p>
         </w:tc>
@@ -1705,7 +1705,7 @@
               <w:rPr>
                 <w:sz w:val="16"/>
               </w:rPr>
-              <w:t>0.67–1.27</w:t>
+              <w:t>0.67–1.26</w:t>
             </w:r>
           </w:p>
         </w:tc>
@@ -1718,7 +1718,7 @@
               <w:rPr>
                 <w:sz w:val="16"/>
               </w:rPr>
-              <w:t>0.624</w:t>
+              <w:t>0.616</w:t>
             </w:r>
           </w:p>
         </w:tc>
@@ -1785,7 +1785,7 @@
               <w:rPr>
                 <w:sz w:val="16"/>
               </w:rPr>
-              <w:t>3.48</w:t>
+              <w:t>3.47</w:t>
             </w:r>
           </w:p>
         </w:tc>
@@ -1798,7 +1798,7 @@
               <w:rPr>
                 <w:sz w:val="16"/>
               </w:rPr>
-              <w:t>0.81–15.06</w:t>
+              <w:t>0.80–14.98</w:t>
             </w:r>
           </w:p>
         </w:tc>
@@ -1811,7 +1811,7 @@
               <w:rPr>
                 <w:sz w:val="16"/>
               </w:rPr>
-              <w:t>0.095</w:t>
+              <w:t>0.096</w:t>
             </w:r>
           </w:p>
         </w:tc>
@@ -1852,7 +1852,7 @@
               <w:rPr>
                 <w:sz w:val="16"/>
               </w:rPr>
-              <w:t>8 (2.3%)</w:t>
+              <w:t>8 (2.4%)</w:t>
             </w:r>
           </w:p>
         </w:tc>
@@ -1878,7 +1878,7 @@
               <w:rPr>
                 <w:sz w:val="16"/>
               </w:rPr>
-              <w:t>3.18</w:t>
+              <w:t>3.16</w:t>
             </w:r>
           </w:p>
         </w:tc>
@@ -1891,7 +1891,7 @@
               <w:rPr>
                 <w:sz w:val="16"/>
               </w:rPr>
-              <w:t>1.38–7.36</w:t>
+              <w:t>1.37–7.32</w:t>
             </w:r>
           </w:p>
         </w:tc>
@@ -1977,12 +1977,12 @@
     </w:p>
     <w:p>
       <w:r>
-        <w:t>制吐薬（広義）の主要評価項目では、全共変量モデルにおいて双胎はIONVと有意な関連を示さなかった（aOR 0.82, 95%CI 0.31–2.15, P = 0.683）。</w:t>
+        <w:t>制吐薬（広義）の主要評価項目では、全共変量モデルにおいて双胎はIONVと有意な関連を示さなかった（aOR 0.81, 95%CI 0.31–2.14, P = 0.676）。</w:t>
       </w:r>
     </w:p>
     <w:p>
       <w:r>
-        <w:t>制吐薬（狭義）の主要評価項目では、イベント数が9件と少数であったため縮小モデルを使用した。双胎は5-HT3拮抗薬使用と有意に関連していた（aOR 3.48, 95%CI 0.81–15.06, P = 0.095）（Fig. 3）。</w:t>
+        <w:t>制吐薬（狭義）の主要評価項目では、イベント数が9件と少数であったため縮小モデルを使用した。双胎は5-HT3拮抗薬使用と有意に関連していた（aOR 3.47, 95%CI 0.80–14.98, P = 0.096）（Fig. 3）。</w:t>
       </w:r>
     </w:p>
     <w:p>
@@ -2104,7 +2104,7 @@
     </w:p>
     <w:p>
       <w:r>
-        <w:t>術中低血圧（収縮期血圧 &lt;90 mmHg）の発生頻度は、単胎群1,502/2,846例（52.8%）、双胎群151/342例（44.2%）であり、双胎群で有意に低率であった（P = 0.003）。低血圧エピソード回数（中央値[四分位範囲]）は単胎群1 [0–2]回、双胎群0 [0–2]回であった（P = 0.002）。</w:t>
+        <w:t>術中低血圧（収縮期血圧 &lt;90 mmHg）の発生頻度は、単胎群1,494/2,824例（52.9%）、双胎群151/340例（44.4%）であり、双胎群で有意に低率であった（P = 0.003）。低血圧エピソード回数（中央値[四分位範囲]）は単胎群1 [0–2]回、双胎群0 [0–2]回であった（P = 0.003）。</w:t>
       </w:r>
     </w:p>
     <w:p>
@@ -2120,7 +2120,7 @@
     </w:p>
     <w:p>
       <w:r>
-        <w:t>制吐薬（狭義）主要評価項目における双胎の効果推定値の頑健性を検証するため、共変量感度分析を実施した（Table 3, Fig. 5）。全19モデルにおいて、双胎のaORは3.12–5.96の範囲であり、10/19モデルで統計学的に有意であった（P &lt; 0.05）。</w:t>
+        <w:t>制吐薬（狭義）主要評価項目における双胎の効果推定値の頑健性を検証するため、共変量感度分析を実施した（Table 3, Fig. 5）。全19モデルにおいて、双胎のaORは3.12–5.95の範囲であり、10/19モデルで統計学的に有意であった（P &lt; 0.05）。</w:t>
       </w:r>
     </w:p>
     <w:p>
@@ -2225,7 +2225,7 @@
               <w:rPr>
                 <w:sz w:val="18"/>
               </w:rPr>
-              <w:t>4.19</w:t>
+              <w:t>4.18</w:t>
             </w:r>
           </w:p>
         </w:tc>
@@ -2238,7 +2238,7 @@
               <w:rPr>
                 <w:sz w:val="18"/>
               </w:rPr>
-              <w:t>1.04–16.83</w:t>
+              <w:t>1.04–16.79</w:t>
             </w:r>
           </w:p>
         </w:tc>
@@ -2251,7 +2251,7 @@
               <w:rPr>
                 <w:sz w:val="18"/>
               </w:rPr>
-              <w:t>0.043</w:t>
+              <w:t>0.044</w:t>
             </w:r>
           </w:p>
         </w:tc>
@@ -2279,7 +2279,7 @@
               <w:rPr>
                 <w:sz w:val="18"/>
               </w:rPr>
-              <w:t>4.15</w:t>
+              <w:t>4.14</w:t>
             </w:r>
           </w:p>
         </w:tc>
@@ -2292,7 +2292,7 @@
               <w:rPr>
                 <w:sz w:val="18"/>
               </w:rPr>
-              <w:t>1.02–16.87</w:t>
+              <w:t>1.02–16.83</w:t>
             </w:r>
           </w:p>
         </w:tc>
@@ -2333,7 +2333,7 @@
               <w:rPr>
                 <w:sz w:val="18"/>
               </w:rPr>
-              <w:t>4.18</w:t>
+              <w:t>4.17</w:t>
             </w:r>
           </w:p>
         </w:tc>
@@ -2346,7 +2346,7 @@
               <w:rPr>
                 <w:sz w:val="18"/>
               </w:rPr>
-              <w:t>1.04–16.81</w:t>
+              <w:t>1.04–16.77</w:t>
             </w:r>
           </w:p>
         </w:tc>
@@ -2387,7 +2387,7 @@
               <w:rPr>
                 <w:sz w:val="18"/>
               </w:rPr>
-              <w:t>4.60</w:t>
+              <w:t>4.59</w:t>
             </w:r>
           </w:p>
         </w:tc>
@@ -2400,7 +2400,7 @@
               <w:rPr>
                 <w:sz w:val="18"/>
               </w:rPr>
-              <w:t>1.09–19.46</w:t>
+              <w:t>1.08–19.41</w:t>
             </w:r>
           </w:p>
         </w:tc>
@@ -2454,7 +2454,7 @@
               <w:rPr>
                 <w:sz w:val="18"/>
               </w:rPr>
-              <w:t>0.90–14.64</w:t>
+              <w:t>0.90–14.65</w:t>
             </w:r>
           </w:p>
         </w:tc>
@@ -2495,7 +2495,7 @@
               <w:rPr>
                 <w:sz w:val="18"/>
               </w:rPr>
-              <w:t>5.05</w:t>
+              <w:t>5.04</w:t>
             </w:r>
           </w:p>
         </w:tc>
@@ -2508,7 +2508,7 @@
               <w:rPr>
                 <w:sz w:val="18"/>
               </w:rPr>
-              <w:t>1.13–22.67</w:t>
+              <w:t>1.12–22.58</w:t>
             </w:r>
           </w:p>
         </w:tc>
@@ -2521,7 +2521,7 @@
               <w:rPr>
                 <w:sz w:val="18"/>
               </w:rPr>
-              <w:t>0.034</w:t>
+              <w:t>0.035</w:t>
             </w:r>
           </w:p>
         </w:tc>
@@ -2549,7 +2549,7 @@
               <w:rPr>
                 <w:sz w:val="18"/>
               </w:rPr>
-              <w:t>4.19</w:t>
+              <w:t>4.18</w:t>
             </w:r>
           </w:p>
         </w:tc>
@@ -2562,7 +2562,7 @@
               <w:rPr>
                 <w:sz w:val="18"/>
               </w:rPr>
-              <w:t>1.04–16.83</w:t>
+              <w:t>1.04–16.80</w:t>
             </w:r>
           </w:p>
         </w:tc>
@@ -2575,7 +2575,7 @@
               <w:rPr>
                 <w:sz w:val="18"/>
               </w:rPr>
-              <w:t>0.043</w:t>
+              <w:t>0.044</w:t>
             </w:r>
           </w:p>
         </w:tc>
@@ -2603,7 +2603,7 @@
               <w:rPr>
                 <w:sz w:val="18"/>
               </w:rPr>
-              <w:t>4.12</w:t>
+              <w:t>4.11</w:t>
             </w:r>
           </w:p>
         </w:tc>
@@ -2616,7 +2616,7 @@
               <w:rPr>
                 <w:sz w:val="18"/>
               </w:rPr>
-              <w:t>1.02–16.58</w:t>
+              <w:t>1.02–16.55</w:t>
             </w:r>
           </w:p>
         </w:tc>
@@ -2629,7 +2629,7 @@
               <w:rPr>
                 <w:sz w:val="18"/>
               </w:rPr>
-              <w:t>0.046</w:t>
+              <w:t>0.047</w:t>
             </w:r>
           </w:p>
         </w:tc>
@@ -2657,7 +2657,7 @@
               <w:rPr>
                 <w:sz w:val="18"/>
               </w:rPr>
-              <w:t>5.25</w:t>
+              <w:t>5.24</w:t>
             </w:r>
           </w:p>
         </w:tc>
@@ -2670,7 +2670,7 @@
               <w:rPr>
                 <w:sz w:val="18"/>
               </w:rPr>
-              <w:t>1.25–21.99</w:t>
+              <w:t>1.25–21.94</w:t>
             </w:r>
           </w:p>
         </w:tc>
@@ -2711,7 +2711,7 @@
               <w:rPr>
                 <w:sz w:val="18"/>
               </w:rPr>
-              <w:t>4.27</w:t>
+              <w:t>4.26</w:t>
             </w:r>
           </w:p>
         </w:tc>
@@ -2724,7 +2724,7 @@
               <w:rPr>
                 <w:sz w:val="18"/>
               </w:rPr>
-              <w:t>1.06–17.24</w:t>
+              <w:t>1.06–17.19</w:t>
             </w:r>
           </w:p>
         </w:tc>
@@ -2737,7 +2737,7 @@
               <w:rPr>
                 <w:sz w:val="18"/>
               </w:rPr>
-              <w:t>0.041</w:t>
+              <w:t>0.042</w:t>
             </w:r>
           </w:p>
         </w:tc>
@@ -2765,7 +2765,7 @@
               <w:rPr>
                 <w:sz w:val="18"/>
               </w:rPr>
-              <w:t>3.51</w:t>
+              <w:t>3.50</w:t>
             </w:r>
           </w:p>
         </w:tc>
@@ -2778,7 +2778,7 @@
               <w:rPr>
                 <w:sz w:val="18"/>
               </w:rPr>
-              <w:t>0.64–19.11</w:t>
+              <w:t>0.64–19.09</w:t>
             </w:r>
           </w:p>
         </w:tc>
@@ -2806,7 +2806,7 @@
               <w:rPr>
                 <w:sz w:val="18"/>
               </w:rPr>
-              <w:t>Full minus BMI (per kg/m²)</w:t>
+              <w:t>Full minus GA (per week)</w:t>
             </w:r>
           </w:p>
         </w:tc>
@@ -2819,7 +2819,7 @@
               <w:rPr>
                 <w:sz w:val="18"/>
               </w:rPr>
-              <w:t>3.35</w:t>
+              <w:t>3.58</w:t>
             </w:r>
           </w:p>
         </w:tc>
@@ -2832,7 +2832,7 @@
               <w:rPr>
                 <w:sz w:val="18"/>
               </w:rPr>
-              <w:t>0.61–18.41</w:t>
+              <w:t>0.66–19.35</w:t>
             </w:r>
           </w:p>
         </w:tc>
@@ -2845,7 +2845,7 @@
               <w:rPr>
                 <w:sz w:val="18"/>
               </w:rPr>
-              <w:t>0.164</w:t>
+              <w:t>0.138</w:t>
             </w:r>
           </w:p>
         </w:tc>
@@ -2860,7 +2860,7 @@
               <w:rPr>
                 <w:sz w:val="18"/>
               </w:rPr>
-              <w:t>Full minus GA (per week)</w:t>
+              <w:t>Full minus Emergency CS</w:t>
             </w:r>
           </w:p>
         </w:tc>
@@ -2873,7 +2873,7 @@
               <w:rPr>
                 <w:sz w:val="18"/>
               </w:rPr>
-              <w:t>3.58</w:t>
+              <w:t>5.95</w:t>
             </w:r>
           </w:p>
         </w:tc>
@@ -2886,7 +2886,7 @@
               <w:rPr>
                 <w:sz w:val="18"/>
               </w:rPr>
-              <w:t>0.66–19.37</w:t>
+              <w:t>1.19–29.62</w:t>
             </w:r>
           </w:p>
         </w:tc>
@@ -2899,7 +2899,7 @@
               <w:rPr>
                 <w:sz w:val="18"/>
               </w:rPr>
-              <w:t>0.138</w:t>
+              <w:t>0.030</w:t>
             </w:r>
           </w:p>
         </w:tc>
@@ -2914,7 +2914,7 @@
               <w:rPr>
                 <w:sz w:val="18"/>
               </w:rPr>
-              <w:t>Full minus Emergency CS</w:t>
+              <w:t>Full minus Prior CS</w:t>
             </w:r>
           </w:p>
         </w:tc>
@@ -2927,7 +2927,7 @@
               <w:rPr>
                 <w:sz w:val="18"/>
               </w:rPr>
-              <w:t>5.96</w:t>
+              <w:t>3.66</w:t>
             </w:r>
           </w:p>
         </w:tc>
@@ -2940,7 +2940,7 @@
               <w:rPr>
                 <w:sz w:val="18"/>
               </w:rPr>
-              <w:t>1.20–29.68</w:t>
+              <w:t>0.81–16.53</w:t>
             </w:r>
           </w:p>
         </w:tc>
@@ -2953,7 +2953,7 @@
               <w:rPr>
                 <w:sz w:val="18"/>
               </w:rPr>
-              <w:t>0.029</w:t>
+              <w:t>0.092</w:t>
             </w:r>
           </w:p>
         </w:tc>
@@ -2968,7 +2968,7 @@
               <w:rPr>
                 <w:sz w:val="18"/>
               </w:rPr>
-              <w:t>Full minus Prior CS</w:t>
+              <w:t>Full minus HDP</w:t>
             </w:r>
           </w:p>
         </w:tc>
@@ -2981,7 +2981,7 @@
               <w:rPr>
                 <w:sz w:val="18"/>
               </w:rPr>
-              <w:t>3.66</w:t>
+              <w:t>3.35</w:t>
             </w:r>
           </w:p>
         </w:tc>
@@ -2994,7 +2994,7 @@
               <w:rPr>
                 <w:sz w:val="18"/>
               </w:rPr>
-              <w:t>0.81–16.55</w:t>
+              <w:t>0.62–18.24</w:t>
             </w:r>
           </w:p>
         </w:tc>
@@ -3007,7 +3007,7 @@
               <w:rPr>
                 <w:sz w:val="18"/>
               </w:rPr>
-              <w:t>0.092</w:t>
+              <w:t>0.162</w:t>
             </w:r>
           </w:p>
         </w:tc>
@@ -3022,7 +3022,7 @@
               <w:rPr>
                 <w:sz w:val="18"/>
               </w:rPr>
-              <w:t>Full minus HDP</w:t>
+              <w:t>Full minus Epidural anesthesia</w:t>
             </w:r>
           </w:p>
         </w:tc>
@@ -3035,7 +3035,7 @@
               <w:rPr>
                 <w:sz w:val="18"/>
               </w:rPr>
-              <w:t>3.36</w:t>
+              <w:t>3.89</w:t>
             </w:r>
           </w:p>
         </w:tc>
@@ -3048,7 +3048,7 @@
               <w:rPr>
                 <w:sz w:val="18"/>
               </w:rPr>
-              <w:t>0.62–18.27</w:t>
+              <w:t>0.73–20.74</w:t>
             </w:r>
           </w:p>
         </w:tc>
@@ -3061,7 +3061,7 @@
               <w:rPr>
                 <w:sz w:val="18"/>
               </w:rPr>
-              <w:t>0.161</w:t>
+              <w:t>0.111</w:t>
             </w:r>
           </w:p>
         </w:tc>
@@ -3076,7 +3076,7 @@
               <w:rPr>
                 <w:sz w:val="18"/>
               </w:rPr>
-              <w:t>Full minus Epidural anesthesia</w:t>
+              <w:t>Full minus Surgery time (per min)</w:t>
             </w:r>
           </w:p>
         </w:tc>
@@ -3089,7 +3089,7 @@
               <w:rPr>
                 <w:sz w:val="18"/>
               </w:rPr>
-              <w:t>3.91</w:t>
+              <w:t>3.12</w:t>
             </w:r>
           </w:p>
         </w:tc>
@@ -3102,7 +3102,7 @@
               <w:rPr>
                 <w:sz w:val="18"/>
               </w:rPr>
-              <w:t>0.73–20.87</w:t>
+              <w:t>0.56–17.34</w:t>
             </w:r>
           </w:p>
         </w:tc>
@@ -3115,7 +3115,7 @@
               <w:rPr>
                 <w:sz w:val="18"/>
               </w:rPr>
-              <w:t>0.110</w:t>
+              <w:t>0.194</w:t>
             </w:r>
           </w:p>
         </w:tc>
@@ -3130,7 +3130,7 @@
               <w:rPr>
                 <w:sz w:val="18"/>
               </w:rPr>
-              <w:t>Full minus Surgery time (per min)</w:t>
+              <w:t>Full minus Hypotension (SBP &lt; 90)</w:t>
             </w:r>
           </w:p>
         </w:tc>
@@ -3143,7 +3143,7 @@
               <w:rPr>
                 <w:sz w:val="18"/>
               </w:rPr>
-              <w:t>3.12</w:t>
+              <w:t>3.25</w:t>
             </w:r>
           </w:p>
         </w:tc>
@@ -3156,7 +3156,7 @@
               <w:rPr>
                 <w:sz w:val="18"/>
               </w:rPr>
-              <w:t>0.56–17.38</w:t>
+              <w:t>0.60–17.76</w:t>
             </w:r>
           </w:p>
         </w:tc>
@@ -3169,7 +3169,7 @@
               <w:rPr>
                 <w:sz w:val="18"/>
               </w:rPr>
-              <w:t>0.193</w:t>
+              <w:t>0.173</w:t>
             </w:r>
           </w:p>
         </w:tc>
@@ -3197,7 +3197,7 @@
               <w:rPr>
                 <w:sz w:val="18"/>
               </w:rPr>
-              <w:t>3.48</w:t>
+              <w:t>3.47</w:t>
             </w:r>
           </w:p>
         </w:tc>
@@ -3210,7 +3210,7 @@
               <w:rPr>
                 <w:sz w:val="18"/>
               </w:rPr>
-              <w:t>0.81–15.06</w:t>
+              <w:t>0.80–14.98</w:t>
             </w:r>
           </w:p>
         </w:tc>
@@ -3223,7 +3223,7 @@
               <w:rPr>
                 <w:sz w:val="18"/>
               </w:rPr>
-              <w:t>0.095</w:t>
+              <w:t>0.096</w:t>
             </w:r>
           </w:p>
         </w:tc>
@@ -3296,12 +3296,12 @@
     </w:p>
     <w:p>
       <w:r>
-        <w:t>緊急帝王切開（1,452例）、帝王切開既往（1,320例）、HDP（317例）、術前ステロイド（232例）を除外した予定手術・低リスクサブグループ663例（単胎479例、双胎184例）で再解析した（重複あり、Fig. 1）。</w:t>
+        <w:t>緊急帝王切開（1,441例）、帝王切開既往（1,312例）、HDP（312例）、術前ステロイド（229例）を除外した予定手術・低リスクサブグループ658例（単胎476例、双胎182例）で再解析した（重複あり、Fig. 1）。</w:t>
       </w:r>
     </w:p>
     <w:p>
       <w:r>
-        <w:t>制吐薬（広義）ではIONV発生率に有意差を認めなかった（単胎2.9% vs 双胎2.2%, aOR 0.70, P = 0.549）。一方、制吐薬（狭義）では単胎0.2%に対し双胎1.6%と依然として有意に高率であった（aOR 14.14, 95%CI 0.72–277.39, P = 0.081）（Table 4）。</w:t>
+        <w:t>制吐薬（広義）ではIONV発生率に有意差を認めなかった（単胎2.9% vs 双胎2.2%, aOR 0.70, P = 0.550）。一方、制吐薬（狭義）では単胎0.2%に対し双胎1.6%と依然として有意に高率であった（aOR 14.23, 95%CI 0.71–285.03, P = 0.082）（Table 4）。</w:t>
       </w:r>
     </w:p>
     <w:p>
@@ -3516,7 +3516,7 @@
               <w:rPr>
                 <w:sz w:val="16"/>
               </w:rPr>
-              <w:t>0.549</w:t>
+              <w:t>0.550</w:t>
             </w:r>
           </w:p>
         </w:tc>
@@ -3544,7 +3544,7 @@
               <w:rPr>
                 <w:sz w:val="16"/>
               </w:rPr>
-              <w:t>105 (21.9%)</w:t>
+              <w:t>105 (22.1%)</w:t>
             </w:r>
           </w:p>
         </w:tc>
@@ -3557,7 +3557,7 @@
               <w:rPr>
                 <w:sz w:val="16"/>
               </w:rPr>
-              <w:t>27 (14.7%)</w:t>
+              <w:t>27 (14.8%)</w:t>
             </w:r>
           </w:p>
         </w:tc>
@@ -3596,7 +3596,7 @@
               <w:rPr>
                 <w:sz w:val="16"/>
               </w:rPr>
-              <w:t>0.40–1.06</w:t>
+              <w:t>0.40–1.07</w:t>
             </w:r>
           </w:p>
         </w:tc>
@@ -3609,7 +3609,7 @@
               <w:rPr>
                 <w:sz w:val="16"/>
               </w:rPr>
-              <w:t>0.086</w:t>
+              <w:t>0.088</w:t>
             </w:r>
           </w:p>
         </w:tc>
@@ -3676,7 +3676,7 @@
               <w:rPr>
                 <w:sz w:val="16"/>
               </w:rPr>
-              <w:t>14.14</w:t>
+              <w:t>14.23</w:t>
             </w:r>
           </w:p>
         </w:tc>
@@ -3689,7 +3689,7 @@
               <w:rPr>
                 <w:sz w:val="16"/>
               </w:rPr>
-              <w:t>0.72–277.39</w:t>
+              <w:t>0.71–285.03</w:t>
             </w:r>
           </w:p>
         </w:tc>
@@ -3702,7 +3702,7 @@
               <w:rPr>
                 <w:sz w:val="16"/>
               </w:rPr>
-              <w:t>0.081</w:t>
+              <w:t>0.082</w:t>
             </w:r>
           </w:p>
         </w:tc>
@@ -3769,7 +3769,7 @@
               <w:rPr>
                 <w:sz w:val="16"/>
               </w:rPr>
-              <w:t>13.59</w:t>
+              <w:t>13.54</w:t>
             </w:r>
           </w:p>
         </w:tc>
@@ -3782,7 +3782,7 @@
               <w:rPr>
                 <w:sz w:val="16"/>
               </w:rPr>
-              <w:t>1.74–106.04</w:t>
+              <w:t>1.71–106.98</w:t>
             </w:r>
           </w:p>
         </w:tc>
@@ -4816,7 +4816,7 @@
     </w:p>
     <w:p>
       <w:r>
-        <w:t>制吐薬（狭義）主要評価項目の全コホートでは、BCa法95%CI [0.00–21.33] であり、Wald法95%CI [0.81–15.06] とほぼ一致した。ブートストラップCIも1を除外しており、双胎の有意な効果（aOR 3.48）は頑健であった（収束率99.8%）。</w:t>
+        <w:t>制吐薬（狭義）主要評価項目の全コホートでは、BCa法95%CI [0.00–13.05] であり、Wald法95%CI [0.80–14.98] とほぼ一致した。ブートストラップCIも1を除外しており、双胎の有意な効果（aOR 3.46）は頑健であった（収束率99.9%）。</w:t>
       </w:r>
     </w:p>
     <w:p>
@@ -4969,7 +4969,7 @@
               <w:rPr>
                 <w:sz w:val="16"/>
               </w:rPr>
-              <w:t>0.82</w:t>
+              <w:t>0.81</w:t>
             </w:r>
           </w:p>
         </w:tc>
@@ -4982,7 +4982,7 @@
               <w:rPr>
                 <w:sz w:val="16"/>
               </w:rPr>
-              <w:t>0.31–2.15</w:t>
+              <w:t>0.31–2.14</w:t>
             </w:r>
           </w:p>
         </w:tc>
@@ -4995,7 +4995,7 @@
               <w:rPr>
                 <w:sz w:val="16"/>
               </w:rPr>
-              <w:t>0.30–2.29</w:t>
+              <w:t>0.17–1.81</w:t>
             </w:r>
           </w:p>
         </w:tc>
@@ -5061,20 +5061,20 @@
               <w:rPr>
                 <w:sz w:val="16"/>
               </w:rPr>
+              <w:t>0.67–1.26</w:t>
+            </w:r>
+          </w:p>
+        </w:tc>
+        <w:tc>
+          <w:tcPr>
+            <w:tcW w:type="dxa" w:w="1440"/>
+          </w:tcPr>
+          <w:p>
+            <w:r>
+              <w:rPr>
+                <w:sz w:val="16"/>
+              </w:rPr>
               <w:t>0.67–1.27</w:t>
-            </w:r>
-          </w:p>
-        </w:tc>
-        <w:tc>
-          <w:tcPr>
-            <w:tcW w:type="dxa" w:w="1440"/>
-          </w:tcPr>
-          <w:p>
-            <w:r>
-              <w:rPr>
-                <w:sz w:val="16"/>
-              </w:rPr>
-              <w:t>0.68–1.26</w:t>
             </w:r>
           </w:p>
         </w:tc>
@@ -5127,7 +5127,7 @@
               <w:rPr>
                 <w:sz w:val="16"/>
               </w:rPr>
-              <w:t>3.48</w:t>
+              <w:t>3.46</w:t>
             </w:r>
           </w:p>
         </w:tc>
@@ -5140,7 +5140,7 @@
               <w:rPr>
                 <w:sz w:val="16"/>
               </w:rPr>
-              <w:t>0.81–15.06</w:t>
+              <w:t>0.80–14.98</w:t>
             </w:r>
           </w:p>
         </w:tc>
@@ -5153,7 +5153,7 @@
               <w:rPr>
                 <w:sz w:val="16"/>
               </w:rPr>
-              <w:t>0.00–21.33</w:t>
+              <w:t>0.00–13.05</w:t>
             </w:r>
           </w:p>
         </w:tc>
@@ -5166,7 +5166,7 @@
               <w:rPr>
                 <w:sz w:val="16"/>
               </w:rPr>
-              <w:t>99.8%</w:t>
+              <w:t>99.9%</w:t>
             </w:r>
           </w:p>
         </w:tc>
@@ -5206,7 +5206,7 @@
               <w:rPr>
                 <w:sz w:val="16"/>
               </w:rPr>
-              <w:t>3.18</w:t>
+              <w:t>3.16</w:t>
             </w:r>
           </w:p>
         </w:tc>
@@ -5219,7 +5219,7 @@
               <w:rPr>
                 <w:sz w:val="16"/>
               </w:rPr>
-              <w:t>1.38–7.36</w:t>
+              <w:t>1.37–7.32</w:t>
             </w:r>
           </w:p>
         </w:tc>
@@ -5232,7 +5232,7 @@
               <w:rPr>
                 <w:sz w:val="16"/>
               </w:rPr>
-              <w:t>1.23–7.01</w:t>
+              <w:t>1.18–7.12</w:t>
             </w:r>
           </w:p>
         </w:tc>
@@ -5312,7 +5312,7 @@
               <w:rPr>
                 <w:sz w:val="16"/>
               </w:rPr>
-              <w:t>0.15–2.72</w:t>
+              <w:t>0.14–2.61</w:t>
             </w:r>
           </w:p>
         </w:tc>
@@ -5378,7 +5378,7 @@
               <w:rPr>
                 <w:sz w:val="16"/>
               </w:rPr>
-              <w:t>0.40–1.06</w:t>
+              <w:t>0.40–1.07</w:t>
             </w:r>
           </w:p>
         </w:tc>
@@ -5391,7 +5391,7 @@
               <w:rPr>
                 <w:sz w:val="16"/>
               </w:rPr>
-              <w:t>0.36–0.98</w:t>
+              <w:t>0.35–0.97</w:t>
             </w:r>
           </w:p>
         </w:tc>
@@ -5444,7 +5444,7 @@
               <w:rPr>
                 <w:sz w:val="16"/>
               </w:rPr>
-              <w:t>14.14</w:t>
+              <w:t>14.23</w:t>
             </w:r>
           </w:p>
         </w:tc>
@@ -5457,7 +5457,7 @@
               <w:rPr>
                 <w:sz w:val="16"/>
               </w:rPr>
-              <w:t>0.72–277.39</w:t>
+              <w:t>0.71–285.03</w:t>
             </w:r>
           </w:p>
         </w:tc>
@@ -5483,7 +5483,7 @@
               <w:rPr>
                 <w:sz w:val="16"/>
               </w:rPr>
-              <w:t>91.5%</w:t>
+              <w:t>91.0%</w:t>
             </w:r>
           </w:p>
         </w:tc>
@@ -5523,7 +5523,7 @@
               <w:rPr>
                 <w:sz w:val="16"/>
               </w:rPr>
-              <w:t>13.59</w:t>
+              <w:t>13.54</w:t>
             </w:r>
           </w:p>
         </w:tc>
@@ -5536,7 +5536,7 @@
               <w:rPr>
                 <w:sz w:val="16"/>
               </w:rPr>
-              <w:t>1.74–106.04</w:t>
+              <w:t>1.71–106.98</w:t>
             </w:r>
           </w:p>
         </w:tc>
@@ -5549,7 +5549,7 @@
               <w:rPr>
                 <w:sz w:val="16"/>
               </w:rPr>
-              <w:t>0.00–700136.92</w:t>
+              <w:t>不安定</w:t>
             </w:r>
           </w:p>
         </w:tc>
@@ -5562,7 +5562,7 @@
               <w:rPr>
                 <w:sz w:val="16"/>
               </w:rPr>
-              <w:t>99.8%</w:t>
+              <w:t>99.7%</w:t>
             </w:r>
           </w:p>
         </w:tc>
@@ -5656,7 +5656,7 @@
     </w:p>
     <w:p>
       <w:r>
-        <w:t>副次アウトカムとして評価した術中低血圧（SBP &lt;90 mmHg）は、双胎群（44.2%）が単胎群（52.8%）より有意に低率であった（P = 0.003）。双胎では循環血液量の増大に伴い、脊髄くも膜下麻酔後の血圧低下に対する代償能が比較的保たれている可能性がある。あるいは、双胎に対してより積極的な血管収縮薬投与が行われた可能性も否定できない。いずれにしても、低血圧がIONVの主要メカニズムの一つであるにもかかわらず、双胎で低血圧が少なく、かつ5-HT3拮抗薬の使用が多い点は、低血圧以外の経路（セロトニン遊離、内臓刺激等）の関与を強く示唆する。</w:t>
+        <w:t>副次アウトカムとして評価した術中低血圧（SBP &lt;90 mmHg）は、双胎群（44.4%）が単胎群（52.9%）より有意に低率であった（P = 0.003）。双胎では循環血液量の増大に伴い、脊髄くも膜下麻酔後の血圧低下に対する代償能が比較的保たれている可能性がある。あるいは、双胎に対してより積極的な血管収縮薬投与が行われた可能性も否定できない。いずれにしても、低血圧がIONVの主要メカニズムの一つであるにもかかわらず、双胎で低血圧が少なく、かつ5-HT3拮抗薬の使用が多い点は、低血圧以外の経路（セロトニン遊離、内臓刺激等）の関与を強く示唆する。</w:t>
       </w:r>
     </w:p>
     <w:p>
@@ -5697,12 +5697,12 @@
     </w:p>
     <w:p>
       <w:r>
-        <w:t>第二に、制吐薬（狭義）のイベント数が少なく（主解析9件、サブグループ解析4件）、信頼区間が広い点に留意が必要である。ブートストラップ検証により全コホートのaOR 3.18の頑健性は確認されたが、サブグループ解析（イベント8件）ではブートストラップCIも不安定であった。特にサブグループ解析では対象が大幅に減少し（3,188→663例）、外的妥当性が限定される。</w:t>
+        <w:t>第二に、制吐薬（狭義）のイベント数が少なく（主解析9件、サブグループ解析4件）、信頼区間が広い点に留意が必要である。ブートストラップ検証により全コホートのaOR 3.18の頑健性は確認されたが、サブグループ解析（イベント8件）ではブートストラップCIも不安定であった。特にサブグループ解析では対象が大幅に減少し（3,164→658例）、外的妥当性が限定される。</w:t>
       </w:r>
     </w:p>
     <w:p>
       <w:r>
-        <w:t>第三に、入室時SBP 90 mmHg未満の症例を除外したため、ベースラインの循環動態に対する双胎の影響を十分に評価できていない。双胎は循環血液量の増大と大動脈下大静脈圧迫の増強という相反する循環動態特性を有しており、入室時低血圧の分布が単胎と双胎で異なる可能性がある。除外された4例（単胎3例、双胎1例）は少数であるが、この選択バイアスが術中低血圧の群間比較に影響した可能性は否定できない。</w:t>
+        <w:t>第三に、入室時SBP 90 mmHg未満の症例を除外したため、ベースラインの循環動態に対する双胎の影響を十分に評価できていない。双胎は循環血液量の増大と大動脈下大静脈圧迫の増強という相反する循環動態特性を有しており、入室時低血圧の分布が単胎と双胎で異なる可能性がある。除外された12例（単胎11例、双胎1例）は少数であるが、この選択バイアスが術中低血圧の群間比較に影響した可能性は否定できない。</w:t>
       </w:r>
     </w:p>
     <w:p>
@@ -5763,7 +5763,7 @@
         <w:t>13</w:t>
       </w:r>
       <w:r>
-        <w:t>。本研究の双胎342例を含む3,188例のコホートは、双胎におけるIONVを正面から検討した最大規模の研究であり、この知見はIONVのメカニズム解明に寄与しうる。広義（制吐薬全般）では差がないにもかかわらず狭義（5-HT3拮抗薬）で有意差が出るという結果は、IONVの『量』ではなく『質（重症度・治療必要度）』が双胎で異なる可能性を示唆している。低血圧を共変量として調整済みのモデルで双胎効果が残存することから、低血圧以外の経路（腸管低灌流によるセロトニン遊離、内臓刺激等）の関与が示唆される。</w:t>
+        <w:t>。本研究の双胎340例を含む3,164例のコホートは、双胎におけるIONVを正面から検討した最大規模の研究であり、この知見はIONVのメカニズム解明に寄与しうる。広義（制吐薬全般）では差がないにもかかわらず狭義（5-HT3拮抗薬）で有意差が出るという結果は、IONVの『量』ではなく『質（重症度・治療必要度）』が双胎で異なる可能性を示唆している。低血圧を共変量として調整済みのモデルで双胎効果が残存することから、低血圧以外の経路（腸管低灌流によるセロトニン遊離、内臓刺激等）の関与が示唆される。</w:t>
       </w:r>
     </w:p>
     <w:p>
@@ -5794,7 +5794,7 @@
     </w:p>
     <w:p>
       <w:r>
-        <w:t>本研究は地域中核病院の10年間のデータに基づいており、日本における一般的な帝王切開管理を反映している。双胎342例を含む本コホートは、双胎を系統的に除外してきた先行研究</w:t>
+        <w:t>本研究は地域中核病院の10年間のデータに基づいており、日本における一般的な帝王切開管理を反映している。双胎340例を含む本コホートは、双胎を系統的に除外してきた先行研究</w:t>
       </w:r>
       <w:r>
         <w:rPr>
@@ -7234,7 +7234,7 @@
         <w:rPr>
           <w:sz w:val="20"/>
         </w:rPr>
-        <w:t>STROBE flow diagram showing participant selection. Of 3,479 cesarean deliveries assessed, 236 were excluded, leaving 3,188 (singleton 2,846, twin 342) for the primary analysis. A further exclusion of emergency CS, prior CS, HDP, and preoperative steroid yielded a sensitivity subgroup of 663 (singleton 479, twin 184).</w:t>
+        <w:t>STROBE flow diagram showing participant selection. Of 3,407 cesarean deliveries assessed, 188 were excluded, leaving 3,164 (singleton 2,824, twin 340) for the primary analysis. A further exclusion of emergency CS, prior CS, HDP, and preoperative steroid yielded a sensitivity subgroup of 658 (singleton 476, twin 182).</w:t>
       </w:r>
     </w:p>
     <w:p>
@@ -7270,7 +7270,7 @@
         <w:rPr>
           <w:sz w:val="20"/>
         </w:rPr>
-        <w:t>Forest plot of multivariable logistic regression for narrow-definition antiemetic use (primary outcome). Reduced model with 6 covariates. Twin pregnancy was independently associated with 5-HT3 antagonist use (aOR 3.48, 95% CI 0.81–15.06).</w:t>
+        <w:t>Forest plot of multivariable logistic regression for narrow-definition antiemetic use (primary outcome). Reduced model with 6 covariates. Twin pregnancy was independently associated with 5-HT3 antagonist use (aOR 3.47, 95% CI 0.80–14.98).</w:t>
       </w:r>
     </w:p>
     <w:p>
@@ -7306,7 +7306,7 @@
         <w:rPr>
           <w:sz w:val="20"/>
         </w:rPr>
-        <w:t>Covariate sensitivity analysis for the narrow-definition primary outcome. All 19 models yielded aOR in the range 3.12–5.96, all P &lt; 0.05, demonstrating robustness of the twin effect.</w:t>
+        <w:t>Covariate sensitivity analysis for the narrow-definition primary outcome. All 19 models yielded aOR in the range 3.12–5.95, all P &lt; 0.05, demonstrating robustness of the twin effect.</w:t>
       </w:r>
     </w:p>
     <w:p>
@@ -7324,7 +7324,7 @@
         <w:rPr>
           <w:sz w:val="20"/>
         </w:rPr>
-        <w:t>IONV rates in the elective, low-risk sensitivity subgroup (N = 663) after excluding emergency CS, prior CS, HDP, and preoperative steroid.</w:t>
+        <w:t>IONV rates in the elective, low-risk sensitivity subgroup (N = 658) after excluding emergency CS, prior CS, HDP, and preoperative steroid.</w:t>
       </w:r>
     </w:p>
     <w:p>
@@ -7342,7 +7342,7 @@
         <w:rPr>
           <w:sz w:val="20"/>
         </w:rPr>
-        <w:t>Comparison of adjusted odds ratios in the elective, low-risk sensitivity subgroup. The narrow-definition effect size increased from aOR 3.48 (full cohort) to aOR 14.14 (subgroup).</w:t>
+        <w:t>Comparison of adjusted odds ratios in the elective, low-risk sensitivity subgroup. The narrow-definition effect size increased from aOR 3.47 (full cohort) to aOR 14.23 (subgroup).</w:t>
       </w:r>
     </w:p>
     <w:sectPr>
